--- a/themes/theme-7/Тема 7 — врачу 21.10.2026.docx
+++ b/themes/theme-7/Тема 7 — врачу 21.10.2026.docx
@@ -125,12 +125,12 @@
         <w:t xml:space="preserve"> </w:t>
       </w:r>
       <w:r>
-        <w:t xml:space="preserve">Добавлено: в российской инструкции к «Отривину» (ксилометазолин) — «не следует применять в период беременности».</w:t>
+        <w:t xml:space="preserve">Добавлено, что говорят российские инструкции: ксилометазолин («Отривин») — «не следует применять в период беременности», нафазолин («Нафтизин») — «не рекомендуется», оксиметазолин («Називин») — «только после тщательной оценки соотношения риска и пользы»; MotherToBaby — по оксиметазолину риск пороков в рекомендуемых дозах не повышен. Вывод в тексте: если солевого раствора не хватает, спросить врача об оксиметазолине, курсом на несколько дней. Согласны ли вы с этим выводом?</w:t>
       </w:r>
     </w:p>
     <w:bookmarkEnd w:id="20"/>
     <w:bookmarkEnd w:id="21"/>
-    <w:bookmarkStart w:id="86" w:name="Xc2731f0fe8360a17d7a0b45344cc558f1222a4e"/>
+    <w:bookmarkStart w:id="89" w:name="Xc2731f0fe8360a17d7a0b45344cc558f1222a4e"/>
     <w:p>
       <w:pPr>
         <w:pStyle w:val="Heading1"/>
@@ -1181,7 +1181,59 @@
         <w:pStyle w:val="BodyText"/>
       </w:pPr>
       <w:r>
-        <w:t xml:space="preserve">Именно с каплями и связана главная ловушка. Сосудосуживающие средства от насморка при беременности относят к нежелательным — как и средства от кашля с гвайфенезином. В российской инструкции к «Отривину» (ксилометазолин) сказано прямо: при беременности препарат применять не следует. Сам перечень и оговорка о том, что составлен он для американской аптеки, — в разделе 7.6 «Безрецептурные средства: почему „без рецепта” не значит „разрешено”».</w:t>
+        <w:t xml:space="preserve">Именно с каплями и связана главная ловушка. Сосудосуживающие средства от насморка при беременности относят к нежелательным — как и средства от кашля с гвайфенезином. Сам перечень и оговорка о том, что составлен он для американской аптеки, — в разделе 7.6 «Безрецептурные средства: почему „без рецепта” не значит „разрешено”».</w:t>
+      </w:r>
+    </w:p>
+    <w:p>
+      <w:pPr>
+        <w:pStyle w:val="BodyText"/>
+      </w:pPr>
+      <w:r>
+        <w:t xml:space="preserve">Российские инструкции к разным сосудосуживающим веществам говорят о беременности разное, поэтому смотреть нужно на действующее вещество в составе:</w:t>
+      </w:r>
+    </w:p>
+    <w:p>
+      <w:pPr>
+        <w:numPr>
+          <w:ilvl w:val="0"/>
+          <w:numId w:val="1003"/>
+        </w:numPr>
+        <w:pStyle w:val="Compact"/>
+      </w:pPr>
+      <w:r>
+        <w:t xml:space="preserve">ксилометазолин — в инструкции к «Отривину»: «не следует применять в период беременности»;</w:t>
+      </w:r>
+    </w:p>
+    <w:p>
+      <w:pPr>
+        <w:numPr>
+          <w:ilvl w:val="0"/>
+          <w:numId w:val="1003"/>
+        </w:numPr>
+        <w:pStyle w:val="Compact"/>
+      </w:pPr>
+      <w:r>
+        <w:t xml:space="preserve">нафазолин — в инструкции к «Нафтизину»: «не рекомендуется применение препарата при беременности»;</w:t>
+      </w:r>
+    </w:p>
+    <w:p>
+      <w:pPr>
+        <w:numPr>
+          <w:ilvl w:val="0"/>
+          <w:numId w:val="1003"/>
+        </w:numPr>
+        <w:pStyle w:val="Compact"/>
+      </w:pPr>
+      <w:r>
+        <w:t xml:space="preserve">оксиметазолин — в инструкции к «Називину» беременность не противопоказание, но применять его можно «только после тщательной оценки соотношения риска и пользы для матери и плода» и не превышая рекомендуемую дозу.</w:t>
+      </w:r>
+    </w:p>
+    <w:p>
+      <w:pPr>
+        <w:pStyle w:val="FirstParagraph"/>
+      </w:pPr>
+      <w:r>
+        <w:t xml:space="preserve">По оксиметазолину есть и данные: американская тератологическая служба MotherToBaby пишет, что исследования не указывают на повышение риска пороков развития при рекомендуемых дозах, а в организм попадает очень мало вещества. Поэтому, если солевого раствора (о нём ниже) не хватает, спросите врача об оксиметазолине. Даже с согласия врача это средство на несколько дней — почему, сказано дальше.</w:t>
       </w:r>
     </w:p>
     <w:p>
@@ -1319,7 +1371,7 @@
       <w:pPr>
         <w:numPr>
           <w:ilvl w:val="0"/>
-          <w:numId w:val="1003"/>
+          <w:numId w:val="1004"/>
         </w:numPr>
         <w:pStyle w:val="Compact"/>
       </w:pPr>
@@ -1331,7 +1383,7 @@
       <w:pPr>
         <w:numPr>
           <w:ilvl w:val="0"/>
-          <w:numId w:val="1003"/>
+          <w:numId w:val="1004"/>
         </w:numPr>
         <w:pStyle w:val="Compact"/>
       </w:pPr>
@@ -1343,7 +1395,7 @@
       <w:pPr>
         <w:numPr>
           <w:ilvl w:val="0"/>
-          <w:numId w:val="1003"/>
+          <w:numId w:val="1004"/>
         </w:numPr>
         <w:pStyle w:val="Compact"/>
       </w:pPr>
@@ -1355,7 +1407,7 @@
       <w:pPr>
         <w:numPr>
           <w:ilvl w:val="0"/>
-          <w:numId w:val="1003"/>
+          <w:numId w:val="1004"/>
         </w:numPr>
         <w:pStyle w:val="Compact"/>
       </w:pPr>
@@ -1393,7 +1445,7 @@
       <w:pPr>
         <w:numPr>
           <w:ilvl w:val="0"/>
-          <w:numId w:val="1004"/>
+          <w:numId w:val="1005"/>
         </w:numPr>
         <w:pStyle w:val="Compact"/>
       </w:pPr>
@@ -1405,7 +1457,7 @@
       <w:pPr>
         <w:numPr>
           <w:ilvl w:val="0"/>
-          <w:numId w:val="1004"/>
+          <w:numId w:val="1005"/>
         </w:numPr>
         <w:pStyle w:val="Compact"/>
       </w:pPr>
@@ -1417,7 +1469,7 @@
       <w:pPr>
         <w:numPr>
           <w:ilvl w:val="0"/>
-          <w:numId w:val="1004"/>
+          <w:numId w:val="1005"/>
         </w:numPr>
         <w:pStyle w:val="Compact"/>
       </w:pPr>
@@ -1529,7 +1581,7 @@
       <w:pPr>
         <w:numPr>
           <w:ilvl w:val="0"/>
-          <w:numId w:val="1005"/>
+          <w:numId w:val="1006"/>
         </w:numPr>
         <w:pStyle w:val="Compact"/>
       </w:pPr>
@@ -1541,7 +1593,7 @@
       <w:pPr>
         <w:numPr>
           <w:ilvl w:val="0"/>
-          <w:numId w:val="1005"/>
+          <w:numId w:val="1006"/>
         </w:numPr>
         <w:pStyle w:val="Compact"/>
       </w:pPr>
@@ -1553,7 +1605,7 @@
       <w:pPr>
         <w:numPr>
           <w:ilvl w:val="0"/>
-          <w:numId w:val="1005"/>
+          <w:numId w:val="1006"/>
         </w:numPr>
         <w:pStyle w:val="Compact"/>
       </w:pPr>
@@ -1757,7 +1809,7 @@
       <w:pPr>
         <w:numPr>
           <w:ilvl w:val="0"/>
-          <w:numId w:val="1006"/>
+          <w:numId w:val="1007"/>
         </w:numPr>
         <w:pStyle w:val="Compact"/>
       </w:pPr>
@@ -1779,7 +1831,7 @@
       <w:pPr>
         <w:numPr>
           <w:ilvl w:val="0"/>
-          <w:numId w:val="1006"/>
+          <w:numId w:val="1007"/>
         </w:numPr>
         <w:pStyle w:val="Compact"/>
       </w:pPr>
@@ -1801,7 +1853,7 @@
       <w:pPr>
         <w:numPr>
           <w:ilvl w:val="0"/>
-          <w:numId w:val="1006"/>
+          <w:numId w:val="1007"/>
         </w:numPr>
         <w:pStyle w:val="Compact"/>
       </w:pPr>
@@ -1823,7 +1875,7 @@
       <w:pPr>
         <w:numPr>
           <w:ilvl w:val="0"/>
-          <w:numId w:val="1006"/>
+          <w:numId w:val="1007"/>
         </w:numPr>
         <w:pStyle w:val="Compact"/>
       </w:pPr>
@@ -1845,7 +1897,7 @@
       <w:pPr>
         <w:numPr>
           <w:ilvl w:val="0"/>
-          <w:numId w:val="1006"/>
+          <w:numId w:val="1007"/>
         </w:numPr>
         <w:pStyle w:val="Compact"/>
       </w:pPr>
@@ -1867,7 +1919,7 @@
       <w:pPr>
         <w:numPr>
           <w:ilvl w:val="0"/>
-          <w:numId w:val="1006"/>
+          <w:numId w:val="1007"/>
         </w:numPr>
         <w:pStyle w:val="Compact"/>
       </w:pPr>
@@ -1910,7 +1962,7 @@
       <w:pPr>
         <w:numPr>
           <w:ilvl w:val="0"/>
-          <w:numId w:val="1007"/>
+          <w:numId w:val="1008"/>
         </w:numPr>
         <w:pStyle w:val="Compact"/>
       </w:pPr>
@@ -1922,7 +1974,7 @@
       <w:pPr>
         <w:numPr>
           <w:ilvl w:val="0"/>
-          <w:numId w:val="1007"/>
+          <w:numId w:val="1008"/>
         </w:numPr>
         <w:pStyle w:val="Compact"/>
       </w:pPr>
@@ -1934,7 +1986,7 @@
       <w:pPr>
         <w:numPr>
           <w:ilvl w:val="0"/>
-          <w:numId w:val="1007"/>
+          <w:numId w:val="1008"/>
         </w:numPr>
         <w:pStyle w:val="Compact"/>
       </w:pPr>
@@ -2016,7 +2068,7 @@
       <w:pPr>
         <w:numPr>
           <w:ilvl w:val="0"/>
-          <w:numId w:val="1008"/>
+          <w:numId w:val="1009"/>
         </w:numPr>
         <w:pStyle w:val="Compact"/>
       </w:pPr>
@@ -2038,7 +2090,7 @@
       <w:pPr>
         <w:numPr>
           <w:ilvl w:val="0"/>
-          <w:numId w:val="1008"/>
+          <w:numId w:val="1009"/>
         </w:numPr>
         <w:pStyle w:val="Compact"/>
       </w:pPr>
@@ -2060,7 +2112,7 @@
       <w:pPr>
         <w:numPr>
           <w:ilvl w:val="0"/>
-          <w:numId w:val="1008"/>
+          <w:numId w:val="1009"/>
         </w:numPr>
         <w:pStyle w:val="Compact"/>
       </w:pPr>
@@ -2110,7 +2162,7 @@
       <w:pPr>
         <w:numPr>
           <w:ilvl w:val="0"/>
-          <w:numId w:val="1009"/>
+          <w:numId w:val="1010"/>
         </w:numPr>
         <w:pStyle w:val="Compact"/>
       </w:pPr>
@@ -2132,7 +2184,7 @@
       <w:pPr>
         <w:numPr>
           <w:ilvl w:val="0"/>
-          <w:numId w:val="1009"/>
+          <w:numId w:val="1010"/>
         </w:numPr>
         <w:pStyle w:val="Compact"/>
       </w:pPr>
@@ -2154,7 +2206,7 @@
       <w:pPr>
         <w:numPr>
           <w:ilvl w:val="0"/>
-          <w:numId w:val="1009"/>
+          <w:numId w:val="1010"/>
         </w:numPr>
         <w:pStyle w:val="Compact"/>
       </w:pPr>
@@ -2176,7 +2228,7 @@
       <w:pPr>
         <w:numPr>
           <w:ilvl w:val="0"/>
-          <w:numId w:val="1009"/>
+          <w:numId w:val="1010"/>
         </w:numPr>
         <w:pStyle w:val="Compact"/>
       </w:pPr>
@@ -2687,7 +2739,7 @@
       <w:pPr>
         <w:numPr>
           <w:ilvl w:val="0"/>
-          <w:numId w:val="1010"/>
+          <w:numId w:val="1011"/>
         </w:numPr>
         <w:pStyle w:val="Compact"/>
       </w:pPr>
@@ -2709,7 +2761,7 @@
       <w:pPr>
         <w:numPr>
           <w:ilvl w:val="0"/>
-          <w:numId w:val="1010"/>
+          <w:numId w:val="1011"/>
         </w:numPr>
         <w:pStyle w:val="Compact"/>
       </w:pPr>
@@ -2731,7 +2783,7 @@
       <w:pPr>
         <w:numPr>
           <w:ilvl w:val="0"/>
-          <w:numId w:val="1010"/>
+          <w:numId w:val="1011"/>
         </w:numPr>
         <w:pStyle w:val="Compact"/>
       </w:pPr>
@@ -2753,7 +2805,7 @@
       <w:pPr>
         <w:numPr>
           <w:ilvl w:val="0"/>
-          <w:numId w:val="1010"/>
+          <w:numId w:val="1011"/>
         </w:numPr>
         <w:pStyle w:val="Compact"/>
       </w:pPr>
@@ -2853,7 +2905,7 @@
       <w:pPr>
         <w:numPr>
           <w:ilvl w:val="0"/>
-          <w:numId w:val="1011"/>
+          <w:numId w:val="1012"/>
         </w:numPr>
         <w:pStyle w:val="Compact"/>
       </w:pPr>
@@ -2865,7 +2917,7 @@
       <w:pPr>
         <w:numPr>
           <w:ilvl w:val="0"/>
-          <w:numId w:val="1011"/>
+          <w:numId w:val="1012"/>
         </w:numPr>
         <w:pStyle w:val="Compact"/>
       </w:pPr>
@@ -2877,7 +2929,7 @@
       <w:pPr>
         <w:numPr>
           <w:ilvl w:val="0"/>
-          <w:numId w:val="1011"/>
+          <w:numId w:val="1012"/>
         </w:numPr>
         <w:pStyle w:val="Compact"/>
       </w:pPr>
@@ -2953,7 +3005,7 @@
       <w:pPr>
         <w:numPr>
           <w:ilvl w:val="0"/>
-          <w:numId w:val="1011"/>
+          <w:numId w:val="1012"/>
         </w:numPr>
         <w:pStyle w:val="Compact"/>
       </w:pPr>
@@ -2965,7 +3017,7 @@
       <w:pPr>
         <w:numPr>
           <w:ilvl w:val="0"/>
-          <w:numId w:val="1011"/>
+          <w:numId w:val="1012"/>
         </w:numPr>
         <w:pStyle w:val="Compact"/>
       </w:pPr>
@@ -3003,7 +3055,7 @@
       <w:pPr>
         <w:numPr>
           <w:ilvl w:val="0"/>
-          <w:numId w:val="1012"/>
+          <w:numId w:val="1013"/>
         </w:numPr>
         <w:pStyle w:val="Compact"/>
       </w:pPr>
@@ -3015,7 +3067,7 @@
       <w:pPr>
         <w:numPr>
           <w:ilvl w:val="0"/>
-          <w:numId w:val="1012"/>
+          <w:numId w:val="1013"/>
         </w:numPr>
         <w:pStyle w:val="Compact"/>
       </w:pPr>
@@ -3027,7 +3079,7 @@
       <w:pPr>
         <w:numPr>
           <w:ilvl w:val="0"/>
-          <w:numId w:val="1012"/>
+          <w:numId w:val="1013"/>
         </w:numPr>
         <w:pStyle w:val="Compact"/>
       </w:pPr>
@@ -3081,7 +3133,7 @@
       <w:pPr>
         <w:numPr>
           <w:ilvl w:val="0"/>
-          <w:numId w:val="1013"/>
+          <w:numId w:val="1014"/>
         </w:numPr>
         <w:pStyle w:val="Compact"/>
       </w:pPr>
@@ -3100,7 +3152,7 @@
       <w:pPr>
         <w:numPr>
           <w:ilvl w:val="0"/>
-          <w:numId w:val="1013"/>
+          <w:numId w:val="1014"/>
         </w:numPr>
         <w:pStyle w:val="Compact"/>
       </w:pPr>
@@ -3122,7 +3174,7 @@
       <w:pPr>
         <w:numPr>
           <w:ilvl w:val="0"/>
-          <w:numId w:val="1013"/>
+          <w:numId w:val="1014"/>
         </w:numPr>
         <w:pStyle w:val="Compact"/>
       </w:pPr>
@@ -3141,7 +3193,7 @@
       <w:pPr>
         <w:numPr>
           <w:ilvl w:val="0"/>
-          <w:numId w:val="1013"/>
+          <w:numId w:val="1014"/>
         </w:numPr>
         <w:pStyle w:val="Compact"/>
       </w:pPr>
@@ -3160,7 +3212,7 @@
       <w:pPr>
         <w:numPr>
           <w:ilvl w:val="0"/>
-          <w:numId w:val="1013"/>
+          <w:numId w:val="1014"/>
         </w:numPr>
         <w:pStyle w:val="Compact"/>
       </w:pPr>
@@ -3208,7 +3260,7 @@
       <w:pPr>
         <w:numPr>
           <w:ilvl w:val="0"/>
-          <w:numId w:val="1014"/>
+          <w:numId w:val="1015"/>
         </w:numPr>
         <w:pStyle w:val="Compact"/>
       </w:pPr>
@@ -3236,7 +3288,7 @@
       <w:pPr>
         <w:numPr>
           <w:ilvl w:val="0"/>
-          <w:numId w:val="1014"/>
+          <w:numId w:val="1015"/>
         </w:numPr>
         <w:pStyle w:val="Compact"/>
       </w:pPr>
@@ -3248,7 +3300,7 @@
       <w:pPr>
         <w:numPr>
           <w:ilvl w:val="0"/>
-          <w:numId w:val="1014"/>
+          <w:numId w:val="1015"/>
         </w:numPr>
         <w:pStyle w:val="Compact"/>
       </w:pPr>
@@ -3260,7 +3312,7 @@
       <w:pPr>
         <w:numPr>
           <w:ilvl w:val="0"/>
-          <w:numId w:val="1014"/>
+          <w:numId w:val="1015"/>
         </w:numPr>
         <w:pStyle w:val="Compact"/>
       </w:pPr>
@@ -3316,7 +3368,7 @@
       <w:pPr>
         <w:numPr>
           <w:ilvl w:val="0"/>
-          <w:numId w:val="1015"/>
+          <w:numId w:val="1016"/>
         </w:numPr>
         <w:pStyle w:val="Compact"/>
       </w:pPr>
@@ -3328,7 +3380,7 @@
       <w:pPr>
         <w:numPr>
           <w:ilvl w:val="0"/>
-          <w:numId w:val="1015"/>
+          <w:numId w:val="1016"/>
         </w:numPr>
         <w:pStyle w:val="Compact"/>
       </w:pPr>
@@ -3340,7 +3392,7 @@
       <w:pPr>
         <w:numPr>
           <w:ilvl w:val="0"/>
-          <w:numId w:val="1015"/>
+          <w:numId w:val="1016"/>
         </w:numPr>
         <w:pStyle w:val="Compact"/>
       </w:pPr>
@@ -3352,7 +3404,7 @@
       <w:pPr>
         <w:numPr>
           <w:ilvl w:val="0"/>
-          <w:numId w:val="1015"/>
+          <w:numId w:val="1016"/>
         </w:numPr>
         <w:pStyle w:val="Compact"/>
       </w:pPr>
@@ -3364,7 +3416,7 @@
       <w:pPr>
         <w:numPr>
           <w:ilvl w:val="0"/>
-          <w:numId w:val="1015"/>
+          <w:numId w:val="1016"/>
         </w:numPr>
         <w:pStyle w:val="Compact"/>
       </w:pPr>
@@ -3376,7 +3428,7 @@
       <w:pPr>
         <w:numPr>
           <w:ilvl w:val="0"/>
-          <w:numId w:val="1015"/>
+          <w:numId w:val="1016"/>
         </w:numPr>
         <w:pStyle w:val="Compact"/>
       </w:pPr>
@@ -3388,7 +3440,7 @@
       <w:pPr>
         <w:numPr>
           <w:ilvl w:val="0"/>
-          <w:numId w:val="1015"/>
+          <w:numId w:val="1016"/>
         </w:numPr>
         <w:pStyle w:val="Compact"/>
       </w:pPr>
@@ -3400,7 +3452,7 @@
       <w:pPr>
         <w:numPr>
           <w:ilvl w:val="0"/>
-          <w:numId w:val="1015"/>
+          <w:numId w:val="1016"/>
         </w:numPr>
         <w:pStyle w:val="Compact"/>
       </w:pPr>
@@ -3412,7 +3464,7 @@
       <w:pPr>
         <w:numPr>
           <w:ilvl w:val="0"/>
-          <w:numId w:val="1015"/>
+          <w:numId w:val="1016"/>
         </w:numPr>
         <w:pStyle w:val="Compact"/>
       </w:pPr>
@@ -3421,7 +3473,7 @@
       </w:r>
     </w:p>
     <w:bookmarkEnd w:id="40"/>
-    <w:bookmarkStart w:id="85" w:name="клинические-и-научные-источники"/>
+    <w:bookmarkStart w:id="88" w:name="клинические-и-научные-источники"/>
     <w:p>
       <w:pPr>
         <w:pStyle w:val="Heading2"/>
@@ -4342,6 +4394,92 @@
         <w:pStyle w:val="BodyText"/>
       </w:pPr>
       <w:r>
+        <w:t xml:space="preserve">29.</w:t>
+      </w:r>
+      <w:r>
+        <w:t xml:space="preserve"> </w:t>
+      </w:r>
+      <w:hyperlink r:id="rId71">
+        <w:r>
+          <w:rPr>
+            <w:rStyle w:val="Hyperlink"/>
+          </w:rPr>
+          <w:t xml:space="preserve">Нафтизин, капли назальные (нафазолин), инструкция по применению</w:t>
+        </w:r>
+      </w:hyperlink>
+      <w:r>
+        <w:t xml:space="preserve">, АО «ПФК Обновление», рег. № ЛС-001313 — «Не рекомендуется применение препарата при беременности» (7.8).</w:t>
+      </w:r>
+      <w:r>
+        <w:t xml:space="preserve"> </w:t>
+      </w:r>
+      <w:r>
+        <w:rPr>
+          <w:iCs/>
+          <w:i/>
+        </w:rPr>
+        <w:t xml:space="preserve">Текст инструкции — по копии на medi.ru (проверено 21.10.2026); беременность названа в разделе «Беременность и лактация», среди противопоказаний её нет. Инструкции других производителей нафазолина могут отличаться.</w:t>
+      </w:r>
+    </w:p>
+    <w:p>
+      <w:pPr>
+        <w:pStyle w:val="BodyText"/>
+      </w:pPr>
+      <w:r>
+        <w:t xml:space="preserve">30.</w:t>
+      </w:r>
+      <w:r>
+        <w:t xml:space="preserve"> </w:t>
+      </w:r>
+      <w:hyperlink r:id="rId72">
+        <w:r>
+          <w:rPr>
+            <w:rStyle w:val="Hyperlink"/>
+          </w:rPr>
+          <w:t xml:space="preserve">Називин, капли назальные (оксиметазолин), инструкция по применению</w:t>
+        </w:r>
+      </w:hyperlink>
+      <w:r>
+        <w:t xml:space="preserve">, Мерк КГаА — беременность и лактация — в разделе «С осторожностью»; «Препарат должен применяться только после тщательной оценки соотношения риска и пользы для матери и плода», не превышать рекомендуемую дозировку (7.8).</w:t>
+      </w:r>
+      <w:r>
+        <w:t xml:space="preserve"> </w:t>
+      </w:r>
+      <w:r>
+        <w:rPr>
+          <w:iCs/>
+          <w:i/>
+        </w:rPr>
+        <w:t xml:space="preserve">Текст инструкции — по копии на medi.ru (проверено 21.10.2026); регистрационный номер на странице не указан.</w:t>
+      </w:r>
+    </w:p>
+    <w:p>
+      <w:pPr>
+        <w:pStyle w:val="BodyText"/>
+      </w:pPr>
+      <w:r>
+        <w:t xml:space="preserve">31. MotherToBaby (Organization of Teratology Information Specialists).</w:t>
+      </w:r>
+      <w:r>
+        <w:t xml:space="preserve"> </w:t>
+      </w:r>
+      <w:hyperlink r:id="rId73">
+        <w:r>
+          <w:rPr>
+            <w:rStyle w:val="Hyperlink"/>
+          </w:rPr>
+          <w:t xml:space="preserve">Oxymetazoline</w:t>
+        </w:r>
+      </w:hyperlink>
+      <w:r>
+        <w:t xml:space="preserve">, информационный листок, 1 мая 2025 — при применении по инструкции в организм попадает очень мало вещества; исследования не указывают на повышение риска пороков в рекомендуемых дозах; данных о выкидыше нет (7.8).</w:t>
+      </w:r>
+    </w:p>
+    <w:p>
+      <w:pPr>
+        <w:pStyle w:val="BodyText"/>
+      </w:pPr>
+      <w:r>
         <w:rPr>
           <w:bCs/>
           <w:b/>
@@ -4354,12 +4492,12 @@
         <w:pStyle w:val="BodyText"/>
       </w:pPr>
       <w:r>
-        <w:t xml:space="preserve">29. UK Teratology Information Service (UKTIS).</w:t>
-      </w:r>
-      <w:r>
-        <w:t xml:space="preserve"> </w:t>
-      </w:r>
-      <w:hyperlink r:id="rId71">
+        <w:t xml:space="preserve">32. UK Teratology Information Service (UKTIS).</w:t>
+      </w:r>
+      <w:r>
+        <w:t xml:space="preserve"> </w:t>
+      </w:r>
+      <w:hyperlink r:id="rId74">
         <w:r>
           <w:rPr>
             <w:rStyle w:val="Hyperlink"/>
@@ -4398,12 +4536,12 @@
         <w:pStyle w:val="BodyText"/>
       </w:pPr>
       <w:r>
-        <w:t xml:space="preserve">30. Минздрав России, Российское общество акушеров-гинекологов.</w:t>
-      </w:r>
-      <w:r>
-        <w:t xml:space="preserve"> </w:t>
-      </w:r>
-      <w:hyperlink r:id="rId72">
+        <w:t xml:space="preserve">33. Минздрав России, Российское общество акушеров-гинекологов.</w:t>
+      </w:r>
+      <w:r>
+        <w:t xml:space="preserve"> </w:t>
+      </w:r>
+      <w:hyperlink r:id="rId75">
         <w:r>
           <w:rPr>
             <w:rStyle w:val="Hyperlink"/>
@@ -4442,12 +4580,12 @@
         <w:pStyle w:val="BodyText"/>
       </w:pPr>
       <w:r>
-        <w:t xml:space="preserve">31. Sarecka-Hujar B., Szulc-Musioł B.</w:t>
-      </w:r>
-      <w:r>
-        <w:t xml:space="preserve"> </w:t>
-      </w:r>
-      <w:hyperlink r:id="rId73">
+        <w:t xml:space="preserve">34. Sarecka-Hujar B., Szulc-Musioł B.</w:t>
+      </w:r>
+      <w:r>
+        <w:t xml:space="preserve"> </w:t>
+      </w:r>
+      <w:hyperlink r:id="rId76">
         <w:r>
           <w:rPr>
             <w:rStyle w:val="Hyperlink"/>
@@ -4467,12 +4605,12 @@
         <w:pStyle w:val="BodyText"/>
       </w:pPr>
       <w:r>
-        <w:t xml:space="preserve">32. Kowalski R., Baj T., Kowalska G., Pankiewicz U.</w:t>
-      </w:r>
-      <w:r>
-        <w:t xml:space="preserve"> </w:t>
-      </w:r>
-      <w:hyperlink r:id="rId74">
+        <w:t xml:space="preserve">35. Kowalski R., Baj T., Kowalska G., Pankiewicz U.</w:t>
+      </w:r>
+      <w:r>
+        <w:t xml:space="preserve"> </w:t>
+      </w:r>
+      <w:hyperlink r:id="rId77">
         <w:r>
           <w:rPr>
             <w:rStyle w:val="Hyperlink"/>
@@ -4501,9 +4639,9 @@
         <w:pStyle w:val="BodyText"/>
       </w:pPr>
       <w:r>
-        <w:t xml:space="preserve">33. Alali A.B., Alhammad F.A., Almohammed Saleh J.A. et al. </w:t>
-      </w:r>
-      <w:hyperlink r:id="rId75">
+        <w:t xml:space="preserve">36. Alali A.B., Alhammad F.A., Almohammed Saleh J.A. et al. </w:t>
+      </w:r>
+      <w:hyperlink r:id="rId78">
         <w:r>
           <w:rPr>
             <w:rStyle w:val="Hyperlink"/>
@@ -4520,9 +4658,9 @@
         <w:pStyle w:val="BodyText"/>
       </w:pPr>
       <w:r>
-        <w:t xml:space="preserve">34. Chi C.-C., Wang S.-H., Wojnarowska F. et al. </w:t>
-      </w:r>
-      <w:hyperlink r:id="rId76">
+        <w:t xml:space="preserve">37. Chi C.-C., Wang S.-H., Wojnarowska F. et al. </w:t>
+      </w:r>
+      <w:hyperlink r:id="rId79">
         <w:r>
           <w:rPr>
             <w:rStyle w:val="Hyperlink"/>
@@ -4549,12 +4687,12 @@
         <w:pStyle w:val="BodyText"/>
       </w:pPr>
       <w:r>
-        <w:t xml:space="preserve">35. DermNet.</w:t>
-      </w:r>
-      <w:r>
-        <w:t xml:space="preserve"> </w:t>
-      </w:r>
-      <w:hyperlink r:id="rId77">
+        <w:t xml:space="preserve">38. DermNet.</w:t>
+      </w:r>
+      <w:r>
+        <w:t xml:space="preserve"> </w:t>
+      </w:r>
+      <w:hyperlink r:id="rId80">
         <w:r>
           <w:rPr>
             <w:rStyle w:val="Hyperlink"/>
@@ -4571,12 +4709,12 @@
         <w:pStyle w:val="BodyText"/>
       </w:pPr>
       <w:r>
-        <w:t xml:space="preserve">36. American College of Obstetricians and Gynecologists.</w:t>
-      </w:r>
-      <w:r>
-        <w:t xml:space="preserve"> </w:t>
-      </w:r>
-      <w:hyperlink r:id="rId78">
+        <w:t xml:space="preserve">39. American College of Obstetricians and Gynecologists.</w:t>
+      </w:r>
+      <w:r>
+        <w:t xml:space="preserve"> </w:t>
+      </w:r>
+      <w:hyperlink r:id="rId81">
         <w:r>
           <w:rPr>
             <w:rStyle w:val="Hyperlink"/>
@@ -4603,12 +4741,12 @@
         <w:pStyle w:val="BodyText"/>
       </w:pPr>
       <w:r>
-        <w:t xml:space="preserve">37. MotherToBaby (Organization of Teratology Information Specialists).</w:t>
-      </w:r>
-      <w:r>
-        <w:t xml:space="preserve"> </w:t>
-      </w:r>
-      <w:hyperlink r:id="rId79">
+        <w:t xml:space="preserve">40. MotherToBaby (Organization of Teratology Information Specialists).</w:t>
+      </w:r>
+      <w:r>
+        <w:t xml:space="preserve"> </w:t>
+      </w:r>
+      <w:hyperlink r:id="rId82">
         <w:r>
           <w:rPr>
             <w:rStyle w:val="Hyperlink"/>
@@ -4635,12 +4773,12 @@
         <w:pStyle w:val="BodyText"/>
       </w:pPr>
       <w:r>
-        <w:t xml:space="preserve">38. Российское общество дерматовенерологов и косметологов.</w:t>
-      </w:r>
-      <w:r>
-        <w:t xml:space="preserve"> </w:t>
-      </w:r>
-      <w:hyperlink r:id="rId80">
+        <w:t xml:space="preserve">41. Российское общество дерматовенерологов и косметологов.</w:t>
+      </w:r>
+      <w:r>
+        <w:t xml:space="preserve"> </w:t>
+      </w:r>
+      <w:hyperlink r:id="rId83">
         <w:r>
           <w:rPr>
             <w:rStyle w:val="Hyperlink"/>
@@ -4667,12 +4805,12 @@
         <w:pStyle w:val="BodyText"/>
       </w:pPr>
       <w:r>
-        <w:t xml:space="preserve">39. Регистр лекарственных средств России (РЛС).</w:t>
-      </w:r>
-      <w:r>
-        <w:t xml:space="preserve"> </w:t>
-      </w:r>
-      <w:hyperlink r:id="rId81">
+        <w:t xml:space="preserve">42. Регистр лекарственных средств России (РЛС).</w:t>
+      </w:r>
+      <w:r>
+        <w:t xml:space="preserve"> </w:t>
+      </w:r>
+      <w:hyperlink r:id="rId84">
         <w:r>
           <w:rPr>
             <w:rStyle w:val="Hyperlink"/>
@@ -4689,12 +4827,12 @@
         <w:pStyle w:val="BodyText"/>
       </w:pPr>
       <w:r>
-        <w:t xml:space="preserve">40. UK Teratology Information Service (UKTIS).</w:t>
-      </w:r>
-      <w:r>
-        <w:t xml:space="preserve"> </w:t>
-      </w:r>
-      <w:hyperlink r:id="rId82">
+        <w:t xml:space="preserve">43. UK Teratology Information Service (UKTIS).</w:t>
+      </w:r>
+      <w:r>
+        <w:t xml:space="preserve"> </w:t>
+      </w:r>
+      <w:hyperlink r:id="rId85">
         <w:r>
           <w:rPr>
             <w:rStyle w:val="Hyperlink"/>
@@ -4723,12 +4861,12 @@
         <w:pStyle w:val="BodyText"/>
       </w:pPr>
       <w:r>
-        <w:t xml:space="preserve">41. MotherToBaby (Organization of Teratology Information Specialists).</w:t>
-      </w:r>
-      <w:r>
-        <w:t xml:space="preserve"> </w:t>
-      </w:r>
-      <w:hyperlink r:id="rId83">
+        <w:t xml:space="preserve">44. MotherToBaby (Organization of Teratology Information Specialists).</w:t>
+      </w:r>
+      <w:r>
+        <w:t xml:space="preserve"> </w:t>
+      </w:r>
+      <w:hyperlink r:id="rId86">
         <w:r>
           <w:rPr>
             <w:rStyle w:val="Hyperlink"/>
@@ -4745,12 +4883,12 @@
         <w:pStyle w:val="BodyText"/>
       </w:pPr>
       <w:r>
-        <w:t xml:space="preserve">42. Verteramo R., Pierdomenico M., Greco P., Milano C.</w:t>
-      </w:r>
-      <w:r>
-        <w:t xml:space="preserve"> </w:t>
-      </w:r>
-      <w:hyperlink r:id="rId84">
+        <w:t xml:space="preserve">45. Verteramo R., Pierdomenico M., Greco P., Milano C.</w:t>
+      </w:r>
+      <w:r>
+        <w:t xml:space="preserve"> </w:t>
+      </w:r>
+      <w:hyperlink r:id="rId87">
         <w:r>
           <w:rPr>
             <w:rStyle w:val="Hyperlink"/>
@@ -4762,8 +4900,8 @@
         <w:t xml:space="preserve">. Biomedicines, 2022;10(12):3252, DOI 10.3390/biomedicines10123252 — мелатонин матери проходит через плаценту; собственный суточный ритм выработки мелатонина у ребёнка появляется к 3–5 месяцам (7.14).</w:t>
       </w:r>
     </w:p>
-    <w:bookmarkEnd w:id="85"/>
-    <w:bookmarkEnd w:id="86"/>
+    <w:bookmarkEnd w:id="88"/>
+    <w:bookmarkEnd w:id="89"/>
     <w:sectPr/>
   </w:body>
 </w:document>
@@ -5092,6 +5230,9 @@
     <w:abstractNumId w:val="991"/>
   </w:num>
   <w:num w:numId="1011">
+    <w:abstractNumId w:val="991"/>
+  </w:num>
+  <w:num w:numId="1012">
     <w:abstractNumId w:val="99411"/>
     <w:lvlOverride w:ilvl="0">
       <w:startOverride w:val="1"/>
@@ -5121,10 +5262,10 @@
       <w:startOverride w:val="1"/>
     </w:lvlOverride>
   </w:num>
-  <w:num w:numId="1012">
+  <w:num w:numId="1013">
     <w:abstractNumId w:val="991"/>
   </w:num>
-  <w:num w:numId="1013">
+  <w:num w:numId="1014">
     <w:abstractNumId w:val="99411"/>
     <w:lvlOverride w:ilvl="0">
       <w:startOverride w:val="1"/>
@@ -5154,10 +5295,10 @@
       <w:startOverride w:val="1"/>
     </w:lvlOverride>
   </w:num>
-  <w:num w:numId="1014">
+  <w:num w:numId="1015">
     <w:abstractNumId w:val="991"/>
   </w:num>
-  <w:num w:numId="1015">
+  <w:num w:numId="1016">
     <w:abstractNumId w:val="991"/>
   </w:num>
 </w:numbering>

--- a/themes/theme-7/Тема 7 — врачу 21.10.2026.docx
+++ b/themes/theme-7/Тема 7 — врачу 21.10.2026.docx
@@ -2,7 +2,7 @@
 <file path=word/document.xml><?xml version="1.0" encoding="utf-8"?>
 <w:document xmlns:w="http://schemas.openxmlformats.org/wordprocessingml/2006/main" xmlns:m="http://schemas.openxmlformats.org/officeDocument/2006/math" xmlns:r="http://schemas.openxmlformats.org/officeDocument/2006/relationships" xmlns:o="urn:schemas-microsoft-com:office:office" xmlns:v="urn:schemas-microsoft-com:vml" xmlns:w10="urn:schemas-microsoft-com:office:word" xmlns:a="http://schemas.openxmlformats.org/drawingml/2006/main" xmlns:pic="http://schemas.openxmlformats.org/drawingml/2006/picture" xmlns:wp="http://schemas.openxmlformats.org/drawingml/2006/wordprocessingDrawing">
   <w:body>
-    <w:bookmarkStart w:id="88" w:name="X2c0531a3f2860f5fcbe546515671b62f7f2ebc0"/>
+    <w:bookmarkStart w:id="95" w:name="X2c0531a3f2860f5fcbe546515671b62f7f2ebc0"/>
     <w:p>
       <w:pPr>
         <w:pStyle w:val="Heading1"/>
@@ -125,7 +125,29 @@
         <w:t xml:space="preserve"> </w:t>
       </w:r>
       <w:r>
-        <w:t xml:space="preserve">Добавлено, что говорят российские инструкции: ксилометазолин («Отривин») — «не следует применять в период беременности», нафазолин («Нафтизин») — «не рекомендуется», оксиметазолин («Називин») — «только после тщательной оценки соотношения риска и пользы»; MotherToBaby — по оксиметазолину риск пороков в рекомендуемых дозах не повышен. Вывод в тексте: если солевого раствора не хватает, спросить врача об оксиметазолине, курсом на несколько дней. Согласны ли вы с этим выводом?</w:t>
+        <w:t xml:space="preserve">Добавлено, что говорят российские инструкции: ксилометазолин («Отривин») — «не следует применять в период беременности», нафазолин («Нафтизин») — «не рекомендуется», оксиметазолин («Називин») — «только после тщательной оценки соотношения риска и пользы»; MotherToBaby — по оксиметазолину риск пороков в рекомендуемых дозах не повышен. Вывод в тексте: если солевого раствора не хватает, спросить врача об оксиметазолине, курсом на несколько дней. Британская служба BUMPS (2019) советует сосудосуживающие спреи по возможности не применять на любом сроке — это тоже приведено в тексте. Согласны ли вы с выводом?</w:t>
+      </w:r>
+    </w:p>
+    <w:p>
+      <w:pPr>
+        <w:numPr>
+          <w:ilvl w:val="0"/>
+          <w:numId w:val="1001"/>
+        </w:numPr>
+        <w:pStyle w:val="Compact"/>
+      </w:pPr>
+      <w:r>
+        <w:rPr>
+          <w:bCs/>
+          <w:b/>
+        </w:rPr>
+        <w:t xml:space="preserve">Добавлено 21.10.2026 по российским инструкциям и BUMPS — частые вопросы читательниц.</w:t>
+      </w:r>
+      <w:r>
+        <w:t xml:space="preserve"> </w:t>
+      </w:r>
+      <w:r>
+        <w:t xml:space="preserve">7.7: «Цитрамон» (из-за ацетилсалициловой кислоты — правило НПВП; I и III триместр — противопоказание), «Но-шпа» (с осторожностью, по назначению врача). 7.8: противовирусные «от простуды» — противопоказания по КР «ОРВИ у взрослых» и инструкции «Кагоцела»; при гриппе препарат назначает врач; «Лазолван» (I триместр — противопоказание). 7.9: цетиризин (BUMPS — вреда не показано), спреи с кортикостероидами при аллергическом рините (BUMPS — допустимы; «Назонекс» — по рецепту, по оценке пользы и риска). Проверьте, пожалуйста, эти места.</w:t>
       </w:r>
     </w:p>
     <w:bookmarkEnd w:id="20"/>
@@ -483,7 +505,7 @@
         <w:t xml:space="preserve"> </w:t>
       </w:r>
       <w:r>
-        <w:t xml:space="preserve">— от первого дня последней менструации, а не от зачатия. Зачатие происходит примерно на две недели позже. Поэтому четыре акушерские недели — это около двух недель от зачатия, как раз время задержки. Все сроки в этой главе даны в акушерских неделях — в тех же, что называет врач. Высчитывать свой срок не придётся: его называют на каждом приёме и записывают в обменную карту и в протокол УЗИ.</w:t>
+        <w:t xml:space="preserve">— от первого дня последней менструации, а не от зачатия. Зачатие происходит примерно на две недели позже. Поэтому четыре акушерские недели — это около двух недель от зачатия, как раз время задержки. Все сроки в этой главе даны в акушерских неделях — в тех же, что называет врач. Высчитывать свой срок не придётся: его называют на каждом приёме и записывают в обменную карту и в протокол ультразвукового исследования (УЗИ).</w:t>
       </w:r>
     </w:p>
     <w:p>
@@ -814,7 +836,7 @@
         <w:t xml:space="preserve"> </w:t>
       </w:r>
       <w:r>
-        <w:t xml:space="preserve">Терпеть её опаснее всего, поэтому сначала о ней. Повышение температуры в ранние сроки связывают с небольшим ростом частоты дефектов нервной трубки, если оно случилось до шестой недели. До двенадцатой недели, особенно</w:t>
+        <w:t xml:space="preserve">Терпеть её опаснее всего. Повышение температуры в ранние сроки связывают с небольшим ростом частоты дефектов нервной трубки, если оно случилось до шестой недели. До двенадцатой недели, особенно</w:t>
       </w:r>
       <w:r>
         <w:t xml:space="preserve"> </w:t>
@@ -835,7 +857,7 @@
         <w:pStyle w:val="BodyText"/>
       </w:pPr>
       <w:r>
-        <w:t xml:space="preserve">Тот же источник честно оговаривает, что есть исследования, которые этой связи не нашли. Но общий вывод от этого не меняется. Руководители Международной федерации акушеров-гинекологов (FIGO) формулируют его прямо: нелеченая лихорадка в ранние сроки связана с повышенным риском потери беременности, дефектов нервной трубки, расщелины нёба и пороков сердца, а в поздние сроки — преждевременных родов и задержки роста плода.</w:t>
+        <w:t xml:space="preserve">Тот же источник оговаривает, что есть исследования, которые этой связи не нашли. Но общий вывод от этого не меняется. Руководители Международной федерации акушеров-гинекологов (FIGO) формулируют его прямо: нелеченая лихорадка в ранние сроки связана с повышенным риском потери беременности, дефектов нервной трубки, расщелины нёба и пороков сердца, а в поздние сроки — преждевременных родов и задержки роста плода.</w:t>
       </w:r>
     </w:p>
     <w:p>
@@ -1057,6 +1079,42 @@
           <w:bCs/>
           <w:b/>
         </w:rPr>
+        <w:t xml:space="preserve">Цитрамон.</w:t>
+      </w:r>
+      <w:r>
+        <w:t xml:space="preserve"> </w:t>
+      </w:r>
+      <w:r>
+        <w:t xml:space="preserve">В его составе — ацетилсалициловая кислота (240 мг), парацетамол (180 мг) и кофеин (30 мг). Из-за ацетилсалициловой кислоты на него распространяется правило для нестероидных противовоспалительных средств: в инструкции беременность в I и III триместре указана среди противопоказаний. Самостоятельно при беременности его не принимают.</w:t>
+      </w:r>
+    </w:p>
+    <w:p>
+      <w:pPr>
+        <w:pStyle w:val="BodyText"/>
+      </w:pPr>
+      <w:r>
+        <w:rPr>
+          <w:bCs/>
+          <w:b/>
+        </w:rPr>
+        <w:t xml:space="preserve">Дротаверин («Но-шпа»).</w:t>
+      </w:r>
+      <w:r>
+        <w:t xml:space="preserve"> </w:t>
+      </w:r>
+      <w:r>
+        <w:t xml:space="preserve">В российской инструкции сказано, что в исследованиях не выявлено ни тератогенного действия дротаверина, ни неблагоприятного влияния на течение беременности. Беременность не указана среди противопоказаний, но препарат при ней назначают с осторожностью — только после оценки пользы для матери и возможного риска для плода. Поэтому решение о нём принимает врач. Если тянет низ живота, это повод позвонить врачу, а не выпить таблетку: как быстро обращаться, сказано в Разделе 0, строка «Тянет низ живота, боль в животе, схватки до 37 недель».</w:t>
+      </w:r>
+    </w:p>
+    <w:p>
+      <w:pPr>
+        <w:pStyle w:val="BodyText"/>
+      </w:pPr>
+      <w:r>
+        <w:rPr>
+          <w:bCs/>
+          <w:b/>
+        </w:rPr>
         <w:t xml:space="preserve">Когда обезболивающее — неправильный ответ.</w:t>
       </w:r>
       <w:r>
@@ -1147,7 +1205,7 @@
         <w:pStyle w:val="BodyText"/>
       </w:pPr>
       <w:r>
-        <w:t xml:space="preserve">Обезболивание после лечения зуба разобрано в Теме 6 «Здоровье полости рта», раздел 6.7 «Рентген, обезболивание и антибиотики: чего можно не опасаться и что согласовать».</w:t>
+        <w:t xml:space="preserve">Обезболивание после лечения зуба разобрано в Теме 6 «Здоровье полости рта», раздел 6.7 «Рентген и обезболивание: чего можно не опасаться и что согласовать».</w:t>
       </w:r>
     </w:p>
     <w:bookmarkEnd w:id="28"/>
@@ -1295,7 +1353,7 @@
         <w:pStyle w:val="FirstParagraph"/>
       </w:pPr>
       <w:r>
-        <w:t xml:space="preserve">По оксиметазолину есть и данные: американская тератологическая служба MotherToBaby пишет, что исследования не указывают на повышение риска пороков развития при рекомендуемых дозах, а в организм попадает очень мало вещества. Поэтому, если солевого раствора не хватает, спросите врача об оксиметазолине.</w:t>
+        <w:t xml:space="preserve">По оксиметазолину есть и данные: американская тератологическая служба MotherToBaby пишет, что исследования не указывают на повышение риска пороков развития при рекомендуемых дозах, а в организм попадает очень мало вещества. Британская служба информации о лекарствах при беременности (BUMPS) при сенной лихорадке советует по возможности не применять сосудосуживающие спреи на любом сроке: они могут уменьшать кровоток к плаценте. Поэтому, если солевого раствора не хватает, не выбирайте капли сами — спросите врача, можно ли вам оксиметазолин.</w:t>
       </w:r>
     </w:p>
     <w:p>
@@ -1368,7 +1426,7 @@
         <w:pStyle w:val="BodyText"/>
       </w:pPr>
       <w:r>
-        <w:t xml:space="preserve">Сиропы и таблетки от кашля кашель не останавливают, а только могут немного его уменьшить, и не все они подходят при беременности. Перед покупкой назовите фармацевту срок и проверьте действующее вещество: средства с гвайфенезином, как сказано выше, относят к нежелательным. Если горло болит сильно, обезболивающее первого выбора — парацетамол в обычной дозе (раздел 7.7 «Боль и температура: чем снижать и когда звонить врачу»).</w:t>
+        <w:t xml:space="preserve">Сиропы и таблетки от кашля кашель не останавливают, а только могут немного его уменьшить, и не все они подходят при беременности. Перед покупкой назовите фармацевту срок и проверьте действующее вещество: средства с гвайфенезином, как сказано выше, относят к нежелательным. Например, в инструкции к «Лазолвану» (амброксол) беременность в I триместре указана среди противопоказаний, а во II и III триместре препарат применяют, только если польза для матери превышает риск для плода. Если горло болит сильно, обезболивающее первого выбора — парацетамол в обычной дозе (раздел 7.7 «Боль и температура: чем снижать и когда звонить врачу»).</w:t>
       </w:r>
     </w:p>
     <w:p>
@@ -1505,6 +1563,24 @@
       </w:pPr>
       <w:r>
         <w:t xml:space="preserve">Если консультация уже закрыта — вечером, ночью, в выходной, — звоните в скорую: она выезжает не только при угрозе жизни, но и в неотложных случаях.</w:t>
+      </w:r>
+    </w:p>
+    <w:p>
+      <w:pPr>
+        <w:pStyle w:val="BodyText"/>
+      </w:pPr>
+      <w:r>
+        <w:rPr>
+          <w:bCs/>
+          <w:b/>
+        </w:rPr>
+        <w:t xml:space="preserve">Противовирусные средства.</w:t>
+      </w:r>
+      <w:r>
+        <w:t xml:space="preserve"> </w:t>
+      </w:r>
+      <w:r>
+        <w:t xml:space="preserve">Препараты, которые продаются как противовирусные «от простуды», при беременности по большей части не подходят. В российских клинических рекомендациях по ОРВИ у взрослых беременность названа среди противопоказаний у энисамия йодида («Нобазит»), имидазолилэтанамида пентандиовой кислоты («Ингавирин»), меглюмина акридонацетата («Циклоферон»), оксиэтиламмония метилфеноксиацетата, азоксимера бромида («Полиоксидоний») и тилорона («Амиксин»); умифеновир («Арбидол») противопоказан в I триместре. У «Эргоферона» и «Рафамина» эффективность и безопасность у беременных не изучались. В инструкции к «Кагоцелу» беременность тоже указана среди противопоказаний. Грипп — другое дело: при нём противовирусный препарат назначает врач, и начинать лечение нужно рано (Раздел 0, строка «Кашель, насморк, простуда»; Тема 9, раздел 9.12 «Простуда, грипп, температура: когда звонить врачу»).</w:t>
       </w:r>
     </w:p>
     <w:p>
@@ -1554,6 +1630,14 @@
         <w:pStyle w:val="BodyText"/>
       </w:pPr>
       <w:r>
+        <w:t xml:space="preserve">По цетиризину BUMPS (листок, май 2025) пишет, что имеющиеся данные не указывают на вред для женщины или ребёнка и дополнительного наблюдения за ребёнком при его приёме не нужно.</w:t>
+      </w:r>
+    </w:p>
+    <w:p>
+      <w:pPr>
+        <w:pStyle w:val="BodyText"/>
+      </w:pPr>
+      <w:r>
         <w:t xml:space="preserve">Если аллергию лечили и раньше и препарат помогал, обсудите с врачом, продолжать ли его. Если лечение нужно впервые, назовите срок беременности, прежде чем в аптеке предложат «что-нибудь от аллергии»: здесь важно, какое именно вещество, а аптечная витрина этого не учитывает. Два названия, которые стоит произнести, вы уже знаете.</w:t>
       </w:r>
     </w:p>
@@ -1571,6 +1655,14 @@
       </w:pPr>
       <w:r>
         <w:t xml:space="preserve">Если при поллинозе — аллергии на пыльцу растений — заложен нос, помогает и промывание солевым раствором (раздел 7.8 «Простуда, кашель, насморк: что помогает и когда звонить врачу»); ограничений по длительности у него нет.</w:t>
+      </w:r>
+    </w:p>
+    <w:p>
+      <w:pPr>
+        <w:pStyle w:val="BodyText"/>
+      </w:pPr>
+      <w:r>
+        <w:t xml:space="preserve">Если этого не хватает, BUMPS допускает спреи в нос с кортикостероидами или антигистаминными веществами: в кровь из них попадает очень мало, и вредного действия на ребёнка не ожидается. Такие спреи назначает врач. Например, «Назонекс» (мометазон) отпускается по рецепту, и в его инструкции сказано, что беременным его назначают, только если ожидаемая польза оправдывает возможный риск для плода.</w:t>
       </w:r>
     </w:p>
     <w:p>
@@ -1808,7 +1900,7 @@
         <w:pStyle w:val="BodyText"/>
       </w:pPr>
       <w:r>
-        <w:t xml:space="preserve">Сначала о том, что в них</w:t>
+        <w:t xml:space="preserve">Список того, что в них</w:t>
       </w:r>
       <w:r>
         <w:t xml:space="preserve"> </w:t>
@@ -1824,7 +1916,7 @@
         <w:t xml:space="preserve"> </w:t>
       </w:r>
       <w:r>
-        <w:t xml:space="preserve">рекомендовано. Список длинный, и у большинства пунктов высокий уровень убедительности — это те самые буквы из раздела 7.10: у железа, ретинола, витаминов E и C — A, у омега-3 — B, у поливитаминов — C.</w:t>
+        <w:t xml:space="preserve">рекомендовано, длинный, и у большинства пунктов высокий уровень убедительности — это те самые буквы из раздела 7.10: у железа, ретинола, витаминов E и C — A, у омега-3 — B, у поливитаминов — C.</w:t>
       </w:r>
     </w:p>
     <w:p>
@@ -2545,15 +2637,15 @@
         <w:pStyle w:val="FirstParagraph"/>
       </w:pPr>
       <w:r>
-        <w:t xml:space="preserve">Три часа ночи, сна нет вторую неделю, а в ящике лежит упаковка мелатонина, купленная ещё до беременности, — когда-то он помогал. Желание его принять понятно. О мелатонине стоит сказать отдельно от других средств для сна, потому что он устроен особенно.</w:t>
-      </w:r>
-    </w:p>
-    <w:p>
-      <w:pPr>
-        <w:pStyle w:val="BodyText"/>
-      </w:pPr>
-      <w:r>
-        <w:t xml:space="preserve">Это единственное средство для сна, которое продаётся без рецепта и при этом является гормоном, который организм вырабатывает сам. Отсюда соблазн рассуждать так: раз он и так свой, немного добавить — значит просто помочь себе.</w:t>
+        <w:t xml:space="preserve">Три часа ночи, сна нет вторую неделю, а в ящике лежит упаковка мелатонина, купленная ещё до беременности, — когда-то он помогал. Желание его принять понятно.</w:t>
+      </w:r>
+    </w:p>
+    <w:p>
+      <w:pPr>
+        <w:pStyle w:val="BodyText"/>
+      </w:pPr>
+      <w:r>
+        <w:t xml:space="preserve">Мелатонин — единственное средство для сна, которое продаётся без рецепта и при этом является гормоном, который организм вырабатывает сам. Отсюда соблазн рассуждать так: раз он и так свой, немного добавить — значит просто помочь себе.</w:t>
       </w:r>
     </w:p>
     <w:p>
@@ -3488,7 +3580,7 @@
       </w:r>
     </w:p>
     <w:bookmarkEnd w:id="39"/>
-    <w:bookmarkStart w:id="87" w:name="клинические-и-научные-источники"/>
+    <w:bookmarkStart w:id="94" w:name="клинические-и-научные-источники"/>
     <w:p>
       <w:pPr>
         <w:pStyle w:val="Heading2"/>
@@ -4181,6 +4273,70 @@
         <w:pStyle w:val="BodyText"/>
       </w:pPr>
       <w:r>
+        <w:t xml:space="preserve">21.</w:t>
+      </w:r>
+      <w:r>
+        <w:t xml:space="preserve"> </w:t>
+      </w:r>
+      <w:hyperlink r:id="rId62">
+        <w:r>
+          <w:rPr>
+            <w:rStyle w:val="Hyperlink"/>
+          </w:rPr>
+          <w:t xml:space="preserve">Цитрамон П, таблетки, инструкция по применению</w:t>
+        </w:r>
+      </w:hyperlink>
+      <w:r>
+        <w:t xml:space="preserve">, АО «Фармстандарт», рег. № Р N000499/01 — состав: ацетилсалициловая кислота 240 мг, парацетамол 180 мг, кофеин 30 мг; беременность в I и III триместре — противопоказание (7.7).</w:t>
+      </w:r>
+      <w:r>
+        <w:t xml:space="preserve"> </w:t>
+      </w:r>
+      <w:r>
+        <w:rPr>
+          <w:iCs/>
+          <w:i/>
+        </w:rPr>
+        <w:t xml:space="preserve">Текст инструкции — по копии на medi.ru (проверено 21.10.2026).</w:t>
+      </w:r>
+    </w:p>
+    <w:p>
+      <w:pPr>
+        <w:pStyle w:val="BodyText"/>
+      </w:pPr>
+      <w:r>
+        <w:t xml:space="preserve">22.</w:t>
+      </w:r>
+      <w:r>
+        <w:t xml:space="preserve"> </w:t>
+      </w:r>
+      <w:hyperlink r:id="rId63">
+        <w:r>
+          <w:rPr>
+            <w:rStyle w:val="Hyperlink"/>
+          </w:rPr>
+          <w:t xml:space="preserve">Но-шпа, таблетки 40 мг (дротаверин), инструкция по применению</w:t>
+        </w:r>
+      </w:hyperlink>
+      <w:r>
+        <w:t xml:space="preserve">, АО «ОРТАТ», рег. № ЛП-005601 — тератогенного и эмбриотоксического действия и неблагоприятного влияния на течение беременности в исследованиях не выявлено; при беременности — с осторожностью, после оценки пользы для матери и риска для плода (7.7).</w:t>
+      </w:r>
+      <w:r>
+        <w:t xml:space="preserve"> </w:t>
+      </w:r>
+      <w:r>
+        <w:rPr>
+          <w:iCs/>
+          <w:i/>
+        </w:rPr>
+        <w:t xml:space="preserve">Текст инструкции — по копии на medi.ru (проверено 21.10.2026).</w:t>
+      </w:r>
+    </w:p>
+    <w:p>
+      <w:pPr>
+        <w:pStyle w:val="BodyText"/>
+      </w:pPr>
+      <w:r>
         <w:rPr>
           <w:bCs/>
           <w:b/>
@@ -4193,12 +4349,12 @@
         <w:pStyle w:val="BodyText"/>
       </w:pPr>
       <w:r>
-        <w:t xml:space="preserve">21. Российское научное медицинское общество терапевтов, Национальная ассоциация специалистов по инфекционным болезням имени академика В. И. Покровского.</w:t>
-      </w:r>
-      <w:r>
-        <w:t xml:space="preserve"> </w:t>
-      </w:r>
-      <w:hyperlink r:id="rId62">
+        <w:t xml:space="preserve">23. Российское научное медицинское общество терапевтов, Национальная ассоциация специалистов по инфекционным болезням имени академика В. И. Покровского.</w:t>
+      </w:r>
+      <w:r>
+        <w:t xml:space="preserve"> </w:t>
+      </w:r>
+      <w:hyperlink r:id="rId64">
         <w:r>
           <w:rPr>
             <w:rStyle w:val="Hyperlink"/>
@@ -4207,7 +4363,7 @@
         </w:r>
       </w:hyperlink>
       <w:r>
-        <w:t xml:space="preserve">, 2025, ID 724_2, одобрены Научно-практическим советом Минздрава России — острое течение — 5–10 дней; беременность — фактор риска тяжёлого и осложнённого течения, консультация акушера-гинеколога «при развитии ОРВИ на фоне беременности» — в перечне консультаций при подозрении на осложнения (раздел 2.5); затруднённое носовое дыхание дольше 3–5 дней болезни — повод проверить синусит, явления бронхита дольше 3–5 дней — исключить пневмонию; осложнения — синусит, отит, бронхит; физиологический раствор натрия хлорида в нос 2–3 раза в день; обильное питьё; антибиотики при неосложнённой ОРВИ не рекомендованы; синусит — в 0,5–2 % случаев ОРВИ у взрослых; в памятке для пациентов — обращаться за медицинской помощью при симптомах ОРВИ, не заниматься самолечением, особенно важно обратиться при высокой температуре, одышке, стойкой головной боли, повторной рвоте без облегчения, выраженном падении давления; зеленоватая гнойная мокрота — признак бактериального бронхита, отит — боль в ухе (7.8).</w:t>
+        <w:t xml:space="preserve">, 2025, ID 724_2, одобрены Научно-практическим советом Минздрава России — острое течение — 5–10 дней; беременность — фактор риска тяжёлого и осложнённого течения, консультация акушера-гинеколога «при развитии ОРВИ на фоне беременности» — в перечне консультаций при подозрении на осложнения (раздел 2.5); затруднённое носовое дыхание дольше 3–5 дней болезни — повод проверить синусит, явления бронхита дольше 3–5 дней — исключить пневмонию; осложнения — синусит, отит, бронхит; физиологический раствор натрия хлорида в нос 2–3 раза в день; обильное питьё; антибиотики при неосложнённой ОРВИ не рекомендованы; беременность — противопоказание для энисамия йодида, имидазолилэтанамида пентандиовой кислоты, меглюмина акридонацетата, оксиэтиламмония метилфеноксиацетата, азоксимера бромида и тилорона, умифеновир противопоказан в I триместре, у эргоферона и рафамина эффективность и безопасность у беременных не изучались (раздел 3.1.1); синусит — в 0,5–2 % случаев ОРВИ у взрослых; в памятке для пациентов — обращаться за медицинской помощью при симптомах ОРВИ, не заниматься самолечением, особенно важно обратиться при высокой температуре, одышке, стойкой головной боли, повторной рвоте без облегчения, выраженном падении давления; зеленоватая гнойная мокрота — признак бактериального бронхита, отит — боль в ухе (7.8).</w:t>
       </w:r>
       <w:r>
         <w:t xml:space="preserve"> </w:t>
@@ -4225,9 +4381,9 @@
         <w:pStyle w:val="BodyText"/>
       </w:pPr>
       <w:r>
-        <w:t xml:space="preserve">22. Dumitru C.S., Zara F., Novacescu D. et al. </w:t>
-      </w:r>
-      <w:hyperlink r:id="rId63">
+        <w:t xml:space="preserve">24. Dumitru C.S., Zara F., Novacescu D. et al. </w:t>
+      </w:r>
+      <w:hyperlink r:id="rId65">
         <w:r>
           <w:rPr>
             <w:rStyle w:val="Hyperlink"/>
@@ -4244,9 +4400,9 @@
         <w:pStyle w:val="BodyText"/>
       </w:pPr>
       <w:r>
-        <w:t xml:space="preserve">23. Head K., Snidvongs K., Glew S. et al. </w:t>
-      </w:r>
-      <w:hyperlink r:id="rId64">
+        <w:t xml:space="preserve">25. Head K., Snidvongs K., Glew S. et al. </w:t>
+      </w:r>
+      <w:hyperlink r:id="rId66">
         <w:r>
           <w:rPr>
             <w:rStyle w:val="Hyperlink"/>
@@ -4273,12 +4429,12 @@
         <w:pStyle w:val="BodyText"/>
       </w:pPr>
       <w:r>
-        <w:t xml:space="preserve">24. Zeitlin J., Shermetaro C., Sutton A.E.</w:t>
-      </w:r>
-      <w:r>
-        <w:t xml:space="preserve"> </w:t>
-      </w:r>
-      <w:hyperlink r:id="rId65">
+        <w:t xml:space="preserve">26. Zeitlin J., Shermetaro C., Sutton A.E.</w:t>
+      </w:r>
+      <w:r>
+        <w:t xml:space="preserve"> </w:t>
+      </w:r>
+      <w:hyperlink r:id="rId67">
         <w:r>
           <w:rPr>
             <w:rStyle w:val="Hyperlink"/>
@@ -4295,12 +4451,12 @@
         <w:pStyle w:val="BodyText"/>
       </w:pPr>
       <w:r>
-        <w:t xml:space="preserve">25. MotherToBaby (Organization of Teratology Information Specialists).</w:t>
-      </w:r>
-      <w:r>
-        <w:t xml:space="preserve"> </w:t>
-      </w:r>
-      <w:hyperlink r:id="rId66">
+        <w:t xml:space="preserve">27. MotherToBaby (Organization of Teratology Information Specialists).</w:t>
+      </w:r>
+      <w:r>
+        <w:t xml:space="preserve"> </w:t>
+      </w:r>
+      <w:hyperlink r:id="rId68">
         <w:r>
           <w:rPr>
             <w:rStyle w:val="Hyperlink"/>
@@ -4327,12 +4483,12 @@
         <w:pStyle w:val="BodyText"/>
       </w:pPr>
       <w:r>
-        <w:t xml:space="preserve">26. NHS.</w:t>
-      </w:r>
-      <w:r>
-        <w:t xml:space="preserve"> </w:t>
-      </w:r>
-      <w:hyperlink r:id="rId67">
+        <w:t xml:space="preserve">28. NHS.</w:t>
+      </w:r>
+      <w:r>
+        <w:t xml:space="preserve"> </w:t>
+      </w:r>
+      <w:hyperlink r:id="rId69">
         <w:r>
           <w:rPr>
             <w:rStyle w:val="Hyperlink"/>
@@ -4352,12 +4508,12 @@
         <w:pStyle w:val="BodyText"/>
       </w:pPr>
       <w:r>
-        <w:t xml:space="preserve">27. NHS.</w:t>
-      </w:r>
-      <w:r>
-        <w:t xml:space="preserve"> </w:t>
-      </w:r>
-      <w:hyperlink r:id="rId68">
+        <w:t xml:space="preserve">29. NHS.</w:t>
+      </w:r>
+      <w:r>
+        <w:t xml:space="preserve"> </w:t>
+      </w:r>
+      <w:hyperlink r:id="rId70">
         <w:r>
           <w:rPr>
             <w:rStyle w:val="Hyperlink"/>
@@ -4377,12 +4533,12 @@
         <w:pStyle w:val="BodyText"/>
       </w:pPr>
       <w:r>
-        <w:t xml:space="preserve">28.</w:t>
-      </w:r>
-      <w:r>
-        <w:t xml:space="preserve"> </w:t>
-      </w:r>
-      <w:hyperlink r:id="rId69">
+        <w:t xml:space="preserve">30.</w:t>
+      </w:r>
+      <w:r>
+        <w:t xml:space="preserve"> </w:t>
+      </w:r>
+      <w:hyperlink r:id="rId71">
         <w:r>
           <w:rPr>
             <w:rStyle w:val="Hyperlink"/>
@@ -4409,12 +4565,12 @@
         <w:pStyle w:val="BodyText"/>
       </w:pPr>
       <w:r>
-        <w:t xml:space="preserve">29.</w:t>
-      </w:r>
-      <w:r>
-        <w:t xml:space="preserve"> </w:t>
-      </w:r>
-      <w:hyperlink r:id="rId70">
+        <w:t xml:space="preserve">31.</w:t>
+      </w:r>
+      <w:r>
+        <w:t xml:space="preserve"> </w:t>
+      </w:r>
+      <w:hyperlink r:id="rId72">
         <w:r>
           <w:rPr>
             <w:rStyle w:val="Hyperlink"/>
@@ -4441,12 +4597,12 @@
         <w:pStyle w:val="BodyText"/>
       </w:pPr>
       <w:r>
-        <w:t xml:space="preserve">30.</w:t>
-      </w:r>
-      <w:r>
-        <w:t xml:space="preserve"> </w:t>
-      </w:r>
-      <w:hyperlink r:id="rId71">
+        <w:t xml:space="preserve">32.</w:t>
+      </w:r>
+      <w:r>
+        <w:t xml:space="preserve"> </w:t>
+      </w:r>
+      <w:hyperlink r:id="rId73">
         <w:r>
           <w:rPr>
             <w:rStyle w:val="Hyperlink"/>
@@ -4473,12 +4629,12 @@
         <w:pStyle w:val="BodyText"/>
       </w:pPr>
       <w:r>
-        <w:t xml:space="preserve">31. MotherToBaby (Organization of Teratology Information Specialists).</w:t>
-      </w:r>
-      <w:r>
-        <w:t xml:space="preserve"> </w:t>
-      </w:r>
-      <w:hyperlink r:id="rId72">
+        <w:t xml:space="preserve">33. MotherToBaby (Organization of Teratology Information Specialists).</w:t>
+      </w:r>
+      <w:r>
+        <w:t xml:space="preserve"> </w:t>
+      </w:r>
+      <w:hyperlink r:id="rId74">
         <w:r>
           <w:rPr>
             <w:rStyle w:val="Hyperlink"/>
@@ -4495,6 +4651,70 @@
         <w:pStyle w:val="BodyText"/>
       </w:pPr>
       <w:r>
+        <w:t xml:space="preserve">34.</w:t>
+      </w:r>
+      <w:r>
+        <w:t xml:space="preserve"> </w:t>
+      </w:r>
+      <w:hyperlink r:id="rId75">
+        <w:r>
+          <w:rPr>
+            <w:rStyle w:val="Hyperlink"/>
+          </w:rPr>
+          <w:t xml:space="preserve">Лазолван, таблетки 30 мг (амброксол), инструкция по применению</w:t>
+        </w:r>
+      </w:hyperlink>
+      <w:r>
+        <w:t xml:space="preserve">, рег. № П N014992/02 — беременность в I триместре — противопоказание; во II–III триместре — только если польза для матери превышает риск для плода (7.8).</w:t>
+      </w:r>
+      <w:r>
+        <w:t xml:space="preserve"> </w:t>
+      </w:r>
+      <w:r>
+        <w:rPr>
+          <w:iCs/>
+          <w:i/>
+        </w:rPr>
+        <w:t xml:space="preserve">Текст инструкции — по копии на medi.ru (проверено 21.10.2026).</w:t>
+      </w:r>
+    </w:p>
+    <w:p>
+      <w:pPr>
+        <w:pStyle w:val="BodyText"/>
+      </w:pPr>
+      <w:r>
+        <w:t xml:space="preserve">35.</w:t>
+      </w:r>
+      <w:r>
+        <w:t xml:space="preserve"> </w:t>
+      </w:r>
+      <w:hyperlink r:id="rId76">
+        <w:r>
+          <w:rPr>
+            <w:rStyle w:val="Hyperlink"/>
+          </w:rPr>
+          <w:t xml:space="preserve">Кагоцел, таблетки, инструкция по применению</w:t>
+        </w:r>
+      </w:hyperlink>
+      <w:r>
+        <w:t xml:space="preserve">, рег. № Р N002027/01 — беременность и лактация — противопоказание: «в связи с отсутствием необходимых клинических данных» (7.8).</w:t>
+      </w:r>
+      <w:r>
+        <w:t xml:space="preserve"> </w:t>
+      </w:r>
+      <w:r>
+        <w:rPr>
+          <w:iCs/>
+          <w:i/>
+        </w:rPr>
+        <w:t xml:space="preserve">Текст инструкции — по копии на medi.ru (проверено 21.10.2026).</w:t>
+      </w:r>
+    </w:p>
+    <w:p>
+      <w:pPr>
+        <w:pStyle w:val="BodyText"/>
+      </w:pPr>
+      <w:r>
         <w:rPr>
           <w:bCs/>
           <w:b/>
@@ -4507,12 +4727,12 @@
         <w:pStyle w:val="BodyText"/>
       </w:pPr>
       <w:r>
-        <w:t xml:space="preserve">32. UK Teratology Information Service (UKTIS).</w:t>
-      </w:r>
-      <w:r>
-        <w:t xml:space="preserve"> </w:t>
-      </w:r>
-      <w:hyperlink r:id="rId73">
+        <w:t xml:space="preserve">36. UK Teratology Information Service (UKTIS).</w:t>
+      </w:r>
+      <w:r>
+        <w:t xml:space="preserve"> </w:t>
+      </w:r>
+      <w:hyperlink r:id="rId77">
         <w:r>
           <w:rPr>
             <w:rStyle w:val="Hyperlink"/>
@@ -4539,6 +4759,82 @@
         <w:pStyle w:val="BodyText"/>
       </w:pPr>
       <w:r>
+        <w:t xml:space="preserve">37. British Medicines in Pregnancy (BUMPS), UK Teratology Information Service.</w:t>
+      </w:r>
+      <w:r>
+        <w:t xml:space="preserve"> </w:t>
+      </w:r>
+      <w:hyperlink r:id="rId78">
+        <w:r>
+          <w:rPr>
+            <w:rStyle w:val="Hyperlink"/>
+          </w:rPr>
+          <w:t xml:space="preserve">Cetirizine</w:t>
+        </w:r>
+      </w:hyperlink>
+      <w:r>
+        <w:t xml:space="preserve">, версия 4, май 2025 — данные не указывают на вред для женщины или ребёнка; дополнительного наблюдения за ребёнком не требуется (7.9).</w:t>
+      </w:r>
+    </w:p>
+    <w:p>
+      <w:pPr>
+        <w:pStyle w:val="BodyText"/>
+      </w:pPr>
+      <w:r>
+        <w:t xml:space="preserve">38. BUMPS.</w:t>
+      </w:r>
+      <w:r>
+        <w:t xml:space="preserve"> </w:t>
+      </w:r>
+      <w:hyperlink r:id="rId79">
+        <w:r>
+          <w:rPr>
+            <w:rStyle w:val="Hyperlink"/>
+          </w:rPr>
+          <w:t xml:space="preserve">Hay fever</w:t>
+        </w:r>
+      </w:hyperlink>
+      <w:r>
+        <w:t xml:space="preserve">, версия 3, январь 2019 — спреи в нос с кортикостероидами или антигистаминными веществами допустимы, если простые меры не помогли: в кровь попадает очень мало вещества; сосудосуживающие спреи по возможности не применять на любом сроке — они могут уменьшать кровоток к плаценте (7.8, 7.9).</w:t>
+      </w:r>
+    </w:p>
+    <w:p>
+      <w:pPr>
+        <w:pStyle w:val="BodyText"/>
+      </w:pPr>
+      <w:r>
+        <w:t xml:space="preserve">39.</w:t>
+      </w:r>
+      <w:r>
+        <w:t xml:space="preserve"> </w:t>
+      </w:r>
+      <w:hyperlink r:id="rId80">
+        <w:r>
+          <w:rPr>
+            <w:rStyle w:val="Hyperlink"/>
+          </w:rPr>
+          <w:t xml:space="preserve">Назонекс, спрей назальный (мометазон), инструкция по применению</w:t>
+        </w:r>
+      </w:hyperlink>
+      <w:r>
+        <w:t xml:space="preserve">, рег. № П N014744/01 — отпускается по рецепту; контролируемых исследований у беременных не проводилось, назначают, только если ожидаемая польза оправдывает потенциальный риск для плода (7.9).</w:t>
+      </w:r>
+      <w:r>
+        <w:t xml:space="preserve"> </w:t>
+      </w:r>
+      <w:r>
+        <w:rPr>
+          <w:iCs/>
+          <w:i/>
+        </w:rPr>
+        <w:t xml:space="preserve">Текст инструкции — по копии на medi.ru (проверено 21.10.2026).</w:t>
+      </w:r>
+    </w:p>
+    <w:p>
+      <w:pPr>
+        <w:pStyle w:val="BodyText"/>
+      </w:pPr>
+      <w:r>
         <w:rPr>
           <w:bCs/>
           <w:b/>
@@ -4551,12 +4847,12 @@
         <w:pStyle w:val="BodyText"/>
       </w:pPr>
       <w:r>
-        <w:t xml:space="preserve">33. Минздрав России, Российское общество акушеров-гинекологов.</w:t>
-      </w:r>
-      <w:r>
-        <w:t xml:space="preserve"> </w:t>
-      </w:r>
-      <w:hyperlink r:id="rId74">
+        <w:t xml:space="preserve">40. Минздрав России, Российское общество акушеров-гинекологов.</w:t>
+      </w:r>
+      <w:r>
+        <w:t xml:space="preserve"> </w:t>
+      </w:r>
+      <w:hyperlink r:id="rId81">
         <w:r>
           <w:rPr>
             <w:rStyle w:val="Hyperlink"/>
@@ -4595,12 +4891,12 @@
         <w:pStyle w:val="BodyText"/>
       </w:pPr>
       <w:r>
-        <w:t xml:space="preserve">34. Sarecka-Hujar B., Szulc-Musioł B.</w:t>
-      </w:r>
-      <w:r>
-        <w:t xml:space="preserve"> </w:t>
-      </w:r>
-      <w:hyperlink r:id="rId75">
+        <w:t xml:space="preserve">41. Sarecka-Hujar B., Szulc-Musioł B.</w:t>
+      </w:r>
+      <w:r>
+        <w:t xml:space="preserve"> </w:t>
+      </w:r>
+      <w:hyperlink r:id="rId82">
         <w:r>
           <w:rPr>
             <w:rStyle w:val="Hyperlink"/>
@@ -4620,12 +4916,12 @@
         <w:pStyle w:val="BodyText"/>
       </w:pPr>
       <w:r>
-        <w:t xml:space="preserve">35. Kowalski R., Baj T., Kowalska G., Pankiewicz U.</w:t>
-      </w:r>
-      <w:r>
-        <w:t xml:space="preserve"> </w:t>
-      </w:r>
-      <w:hyperlink r:id="rId76">
+        <w:t xml:space="preserve">42. Kowalski R., Baj T., Kowalska G., Pankiewicz U.</w:t>
+      </w:r>
+      <w:r>
+        <w:t xml:space="preserve"> </w:t>
+      </w:r>
+      <w:hyperlink r:id="rId83">
         <w:r>
           <w:rPr>
             <w:rStyle w:val="Hyperlink"/>
@@ -4654,9 +4950,9 @@
         <w:pStyle w:val="BodyText"/>
       </w:pPr>
       <w:r>
-        <w:t xml:space="preserve">36. Alali A.B., Alhammad F.A., Almohammed Saleh J.A. et al. </w:t>
-      </w:r>
-      <w:hyperlink r:id="rId77">
+        <w:t xml:space="preserve">43. Alali A.B., Alhammad F.A., Almohammed Saleh J.A. et al. </w:t>
+      </w:r>
+      <w:hyperlink r:id="rId84">
         <w:r>
           <w:rPr>
             <w:rStyle w:val="Hyperlink"/>
@@ -4673,9 +4969,9 @@
         <w:pStyle w:val="BodyText"/>
       </w:pPr>
       <w:r>
-        <w:t xml:space="preserve">37. Chi C.-C., Wang S.-H., Wojnarowska F. et al. </w:t>
-      </w:r>
-      <w:hyperlink r:id="rId78">
+        <w:t xml:space="preserve">44. Chi C.-C., Wang S.-H., Wojnarowska F. et al. </w:t>
+      </w:r>
+      <w:hyperlink r:id="rId85">
         <w:r>
           <w:rPr>
             <w:rStyle w:val="Hyperlink"/>
@@ -4702,12 +4998,12 @@
         <w:pStyle w:val="BodyText"/>
       </w:pPr>
       <w:r>
-        <w:t xml:space="preserve">38. DermNet.</w:t>
-      </w:r>
-      <w:r>
-        <w:t xml:space="preserve"> </w:t>
-      </w:r>
-      <w:hyperlink r:id="rId79">
+        <w:t xml:space="preserve">45. DermNet.</w:t>
+      </w:r>
+      <w:r>
+        <w:t xml:space="preserve"> </w:t>
+      </w:r>
+      <w:hyperlink r:id="rId86">
         <w:r>
           <w:rPr>
             <w:rStyle w:val="Hyperlink"/>
@@ -4724,12 +5020,12 @@
         <w:pStyle w:val="BodyText"/>
       </w:pPr>
       <w:r>
-        <w:t xml:space="preserve">39. American College of Obstetricians and Gynecologists.</w:t>
-      </w:r>
-      <w:r>
-        <w:t xml:space="preserve"> </w:t>
-      </w:r>
-      <w:hyperlink r:id="rId80">
+        <w:t xml:space="preserve">46. American College of Obstetricians and Gynecologists.</w:t>
+      </w:r>
+      <w:r>
+        <w:t xml:space="preserve"> </w:t>
+      </w:r>
+      <w:hyperlink r:id="rId87">
         <w:r>
           <w:rPr>
             <w:rStyle w:val="Hyperlink"/>
@@ -4756,12 +5052,12 @@
         <w:pStyle w:val="BodyText"/>
       </w:pPr>
       <w:r>
-        <w:t xml:space="preserve">40. MotherToBaby (Organization of Teratology Information Specialists).</w:t>
-      </w:r>
-      <w:r>
-        <w:t xml:space="preserve"> </w:t>
-      </w:r>
-      <w:hyperlink r:id="rId81">
+        <w:t xml:space="preserve">47. MotherToBaby (Organization of Teratology Information Specialists).</w:t>
+      </w:r>
+      <w:r>
+        <w:t xml:space="preserve"> </w:t>
+      </w:r>
+      <w:hyperlink r:id="rId88">
         <w:r>
           <w:rPr>
             <w:rStyle w:val="Hyperlink"/>
@@ -4788,12 +5084,12 @@
         <w:pStyle w:val="BodyText"/>
       </w:pPr>
       <w:r>
-        <w:t xml:space="preserve">41. Российское общество дерматовенерологов и косметологов.</w:t>
-      </w:r>
-      <w:r>
-        <w:t xml:space="preserve"> </w:t>
-      </w:r>
-      <w:hyperlink r:id="rId82">
+        <w:t xml:space="preserve">48. Российское общество дерматовенерологов и косметологов.</w:t>
+      </w:r>
+      <w:r>
+        <w:t xml:space="preserve"> </w:t>
+      </w:r>
+      <w:hyperlink r:id="rId89">
         <w:r>
           <w:rPr>
             <w:rStyle w:val="Hyperlink"/>
@@ -4820,12 +5116,12 @@
         <w:pStyle w:val="BodyText"/>
       </w:pPr>
       <w:r>
-        <w:t xml:space="preserve">42. Регистр лекарственных средств России (РЛС).</w:t>
-      </w:r>
-      <w:r>
-        <w:t xml:space="preserve"> </w:t>
-      </w:r>
-      <w:hyperlink r:id="rId83">
+        <w:t xml:space="preserve">49. Регистр лекарственных средств России (РЛС).</w:t>
+      </w:r>
+      <w:r>
+        <w:t xml:space="preserve"> </w:t>
+      </w:r>
+      <w:hyperlink r:id="rId90">
         <w:r>
           <w:rPr>
             <w:rStyle w:val="Hyperlink"/>
@@ -4842,12 +5138,12 @@
         <w:pStyle w:val="BodyText"/>
       </w:pPr>
       <w:r>
-        <w:t xml:space="preserve">43. UK Teratology Information Service (UKTIS).</w:t>
-      </w:r>
-      <w:r>
-        <w:t xml:space="preserve"> </w:t>
-      </w:r>
-      <w:hyperlink r:id="rId84">
+        <w:t xml:space="preserve">50. UK Teratology Information Service (UKTIS).</w:t>
+      </w:r>
+      <w:r>
+        <w:t xml:space="preserve"> </w:t>
+      </w:r>
+      <w:hyperlink r:id="rId91">
         <w:r>
           <w:rPr>
             <w:rStyle w:val="Hyperlink"/>
@@ -4876,12 +5172,12 @@
         <w:pStyle w:val="BodyText"/>
       </w:pPr>
       <w:r>
-        <w:t xml:space="preserve">44. MotherToBaby (Organization of Teratology Information Specialists).</w:t>
-      </w:r>
-      <w:r>
-        <w:t xml:space="preserve"> </w:t>
-      </w:r>
-      <w:hyperlink r:id="rId85">
+        <w:t xml:space="preserve">51. MotherToBaby (Organization of Teratology Information Specialists).</w:t>
+      </w:r>
+      <w:r>
+        <w:t xml:space="preserve"> </w:t>
+      </w:r>
+      <w:hyperlink r:id="rId92">
         <w:r>
           <w:rPr>
             <w:rStyle w:val="Hyperlink"/>
@@ -4898,12 +5194,12 @@
         <w:pStyle w:val="BodyText"/>
       </w:pPr>
       <w:r>
-        <w:t xml:space="preserve">45. Verteramo R., Pierdomenico M., Greco P., Milano C.</w:t>
-      </w:r>
-      <w:r>
-        <w:t xml:space="preserve"> </w:t>
-      </w:r>
-      <w:hyperlink r:id="rId86">
+        <w:t xml:space="preserve">52. Verteramo R., Pierdomenico M., Greco P., Milano C.</w:t>
+      </w:r>
+      <w:r>
+        <w:t xml:space="preserve"> </w:t>
+      </w:r>
+      <w:hyperlink r:id="rId93">
         <w:r>
           <w:rPr>
             <w:rStyle w:val="Hyperlink"/>
@@ -4915,8 +5211,8 @@
         <w:t xml:space="preserve">. Biomedicines, 2022;10(12):3252, DOI 10.3390/biomedicines10123252 — мелатонин матери проходит через плаценту; собственный суточный ритм выработки мелатонина у ребёнка появляется к 3–5 месяцам (7.14).</w:t>
       </w:r>
     </w:p>
-    <w:bookmarkEnd w:id="87"/>
-    <w:bookmarkEnd w:id="88"/>
+    <w:bookmarkEnd w:id="94"/>
+    <w:bookmarkEnd w:id="95"/>
     <w:sectPr/>
   </w:body>
 </w:document>

--- a/themes/theme-7/Тема 7 — врачу 21.10.2026.docx
+++ b/themes/theme-7/Тема 7 — врачу 21.10.2026.docx
@@ -2,7 +2,7 @@
 <file path=word/document.xml><?xml version="1.0" encoding="utf-8"?>
 <w:document xmlns:w="http://schemas.openxmlformats.org/wordprocessingml/2006/main" xmlns:m="http://schemas.openxmlformats.org/officeDocument/2006/math" xmlns:r="http://schemas.openxmlformats.org/officeDocument/2006/relationships" xmlns:o="urn:schemas-microsoft-com:office:office" xmlns:v="urn:schemas-microsoft-com:vml" xmlns:w10="urn:schemas-microsoft-com:office:word" xmlns:a="http://schemas.openxmlformats.org/drawingml/2006/main" xmlns:pic="http://schemas.openxmlformats.org/drawingml/2006/picture" xmlns:wp="http://schemas.openxmlformats.org/drawingml/2006/wordprocessingDrawing">
   <w:body>
-    <w:bookmarkStart w:id="95" w:name="X2c0531a3f2860f5fcbe546515671b62f7f2ebc0"/>
+    <w:bookmarkStart w:id="102" w:name="X2c0531a3f2860f5fcbe546515671b62f7f2ebc0"/>
     <w:p>
       <w:pPr>
         <w:pStyle w:val="Heading1"/>
@@ -147,7 +147,7 @@
         <w:t xml:space="preserve"> </w:t>
       </w:r>
       <w:r>
-        <w:t xml:space="preserve">7.7: «Цитрамон» (из-за ацетилсалициловой кислоты — правило НПВП; I и III триместр — противопоказание), «Но-шпа» (с осторожностью, по назначению врача). 7.8: противовирусные «от простуды» — противопоказания по КР «ОРВИ у взрослых» и инструкции «Кагоцела»; при гриппе препарат назначает врач; «Лазолван» (I триместр — противопоказание). 7.9: цетиризин (BUMPS — вреда не показано), спреи с кортикостероидами при аллергическом рините (BUMPS — допустимы; «Назонекс» — по рецепту, по оценке пользы и риска). Проверьте, пожалуйста, эти места.</w:t>
+        <w:t xml:space="preserve">7.7: «Цитрамон» (из-за ацетилсалициловой кислоты — правило НПВП; I и III триместр — противопоказание), «Но-шпа» (с осторожностью, по назначению врача). 7.8: противовирусные «от простуды» — противопоказания по КР «ОРВИ у взрослых» и инструкции «Кагоцела»; при гриппе препарат назначает врач; «Лазолван» (I триместр — противопоказание). 7.9: цетиризин (BUMPS — вреда не показано), спреи с кортикостероидами при аллергическом рините (BUMPS — допустимы; «Назонекс» — по рецепту, по оценке пользы и риска). 7.8: леденцы и спреи для горла — что сказано о беременности в инструкциях «Тантум Верде», «Лизобакта», «Гексорала», «Стрепсилса», «Фарингосепта», «Граммидина нео». 7.14: «Донормил» (доксиламин) — по описанию «Видаля», можно на протяжении всей беременности, на поздних сроках учитывают действие на новорождённого; в тексте — начинать только по решению врача. Проверьте, пожалуйста, эти места.</w:t>
       </w:r>
     </w:p>
     <w:bookmarkEnd w:id="20"/>
@@ -1426,7 +1426,83 @@
         <w:pStyle w:val="BodyText"/>
       </w:pPr>
       <w:r>
-        <w:t xml:space="preserve">Сиропы и таблетки от кашля кашель не останавливают, а только могут немного его уменьшить, и не все они подходят при беременности. Перед покупкой назовите фармацевту срок и проверьте действующее вещество: средства с гвайфенезином, как сказано выше, относят к нежелательным. Например, в инструкции к «Лазолвану» (амброксол) беременность в I триместре указана среди противопоказаний, а во II и III триместре препарат применяют, только если польза для матери превышает риск для плода. Если горло болит сильно, обезболивающее первого выбора — парацетамол в обычной дозе (раздел 7.7 «Боль и температура: чем снижать и когда звонить врачу»).</w:t>
+        <w:t xml:space="preserve">Сиропы и таблетки от кашля кашель не останавливают, а только могут немного его уменьшить, и не все они подходят при беременности. Перед покупкой назовите фармацевту срок и проверьте действующее вещество: средства с гвайфенезином, как сказано выше, относят к нежелательным. Например, в инструкции к «Лазолвану» (амброксол) беременность в I триместре указана среди противопоказаний, а во II и III триместре препарат применяют, только если польза для матери превышает риск для плода.</w:t>
+      </w:r>
+    </w:p>
+    <w:p>
+      <w:pPr>
+        <w:pStyle w:val="BodyText"/>
+      </w:pPr>
+      <w:r>
+        <w:t xml:space="preserve">Леденцы и спреи для горла тоже различаются по тому, что о беременности сказано в инструкции:</w:t>
+      </w:r>
+    </w:p>
+    <w:p>
+      <w:pPr>
+        <w:numPr>
+          <w:ilvl w:val="0"/>
+          <w:numId w:val="1004"/>
+        </w:numPr>
+        <w:pStyle w:val="Compact"/>
+      </w:pPr>
+      <w:r>
+        <w:t xml:space="preserve">бензидамин («Тантум Верде», спрей) — «возможно использование препарата во время беременности»;</w:t>
+      </w:r>
+    </w:p>
+    <w:p>
+      <w:pPr>
+        <w:numPr>
+          <w:ilvl w:val="0"/>
+          <w:numId w:val="1004"/>
+        </w:numPr>
+        <w:pStyle w:val="Compact"/>
+      </w:pPr>
+      <w:r>
+        <w:t xml:space="preserve">лизоцим с пиридоксином («Лизобакт») — «может применяться во время беременности»;</w:t>
+      </w:r>
+    </w:p>
+    <w:p>
+      <w:pPr>
+        <w:numPr>
+          <w:ilvl w:val="0"/>
+          <w:numId w:val="1004"/>
+        </w:numPr>
+        <w:pStyle w:val="Compact"/>
+      </w:pPr>
+      <w:r>
+        <w:t xml:space="preserve">гексэтидин («Гексорал», аэрозоль) — сведений о нежелательных эффектах при беременности нет, но данных о том, проникает ли он через плаценту, недостаточно, поэтому решает врач, сопоставив пользу и риск;</w:t>
+      </w:r>
+    </w:p>
+    <w:p>
+      <w:pPr>
+        <w:numPr>
+          <w:ilvl w:val="0"/>
+          <w:numId w:val="1004"/>
+        </w:numPr>
+        <w:pStyle w:val="Compact"/>
+      </w:pPr>
+      <w:r>
+        <w:t xml:space="preserve">амилметакрезол с дихлорбензиловым спиртом («Стрепсилс») и амбазон («Фарингосепт») — при беременности только по рекомендации врача, если польза для матери превышает риск для плода;</w:t>
+      </w:r>
+    </w:p>
+    <w:p>
+      <w:pPr>
+        <w:numPr>
+          <w:ilvl w:val="0"/>
+          <w:numId w:val="1004"/>
+        </w:numPr>
+        <w:pStyle w:val="Compact"/>
+      </w:pPr>
+      <w:r>
+        <w:t xml:space="preserve">грамицидин С с цетилпиридиния хлоридом («Граммидин нео») — беременность в I триместре указана среди противопоказаний.</w:t>
+      </w:r>
+    </w:p>
+    <w:p>
+      <w:pPr>
+        <w:pStyle w:val="FirstParagraph"/>
+      </w:pPr>
+      <w:r>
+        <w:t xml:space="preserve">Инструкции к одному средству в разных формах и у разных производителей могут различаться, поэтому сверяйтесь с вкладышем из своей коробки. Если горло болит сильно, обезболивающее первого выбора — парацетамол в обычной дозе (раздел 7.7 «Боль и температура: чем снижать и когда звонить врачу»).</w:t>
       </w:r>
     </w:p>
     <w:p>
@@ -1451,7 +1527,7 @@
       <w:pPr>
         <w:numPr>
           <w:ilvl w:val="0"/>
-          <w:numId w:val="1004"/>
+          <w:numId w:val="1005"/>
         </w:numPr>
         <w:pStyle w:val="Compact"/>
       </w:pPr>
@@ -1463,7 +1539,7 @@
       <w:pPr>
         <w:numPr>
           <w:ilvl w:val="0"/>
-          <w:numId w:val="1004"/>
+          <w:numId w:val="1005"/>
         </w:numPr>
         <w:pStyle w:val="Compact"/>
       </w:pPr>
@@ -1475,7 +1551,7 @@
       <w:pPr>
         <w:numPr>
           <w:ilvl w:val="0"/>
-          <w:numId w:val="1004"/>
+          <w:numId w:val="1005"/>
         </w:numPr>
         <w:pStyle w:val="Compact"/>
       </w:pPr>
@@ -1487,7 +1563,7 @@
       <w:pPr>
         <w:numPr>
           <w:ilvl w:val="0"/>
-          <w:numId w:val="1004"/>
+          <w:numId w:val="1005"/>
         </w:numPr>
         <w:pStyle w:val="Compact"/>
       </w:pPr>
@@ -1525,7 +1601,7 @@
       <w:pPr>
         <w:numPr>
           <w:ilvl w:val="0"/>
-          <w:numId w:val="1005"/>
+          <w:numId w:val="1006"/>
         </w:numPr>
         <w:pStyle w:val="Compact"/>
       </w:pPr>
@@ -1537,7 +1613,7 @@
       <w:pPr>
         <w:numPr>
           <w:ilvl w:val="0"/>
-          <w:numId w:val="1005"/>
+          <w:numId w:val="1006"/>
         </w:numPr>
         <w:pStyle w:val="Compact"/>
       </w:pPr>
@@ -1549,7 +1625,7 @@
       <w:pPr>
         <w:numPr>
           <w:ilvl w:val="0"/>
-          <w:numId w:val="1005"/>
+          <w:numId w:val="1006"/>
         </w:numPr>
         <w:pStyle w:val="Compact"/>
       </w:pPr>
@@ -1695,7 +1771,7 @@
       <w:pPr>
         <w:numPr>
           <w:ilvl w:val="0"/>
-          <w:numId w:val="1006"/>
+          <w:numId w:val="1007"/>
         </w:numPr>
         <w:pStyle w:val="Compact"/>
       </w:pPr>
@@ -1707,7 +1783,7 @@
       <w:pPr>
         <w:numPr>
           <w:ilvl w:val="0"/>
-          <w:numId w:val="1006"/>
+          <w:numId w:val="1007"/>
         </w:numPr>
         <w:pStyle w:val="Compact"/>
       </w:pPr>
@@ -1719,7 +1795,7 @@
       <w:pPr>
         <w:numPr>
           <w:ilvl w:val="0"/>
-          <w:numId w:val="1006"/>
+          <w:numId w:val="1007"/>
         </w:numPr>
         <w:pStyle w:val="Compact"/>
       </w:pPr>
@@ -1923,7 +1999,7 @@
       <w:pPr>
         <w:numPr>
           <w:ilvl w:val="0"/>
-          <w:numId w:val="1007"/>
+          <w:numId w:val="1008"/>
         </w:numPr>
         <w:pStyle w:val="Compact"/>
       </w:pPr>
@@ -1945,7 +2021,7 @@
       <w:pPr>
         <w:numPr>
           <w:ilvl w:val="0"/>
-          <w:numId w:val="1007"/>
+          <w:numId w:val="1008"/>
         </w:numPr>
         <w:pStyle w:val="Compact"/>
       </w:pPr>
@@ -1967,7 +2043,7 @@
       <w:pPr>
         <w:numPr>
           <w:ilvl w:val="0"/>
-          <w:numId w:val="1007"/>
+          <w:numId w:val="1008"/>
         </w:numPr>
         <w:pStyle w:val="Compact"/>
       </w:pPr>
@@ -1989,7 +2065,7 @@
       <w:pPr>
         <w:numPr>
           <w:ilvl w:val="0"/>
-          <w:numId w:val="1007"/>
+          <w:numId w:val="1008"/>
         </w:numPr>
         <w:pStyle w:val="Compact"/>
       </w:pPr>
@@ -2011,7 +2087,7 @@
       <w:pPr>
         <w:numPr>
           <w:ilvl w:val="0"/>
-          <w:numId w:val="1007"/>
+          <w:numId w:val="1008"/>
         </w:numPr>
         <w:pStyle w:val="Compact"/>
       </w:pPr>
@@ -2033,7 +2109,7 @@
       <w:pPr>
         <w:numPr>
           <w:ilvl w:val="0"/>
-          <w:numId w:val="1007"/>
+          <w:numId w:val="1008"/>
         </w:numPr>
         <w:pStyle w:val="Compact"/>
       </w:pPr>
@@ -2076,7 +2152,7 @@
       <w:pPr>
         <w:numPr>
           <w:ilvl w:val="0"/>
-          <w:numId w:val="1008"/>
+          <w:numId w:val="1009"/>
         </w:numPr>
         <w:pStyle w:val="Compact"/>
       </w:pPr>
@@ -2088,7 +2164,7 @@
       <w:pPr>
         <w:numPr>
           <w:ilvl w:val="0"/>
-          <w:numId w:val="1008"/>
+          <w:numId w:val="1009"/>
         </w:numPr>
         <w:pStyle w:val="Compact"/>
       </w:pPr>
@@ -2100,7 +2176,7 @@
       <w:pPr>
         <w:numPr>
           <w:ilvl w:val="0"/>
-          <w:numId w:val="1008"/>
+          <w:numId w:val="1009"/>
         </w:numPr>
         <w:pStyle w:val="Compact"/>
       </w:pPr>
@@ -2192,7 +2268,7 @@
       <w:pPr>
         <w:numPr>
           <w:ilvl w:val="0"/>
-          <w:numId w:val="1009"/>
+          <w:numId w:val="1010"/>
         </w:numPr>
         <w:pStyle w:val="Compact"/>
       </w:pPr>
@@ -2214,7 +2290,7 @@
       <w:pPr>
         <w:numPr>
           <w:ilvl w:val="0"/>
-          <w:numId w:val="1009"/>
+          <w:numId w:val="1010"/>
         </w:numPr>
         <w:pStyle w:val="Compact"/>
       </w:pPr>
@@ -2236,7 +2312,7 @@
       <w:pPr>
         <w:numPr>
           <w:ilvl w:val="0"/>
-          <w:numId w:val="1009"/>
+          <w:numId w:val="1010"/>
         </w:numPr>
         <w:pStyle w:val="Compact"/>
       </w:pPr>
@@ -2286,7 +2362,7 @@
       <w:pPr>
         <w:numPr>
           <w:ilvl w:val="0"/>
-          <w:numId w:val="1010"/>
+          <w:numId w:val="1011"/>
         </w:numPr>
         <w:pStyle w:val="Compact"/>
       </w:pPr>
@@ -2308,7 +2384,7 @@
       <w:pPr>
         <w:numPr>
           <w:ilvl w:val="0"/>
-          <w:numId w:val="1010"/>
+          <w:numId w:val="1011"/>
         </w:numPr>
         <w:pStyle w:val="Compact"/>
       </w:pPr>
@@ -2330,7 +2406,7 @@
       <w:pPr>
         <w:numPr>
           <w:ilvl w:val="0"/>
-          <w:numId w:val="1010"/>
+          <w:numId w:val="1011"/>
         </w:numPr>
         <w:pStyle w:val="Compact"/>
       </w:pPr>
@@ -2352,7 +2428,7 @@
       <w:pPr>
         <w:numPr>
           <w:ilvl w:val="0"/>
-          <w:numId w:val="1010"/>
+          <w:numId w:val="1011"/>
         </w:numPr>
         <w:pStyle w:val="Compact"/>
       </w:pPr>
@@ -2743,7 +2819,7 @@
         <w:pStyle w:val="BodyText"/>
       </w:pPr>
       <w:r>
-        <w:t xml:space="preserve">Со снотворными по рецепту правило то же, без исключений: назначает их врач, который знает о беременности, и отменять уже назначенный препарат самой тоже нельзя без врача.</w:t>
+        <w:t xml:space="preserve">Со снотворными по рецепту правило то же, без исключений: назначает их врач, который знает о беременности, и отменять уже назначенный препарат самой тоже нельзя без врача. Например, «Донормил» (доксиламин) отпускается по рецепту, хотя купить его без рецепта нетрудно. В его инструкции сказано, что по данным контролируемых исследований доксиламин можно применять на протяжении всей беременности. Но если его назначают на поздних сроках, у новорождённого учитывают возможное действие препарата — сонливость и другие его эффекты. Поэтому и «Донормил» самой начинать не стоит: о нём, как о любом снотворном, решает врач.</w:t>
       </w:r>
     </w:p>
     <w:p>
@@ -2860,7 +2936,7 @@
       <w:pPr>
         <w:numPr>
           <w:ilvl w:val="0"/>
-          <w:numId w:val="1011"/>
+          <w:numId w:val="1012"/>
         </w:numPr>
         <w:pStyle w:val="Compact"/>
       </w:pPr>
@@ -2882,7 +2958,7 @@
       <w:pPr>
         <w:numPr>
           <w:ilvl w:val="0"/>
-          <w:numId w:val="1011"/>
+          <w:numId w:val="1012"/>
         </w:numPr>
         <w:pStyle w:val="Compact"/>
       </w:pPr>
@@ -2904,7 +2980,7 @@
       <w:pPr>
         <w:numPr>
           <w:ilvl w:val="0"/>
-          <w:numId w:val="1011"/>
+          <w:numId w:val="1012"/>
         </w:numPr>
         <w:pStyle w:val="Compact"/>
       </w:pPr>
@@ -2926,7 +3002,7 @@
       <w:pPr>
         <w:numPr>
           <w:ilvl w:val="0"/>
-          <w:numId w:val="1011"/>
+          <w:numId w:val="1012"/>
         </w:numPr>
         <w:pStyle w:val="Compact"/>
       </w:pPr>
@@ -3018,7 +3094,7 @@
       <w:pPr>
         <w:numPr>
           <w:ilvl w:val="0"/>
-          <w:numId w:val="1012"/>
+          <w:numId w:val="1013"/>
         </w:numPr>
         <w:pStyle w:val="Compact"/>
       </w:pPr>
@@ -3030,7 +3106,7 @@
       <w:pPr>
         <w:numPr>
           <w:ilvl w:val="0"/>
-          <w:numId w:val="1012"/>
+          <w:numId w:val="1013"/>
         </w:numPr>
         <w:pStyle w:val="Compact"/>
       </w:pPr>
@@ -3042,7 +3118,7 @@
       <w:pPr>
         <w:numPr>
           <w:ilvl w:val="0"/>
-          <w:numId w:val="1012"/>
+          <w:numId w:val="1013"/>
         </w:numPr>
         <w:pStyle w:val="Compact"/>
       </w:pPr>
@@ -3115,7 +3191,7 @@
       <w:pPr>
         <w:numPr>
           <w:ilvl w:val="0"/>
-          <w:numId w:val="1012"/>
+          <w:numId w:val="1013"/>
         </w:numPr>
         <w:pStyle w:val="Compact"/>
       </w:pPr>
@@ -3127,7 +3203,7 @@
       <w:pPr>
         <w:numPr>
           <w:ilvl w:val="0"/>
-          <w:numId w:val="1012"/>
+          <w:numId w:val="1013"/>
         </w:numPr>
         <w:pStyle w:val="Compact"/>
       </w:pPr>
@@ -3165,7 +3241,7 @@
       <w:pPr>
         <w:numPr>
           <w:ilvl w:val="0"/>
-          <w:numId w:val="1013"/>
+          <w:numId w:val="1014"/>
         </w:numPr>
         <w:pStyle w:val="Compact"/>
       </w:pPr>
@@ -3177,7 +3253,7 @@
       <w:pPr>
         <w:numPr>
           <w:ilvl w:val="0"/>
-          <w:numId w:val="1013"/>
+          <w:numId w:val="1014"/>
         </w:numPr>
         <w:pStyle w:val="Compact"/>
       </w:pPr>
@@ -3189,7 +3265,7 @@
       <w:pPr>
         <w:numPr>
           <w:ilvl w:val="0"/>
-          <w:numId w:val="1013"/>
+          <w:numId w:val="1014"/>
         </w:numPr>
         <w:pStyle w:val="Compact"/>
       </w:pPr>
@@ -3243,7 +3319,7 @@
       <w:pPr>
         <w:numPr>
           <w:ilvl w:val="0"/>
-          <w:numId w:val="1014"/>
+          <w:numId w:val="1015"/>
         </w:numPr>
         <w:pStyle w:val="Compact"/>
       </w:pPr>
@@ -3262,7 +3338,7 @@
       <w:pPr>
         <w:numPr>
           <w:ilvl w:val="0"/>
-          <w:numId w:val="1014"/>
+          <w:numId w:val="1015"/>
         </w:numPr>
         <w:pStyle w:val="Compact"/>
       </w:pPr>
@@ -3284,7 +3360,7 @@
       <w:pPr>
         <w:numPr>
           <w:ilvl w:val="0"/>
-          <w:numId w:val="1014"/>
+          <w:numId w:val="1015"/>
         </w:numPr>
         <w:pStyle w:val="Compact"/>
       </w:pPr>
@@ -3303,7 +3379,7 @@
       <w:pPr>
         <w:numPr>
           <w:ilvl w:val="0"/>
-          <w:numId w:val="1014"/>
+          <w:numId w:val="1015"/>
         </w:numPr>
         <w:pStyle w:val="Compact"/>
       </w:pPr>
@@ -3322,7 +3398,7 @@
       <w:pPr>
         <w:numPr>
           <w:ilvl w:val="0"/>
-          <w:numId w:val="1014"/>
+          <w:numId w:val="1015"/>
         </w:numPr>
         <w:pStyle w:val="Compact"/>
       </w:pPr>
@@ -3367,7 +3443,7 @@
       <w:pPr>
         <w:numPr>
           <w:ilvl w:val="0"/>
-          <w:numId w:val="1015"/>
+          <w:numId w:val="1016"/>
         </w:numPr>
         <w:pStyle w:val="Compact"/>
       </w:pPr>
@@ -3395,7 +3471,7 @@
       <w:pPr>
         <w:numPr>
           <w:ilvl w:val="0"/>
-          <w:numId w:val="1015"/>
+          <w:numId w:val="1016"/>
         </w:numPr>
         <w:pStyle w:val="Compact"/>
       </w:pPr>
@@ -3407,7 +3483,7 @@
       <w:pPr>
         <w:numPr>
           <w:ilvl w:val="0"/>
-          <w:numId w:val="1015"/>
+          <w:numId w:val="1016"/>
         </w:numPr>
         <w:pStyle w:val="Compact"/>
       </w:pPr>
@@ -3419,7 +3495,7 @@
       <w:pPr>
         <w:numPr>
           <w:ilvl w:val="0"/>
-          <w:numId w:val="1015"/>
+          <w:numId w:val="1016"/>
         </w:numPr>
         <w:pStyle w:val="Compact"/>
       </w:pPr>
@@ -3475,7 +3551,7 @@
       <w:pPr>
         <w:numPr>
           <w:ilvl w:val="0"/>
-          <w:numId w:val="1016"/>
+          <w:numId w:val="1017"/>
         </w:numPr>
         <w:pStyle w:val="Compact"/>
       </w:pPr>
@@ -3487,7 +3563,7 @@
       <w:pPr>
         <w:numPr>
           <w:ilvl w:val="0"/>
-          <w:numId w:val="1016"/>
+          <w:numId w:val="1017"/>
         </w:numPr>
         <w:pStyle w:val="Compact"/>
       </w:pPr>
@@ -3499,7 +3575,7 @@
       <w:pPr>
         <w:numPr>
           <w:ilvl w:val="0"/>
-          <w:numId w:val="1016"/>
+          <w:numId w:val="1017"/>
         </w:numPr>
         <w:pStyle w:val="Compact"/>
       </w:pPr>
@@ -3511,7 +3587,7 @@
       <w:pPr>
         <w:numPr>
           <w:ilvl w:val="0"/>
-          <w:numId w:val="1016"/>
+          <w:numId w:val="1017"/>
         </w:numPr>
         <w:pStyle w:val="Compact"/>
       </w:pPr>
@@ -3523,7 +3599,7 @@
       <w:pPr>
         <w:numPr>
           <w:ilvl w:val="0"/>
-          <w:numId w:val="1016"/>
+          <w:numId w:val="1017"/>
         </w:numPr>
         <w:pStyle w:val="Compact"/>
       </w:pPr>
@@ -3535,7 +3611,7 @@
       <w:pPr>
         <w:numPr>
           <w:ilvl w:val="0"/>
-          <w:numId w:val="1016"/>
+          <w:numId w:val="1017"/>
         </w:numPr>
         <w:pStyle w:val="Compact"/>
       </w:pPr>
@@ -3547,7 +3623,7 @@
       <w:pPr>
         <w:numPr>
           <w:ilvl w:val="0"/>
-          <w:numId w:val="1016"/>
+          <w:numId w:val="1017"/>
         </w:numPr>
         <w:pStyle w:val="Compact"/>
       </w:pPr>
@@ -3559,7 +3635,7 @@
       <w:pPr>
         <w:numPr>
           <w:ilvl w:val="0"/>
-          <w:numId w:val="1016"/>
+          <w:numId w:val="1017"/>
         </w:numPr>
         <w:pStyle w:val="Compact"/>
       </w:pPr>
@@ -3571,7 +3647,7 @@
       <w:pPr>
         <w:numPr>
           <w:ilvl w:val="0"/>
-          <w:numId w:val="1016"/>
+          <w:numId w:val="1017"/>
         </w:numPr>
         <w:pStyle w:val="Compact"/>
       </w:pPr>
@@ -3580,7 +3656,7 @@
       </w:r>
     </w:p>
     <w:bookmarkEnd w:id="39"/>
-    <w:bookmarkStart w:id="94" w:name="клинические-и-научные-источники"/>
+    <w:bookmarkStart w:id="101" w:name="клинические-и-научные-источники"/>
     <w:p>
       <w:pPr>
         <w:pStyle w:val="Heading2"/>
@@ -4715,6 +4791,198 @@
         <w:pStyle w:val="BodyText"/>
       </w:pPr>
       <w:r>
+        <w:t xml:space="preserve">36.</w:t>
+      </w:r>
+      <w:r>
+        <w:t xml:space="preserve"> </w:t>
+      </w:r>
+      <w:hyperlink r:id="rId77">
+        <w:r>
+          <w:rPr>
+            <w:rStyle w:val="Hyperlink"/>
+          </w:rPr>
+          <w:t xml:space="preserve">Тантум Верде, спрей (бензидамин), инструкция по применению</w:t>
+        </w:r>
+      </w:hyperlink>
+      <w:r>
+        <w:t xml:space="preserve">, рег. № П N014279/01 — «Возможно использование препарата во время беременности и лактации» (7.8).</w:t>
+      </w:r>
+      <w:r>
+        <w:t xml:space="preserve"> </w:t>
+      </w:r>
+      <w:r>
+        <w:rPr>
+          <w:iCs/>
+          <w:i/>
+        </w:rPr>
+        <w:t xml:space="preserve">Текст инструкции — по копии на medi.ru (проверено 21.10.2026).</w:t>
+      </w:r>
+    </w:p>
+    <w:p>
+      <w:pPr>
+        <w:pStyle w:val="BodyText"/>
+      </w:pPr>
+      <w:r>
+        <w:t xml:space="preserve">37.</w:t>
+      </w:r>
+      <w:r>
+        <w:t xml:space="preserve"> </w:t>
+      </w:r>
+      <w:hyperlink r:id="rId78">
+        <w:r>
+          <w:rPr>
+            <w:rStyle w:val="Hyperlink"/>
+          </w:rPr>
+          <w:t xml:space="preserve">Лизобакт, таблетки для рассасывания (лизоцим, пиридоксин), инструкция по применению</w:t>
+        </w:r>
+      </w:hyperlink>
+      <w:r>
+        <w:t xml:space="preserve">, рег. № П N014179/01 — «может применяться во время беременности и периода кормления грудью» (7.8).</w:t>
+      </w:r>
+      <w:r>
+        <w:t xml:space="preserve"> </w:t>
+      </w:r>
+      <w:r>
+        <w:rPr>
+          <w:iCs/>
+          <w:i/>
+        </w:rPr>
+        <w:t xml:space="preserve">Текст инструкции — по копии на medi.ru (проверено 21.10.2026).</w:t>
+      </w:r>
+    </w:p>
+    <w:p>
+      <w:pPr>
+        <w:pStyle w:val="BodyText"/>
+      </w:pPr>
+      <w:r>
+        <w:t xml:space="preserve">38.</w:t>
+      </w:r>
+      <w:r>
+        <w:t xml:space="preserve"> </w:t>
+      </w:r>
+      <w:hyperlink r:id="rId79">
+        <w:r>
+          <w:rPr>
+            <w:rStyle w:val="Hyperlink"/>
+          </w:rPr>
+          <w:t xml:space="preserve">Гексорал, аэрозоль (гексэтидин), инструкция по применению</w:t>
+        </w:r>
+      </w:hyperlink>
+      <w:r>
+        <w:t xml:space="preserve">, рег. № П N014010/01 — сведений о нежелательных эффектах при беременности нет; из-за недостатка данных о проникновении через плаценту врач оценивает пользу и риск (7.8).</w:t>
+      </w:r>
+      <w:r>
+        <w:t xml:space="preserve"> </w:t>
+      </w:r>
+      <w:r>
+        <w:rPr>
+          <w:iCs/>
+          <w:i/>
+        </w:rPr>
+        <w:t xml:space="preserve">Текст инструкции — по копии на medi.ru (проверено 21.10.2026).</w:t>
+      </w:r>
+    </w:p>
+    <w:p>
+      <w:pPr>
+        <w:pStyle w:val="BodyText"/>
+      </w:pPr>
+      <w:r>
+        <w:t xml:space="preserve">39.</w:t>
+      </w:r>
+      <w:r>
+        <w:t xml:space="preserve"> </w:t>
+      </w:r>
+      <w:hyperlink r:id="rId80">
+        <w:r>
+          <w:rPr>
+            <w:rStyle w:val="Hyperlink"/>
+          </w:rPr>
+          <w:t xml:space="preserve">Стрепсилс без сахара, таблетки для рассасывания (амилметакрезол, 2,4-дихлорбензиловый спирт), инструкция по применению</w:t>
+        </w:r>
+      </w:hyperlink>
+      <w:r>
+        <w:t xml:space="preserve">, рег. № П N015151/01 — при беременности — только по рекомендации врача, если польза для матери превышает риск для плода (7.8).</w:t>
+      </w:r>
+      <w:r>
+        <w:t xml:space="preserve"> </w:t>
+      </w:r>
+      <w:r>
+        <w:rPr>
+          <w:iCs/>
+          <w:i/>
+        </w:rPr>
+        <w:t xml:space="preserve">Текст инструкции — по копии на medi.ru (проверено 21.10.2026).</w:t>
+      </w:r>
+    </w:p>
+    <w:p>
+      <w:pPr>
+        <w:pStyle w:val="BodyText"/>
+      </w:pPr>
+      <w:r>
+        <w:t xml:space="preserve">40.</w:t>
+      </w:r>
+      <w:r>
+        <w:t xml:space="preserve"> </w:t>
+      </w:r>
+      <w:hyperlink r:id="rId81">
+        <w:r>
+          <w:rPr>
+            <w:rStyle w:val="Hyperlink"/>
+          </w:rPr>
+          <w:t xml:space="preserve">Фарингосепт, таблетки для рассасывания (амбазон), инструкция по применению</w:t>
+        </w:r>
+      </w:hyperlink>
+      <w:r>
+        <w:t xml:space="preserve">, рег. № П N011249 — при беременности — после консультации врача, только если польза для матери превышает риск для плода (7.8).</w:t>
+      </w:r>
+      <w:r>
+        <w:t xml:space="preserve"> </w:t>
+      </w:r>
+      <w:r>
+        <w:rPr>
+          <w:iCs/>
+          <w:i/>
+        </w:rPr>
+        <w:t xml:space="preserve">Текст инструкции — по копии на medi.ru (проверено 21.10.2026).</w:t>
+      </w:r>
+    </w:p>
+    <w:p>
+      <w:pPr>
+        <w:pStyle w:val="BodyText"/>
+      </w:pPr>
+      <w:r>
+        <w:t xml:space="preserve">41.</w:t>
+      </w:r>
+      <w:r>
+        <w:t xml:space="preserve"> </w:t>
+      </w:r>
+      <w:hyperlink r:id="rId82">
+        <w:r>
+          <w:rPr>
+            <w:rStyle w:val="Hyperlink"/>
+          </w:rPr>
+          <w:t xml:space="preserve">Граммидин нео, таблетки для рассасывания (грамицидин С, цетилпиридиния хлорид), инструкция по применению</w:t>
+        </w:r>
+      </w:hyperlink>
+      <w:r>
+        <w:t xml:space="preserve">, рег. № ЛСР-010598/08 — беременность в I триместре — противопоказание (7.8).</w:t>
+      </w:r>
+      <w:r>
+        <w:t xml:space="preserve"> </w:t>
+      </w:r>
+      <w:r>
+        <w:rPr>
+          <w:iCs/>
+          <w:i/>
+        </w:rPr>
+        <w:t xml:space="preserve">Текст инструкции — по копии на medi.ru (проверено 21.10.2026).</w:t>
+      </w:r>
+    </w:p>
+    <w:p>
+      <w:pPr>
+        <w:pStyle w:val="BodyText"/>
+      </w:pPr>
+      <w:r>
         <w:rPr>
           <w:bCs/>
           <w:b/>
@@ -4727,12 +4995,12 @@
         <w:pStyle w:val="BodyText"/>
       </w:pPr>
       <w:r>
-        <w:t xml:space="preserve">36. UK Teratology Information Service (UKTIS).</w:t>
-      </w:r>
-      <w:r>
-        <w:t xml:space="preserve"> </w:t>
-      </w:r>
-      <w:hyperlink r:id="rId77">
+        <w:t xml:space="preserve">42. UK Teratology Information Service (UKTIS).</w:t>
+      </w:r>
+      <w:r>
+        <w:t xml:space="preserve"> </w:t>
+      </w:r>
+      <w:hyperlink r:id="rId83">
         <w:r>
           <w:rPr>
             <w:rStyle w:val="Hyperlink"/>
@@ -4759,12 +5027,12 @@
         <w:pStyle w:val="BodyText"/>
       </w:pPr>
       <w:r>
-        <w:t xml:space="preserve">37. British Medicines in Pregnancy (BUMPS), UK Teratology Information Service.</w:t>
-      </w:r>
-      <w:r>
-        <w:t xml:space="preserve"> </w:t>
-      </w:r>
-      <w:hyperlink r:id="rId78">
+        <w:t xml:space="preserve">43. British Medicines in Pregnancy (BUMPS), UK Teratology Information Service.</w:t>
+      </w:r>
+      <w:r>
+        <w:t xml:space="preserve"> </w:t>
+      </w:r>
+      <w:hyperlink r:id="rId84">
         <w:r>
           <w:rPr>
             <w:rStyle w:val="Hyperlink"/>
@@ -4781,12 +5049,12 @@
         <w:pStyle w:val="BodyText"/>
       </w:pPr>
       <w:r>
-        <w:t xml:space="preserve">38. BUMPS.</w:t>
-      </w:r>
-      <w:r>
-        <w:t xml:space="preserve"> </w:t>
-      </w:r>
-      <w:hyperlink r:id="rId79">
+        <w:t xml:space="preserve">44. BUMPS.</w:t>
+      </w:r>
+      <w:r>
+        <w:t xml:space="preserve"> </w:t>
+      </w:r>
+      <w:hyperlink r:id="rId85">
         <w:r>
           <w:rPr>
             <w:rStyle w:val="Hyperlink"/>
@@ -4803,12 +5071,12 @@
         <w:pStyle w:val="BodyText"/>
       </w:pPr>
       <w:r>
-        <w:t xml:space="preserve">39.</w:t>
-      </w:r>
-      <w:r>
-        <w:t xml:space="preserve"> </w:t>
-      </w:r>
-      <w:hyperlink r:id="rId80">
+        <w:t xml:space="preserve">45.</w:t>
+      </w:r>
+      <w:r>
+        <w:t xml:space="preserve"> </w:t>
+      </w:r>
+      <w:hyperlink r:id="rId86">
         <w:r>
           <w:rPr>
             <w:rStyle w:val="Hyperlink"/>
@@ -4847,12 +5115,12 @@
         <w:pStyle w:val="BodyText"/>
       </w:pPr>
       <w:r>
-        <w:t xml:space="preserve">40. Минздрав России, Российское общество акушеров-гинекологов.</w:t>
-      </w:r>
-      <w:r>
-        <w:t xml:space="preserve"> </w:t>
-      </w:r>
-      <w:hyperlink r:id="rId81">
+        <w:t xml:space="preserve">46. Минздрав России, Российское общество акушеров-гинекологов.</w:t>
+      </w:r>
+      <w:r>
+        <w:t xml:space="preserve"> </w:t>
+      </w:r>
+      <w:hyperlink r:id="rId87">
         <w:r>
           <w:rPr>
             <w:rStyle w:val="Hyperlink"/>
@@ -4891,12 +5159,12 @@
         <w:pStyle w:val="BodyText"/>
       </w:pPr>
       <w:r>
-        <w:t xml:space="preserve">41. Sarecka-Hujar B., Szulc-Musioł B.</w:t>
-      </w:r>
-      <w:r>
-        <w:t xml:space="preserve"> </w:t>
-      </w:r>
-      <w:hyperlink r:id="rId82">
+        <w:t xml:space="preserve">47. Sarecka-Hujar B., Szulc-Musioł B.</w:t>
+      </w:r>
+      <w:r>
+        <w:t xml:space="preserve"> </w:t>
+      </w:r>
+      <w:hyperlink r:id="rId88">
         <w:r>
           <w:rPr>
             <w:rStyle w:val="Hyperlink"/>
@@ -4916,12 +5184,12 @@
         <w:pStyle w:val="BodyText"/>
       </w:pPr>
       <w:r>
-        <w:t xml:space="preserve">42. Kowalski R., Baj T., Kowalska G., Pankiewicz U.</w:t>
-      </w:r>
-      <w:r>
-        <w:t xml:space="preserve"> </w:t>
-      </w:r>
-      <w:hyperlink r:id="rId83">
+        <w:t xml:space="preserve">48. Kowalski R., Baj T., Kowalska G., Pankiewicz U.</w:t>
+      </w:r>
+      <w:r>
+        <w:t xml:space="preserve"> </w:t>
+      </w:r>
+      <w:hyperlink r:id="rId89">
         <w:r>
           <w:rPr>
             <w:rStyle w:val="Hyperlink"/>
@@ -4950,9 +5218,9 @@
         <w:pStyle w:val="BodyText"/>
       </w:pPr>
       <w:r>
-        <w:t xml:space="preserve">43. Alali A.B., Alhammad F.A., Almohammed Saleh J.A. et al. </w:t>
-      </w:r>
-      <w:hyperlink r:id="rId84">
+        <w:t xml:space="preserve">49. Alali A.B., Alhammad F.A., Almohammed Saleh J.A. et al. </w:t>
+      </w:r>
+      <w:hyperlink r:id="rId90">
         <w:r>
           <w:rPr>
             <w:rStyle w:val="Hyperlink"/>
@@ -4969,9 +5237,9 @@
         <w:pStyle w:val="BodyText"/>
       </w:pPr>
       <w:r>
-        <w:t xml:space="preserve">44. Chi C.-C., Wang S.-H., Wojnarowska F. et al. </w:t>
-      </w:r>
-      <w:hyperlink r:id="rId85">
+        <w:t xml:space="preserve">50. Chi C.-C., Wang S.-H., Wojnarowska F. et al. </w:t>
+      </w:r>
+      <w:hyperlink r:id="rId91">
         <w:r>
           <w:rPr>
             <w:rStyle w:val="Hyperlink"/>
@@ -4998,12 +5266,12 @@
         <w:pStyle w:val="BodyText"/>
       </w:pPr>
       <w:r>
-        <w:t xml:space="preserve">45. DermNet.</w:t>
-      </w:r>
-      <w:r>
-        <w:t xml:space="preserve"> </w:t>
-      </w:r>
-      <w:hyperlink r:id="rId86">
+        <w:t xml:space="preserve">51. DermNet.</w:t>
+      </w:r>
+      <w:r>
+        <w:t xml:space="preserve"> </w:t>
+      </w:r>
+      <w:hyperlink r:id="rId92">
         <w:r>
           <w:rPr>
             <w:rStyle w:val="Hyperlink"/>
@@ -5020,12 +5288,12 @@
         <w:pStyle w:val="BodyText"/>
       </w:pPr>
       <w:r>
-        <w:t xml:space="preserve">46. American College of Obstetricians and Gynecologists.</w:t>
-      </w:r>
-      <w:r>
-        <w:t xml:space="preserve"> </w:t>
-      </w:r>
-      <w:hyperlink r:id="rId87">
+        <w:t xml:space="preserve">52. American College of Obstetricians and Gynecologists.</w:t>
+      </w:r>
+      <w:r>
+        <w:t xml:space="preserve"> </w:t>
+      </w:r>
+      <w:hyperlink r:id="rId93">
         <w:r>
           <w:rPr>
             <w:rStyle w:val="Hyperlink"/>
@@ -5052,12 +5320,12 @@
         <w:pStyle w:val="BodyText"/>
       </w:pPr>
       <w:r>
-        <w:t xml:space="preserve">47. MotherToBaby (Organization of Teratology Information Specialists).</w:t>
-      </w:r>
-      <w:r>
-        <w:t xml:space="preserve"> </w:t>
-      </w:r>
-      <w:hyperlink r:id="rId88">
+        <w:t xml:space="preserve">53. MotherToBaby (Organization of Teratology Information Specialists).</w:t>
+      </w:r>
+      <w:r>
+        <w:t xml:space="preserve"> </w:t>
+      </w:r>
+      <w:hyperlink r:id="rId94">
         <w:r>
           <w:rPr>
             <w:rStyle w:val="Hyperlink"/>
@@ -5084,12 +5352,12 @@
         <w:pStyle w:val="BodyText"/>
       </w:pPr>
       <w:r>
-        <w:t xml:space="preserve">48. Российское общество дерматовенерологов и косметологов.</w:t>
-      </w:r>
-      <w:r>
-        <w:t xml:space="preserve"> </w:t>
-      </w:r>
-      <w:hyperlink r:id="rId89">
+        <w:t xml:space="preserve">54. Российское общество дерматовенерологов и косметологов.</w:t>
+      </w:r>
+      <w:r>
+        <w:t xml:space="preserve"> </w:t>
+      </w:r>
+      <w:hyperlink r:id="rId95">
         <w:r>
           <w:rPr>
             <w:rStyle w:val="Hyperlink"/>
@@ -5116,12 +5384,12 @@
         <w:pStyle w:val="BodyText"/>
       </w:pPr>
       <w:r>
-        <w:t xml:space="preserve">49. Регистр лекарственных средств России (РЛС).</w:t>
-      </w:r>
-      <w:r>
-        <w:t xml:space="preserve"> </w:t>
-      </w:r>
-      <w:hyperlink r:id="rId90">
+        <w:t xml:space="preserve">55. Регистр лекарственных средств России (РЛС).</w:t>
+      </w:r>
+      <w:r>
+        <w:t xml:space="preserve"> </w:t>
+      </w:r>
+      <w:hyperlink r:id="rId96">
         <w:r>
           <w:rPr>
             <w:rStyle w:val="Hyperlink"/>
@@ -5138,12 +5406,12 @@
         <w:pStyle w:val="BodyText"/>
       </w:pPr>
       <w:r>
-        <w:t xml:space="preserve">50. UK Teratology Information Service (UKTIS).</w:t>
-      </w:r>
-      <w:r>
-        <w:t xml:space="preserve"> </w:t>
-      </w:r>
-      <w:hyperlink r:id="rId91">
+        <w:t xml:space="preserve">56. UK Teratology Information Service (UKTIS).</w:t>
+      </w:r>
+      <w:r>
+        <w:t xml:space="preserve"> </w:t>
+      </w:r>
+      <w:hyperlink r:id="rId97">
         <w:r>
           <w:rPr>
             <w:rStyle w:val="Hyperlink"/>
@@ -5172,12 +5440,12 @@
         <w:pStyle w:val="BodyText"/>
       </w:pPr>
       <w:r>
-        <w:t xml:space="preserve">51. MotherToBaby (Organization of Teratology Information Specialists).</w:t>
-      </w:r>
-      <w:r>
-        <w:t xml:space="preserve"> </w:t>
-      </w:r>
-      <w:hyperlink r:id="rId92">
+        <w:t xml:space="preserve">57. MotherToBaby (Organization of Teratology Information Specialists).</w:t>
+      </w:r>
+      <w:r>
+        <w:t xml:space="preserve"> </w:t>
+      </w:r>
+      <w:hyperlink r:id="rId98">
         <w:r>
           <w:rPr>
             <w:rStyle w:val="Hyperlink"/>
@@ -5194,12 +5462,12 @@
         <w:pStyle w:val="BodyText"/>
       </w:pPr>
       <w:r>
-        <w:t xml:space="preserve">52. Verteramo R., Pierdomenico M., Greco P., Milano C.</w:t>
-      </w:r>
-      <w:r>
-        <w:t xml:space="preserve"> </w:t>
-      </w:r>
-      <w:hyperlink r:id="rId93">
+        <w:t xml:space="preserve">58. Verteramo R., Pierdomenico M., Greco P., Milano C.</w:t>
+      </w:r>
+      <w:r>
+        <w:t xml:space="preserve"> </w:t>
+      </w:r>
+      <w:hyperlink r:id="rId99">
         <w:r>
           <w:rPr>
             <w:rStyle w:val="Hyperlink"/>
@@ -5211,8 +5479,40 @@
         <w:t xml:space="preserve">. Biomedicines, 2022;10(12):3252, DOI 10.3390/biomedicines10123252 — мелатонин матери проходит через плаценту; собственный суточный ритм выработки мелатонина у ребёнка появляется к 3–5 месяцам (7.14).</w:t>
       </w:r>
     </w:p>
-    <w:bookmarkEnd w:id="94"/>
-    <w:bookmarkEnd w:id="95"/>
+    <w:p>
+      <w:pPr>
+        <w:pStyle w:val="BodyText"/>
+      </w:pPr>
+      <w:r>
+        <w:t xml:space="preserve">59.</w:t>
+      </w:r>
+      <w:r>
+        <w:t xml:space="preserve"> </w:t>
+      </w:r>
+      <w:hyperlink r:id="rId100">
+        <w:r>
+          <w:rPr>
+            <w:rStyle w:val="Hyperlink"/>
+          </w:rPr>
+          <w:t xml:space="preserve">Донормил, таблетки (доксиламин), описание препарата</w:t>
+        </w:r>
+      </w:hyperlink>
+      <w:r>
+        <w:t xml:space="preserve">, справочник «Видаль», рег. № ЛП-№(001263)-(РГ-RU) — отпуск по рецепту; на основании адекватных и хорошо контролируемых исследований доксиламин может применяться на протяжении всего периода беременности; при назначении на поздних сроках учитывают атропиноподобные и седативные свойства при наблюдении за новорождённым (7.14).</w:t>
+      </w:r>
+      <w:r>
+        <w:t xml:space="preserve"> </w:t>
+      </w:r>
+      <w:r>
+        <w:rPr>
+          <w:iCs/>
+          <w:i/>
+        </w:rPr>
+        <w:t xml:space="preserve">Описание обновлено 10.12.2019, по общей характеристике препарата.</w:t>
+      </w:r>
+    </w:p>
+    <w:bookmarkEnd w:id="101"/>
+    <w:bookmarkEnd w:id="102"/>
     <w:sectPr/>
   </w:body>
 </w:document>
@@ -5544,6 +5844,9 @@
     <w:abstractNumId w:val="991"/>
   </w:num>
   <w:num w:numId="1012">
+    <w:abstractNumId w:val="991"/>
+  </w:num>
+  <w:num w:numId="1013">
     <w:abstractNumId w:val="99411"/>
     <w:lvlOverride w:ilvl="0">
       <w:startOverride w:val="1"/>
@@ -5573,10 +5876,10 @@
       <w:startOverride w:val="1"/>
     </w:lvlOverride>
   </w:num>
-  <w:num w:numId="1013">
+  <w:num w:numId="1014">
     <w:abstractNumId w:val="991"/>
   </w:num>
-  <w:num w:numId="1014">
+  <w:num w:numId="1015">
     <w:abstractNumId w:val="99411"/>
     <w:lvlOverride w:ilvl="0">
       <w:startOverride w:val="1"/>
@@ -5606,10 +5909,10 @@
       <w:startOverride w:val="1"/>
     </w:lvlOverride>
   </w:num>
-  <w:num w:numId="1015">
+  <w:num w:numId="1016">
     <w:abstractNumId w:val="991"/>
   </w:num>
-  <w:num w:numId="1016">
+  <w:num w:numId="1017">
     <w:abstractNumId w:val="991"/>
   </w:num>
 </w:numbering>

--- a/themes/theme-7/Тема 7 — врачу 21.10.2026.docx
+++ b/themes/theme-7/Тема 7 — врачу 21.10.2026.docx
@@ -20,7 +20,7 @@
           <w:iCs/>
           <w:i/>
         </w:rPr>
-        <w:t xml:space="preserve">Версия для врача-рецензента, 21.10.2026; текст прошёл языковую редактуру (факты, дозы, сроки и порядок обращения не менялись). Срочность обращения в теме сверена с Разделом 0 «Быстрая помощь»; источники — в конце темы, у каждого указано, какое утверждение на нём стоит.</w:t>
+        <w:t xml:space="preserve">Версия для врача-рецензента, 21.10.2026; текст прошёл языковую и стилистическую редактуру (факты, дозы, сроки и порядок обращения не менялись). Срочность обращения в теме сверена с Разделом 0 «Быстрая помощь»; источники — в конце темы, у каждого указано, какое утверждение на нём стоит.</w:t>
       </w:r>
     </w:p>
     <w:bookmarkStart w:id="20" w:name="Xeb3fc45222abfb3e6218656b088f45efaf1b7f0"/>
@@ -327,7 +327,8 @@
         <w:pStyle w:val="FirstParagraph"/>
       </w:pPr>
       <w:r>
-        <w:t xml:space="preserve">Если искать в интернете, можно ли при беременности привычную таблетку, почти наверняка попадётся буквенная категория: A, B, C, D или X. На одних сайтах её подают как шкалу безопасности, на других — как пометку без пояснений, а в инструкции из коробки её может не быть вовсе. Объясняется этот разнобой просто: шкалы, к которой отсылает буква, больше не существует.</w:t>
+        <w:rPr/>
+        <w:t xml:space="preserve">При поиске в интернете, можно ли при беременности привычную таблетку, почти наверняка попадётся буквенная категория: A, B, C, D или X. Одни сайты подают её как шкалу безопасности, другие приводят без пояснений, а в инструкции из коробки её может не быть вовсе. Причина разнобоя в том, что шкалы, к которой отсылает буква, больше не существует.</w:t>
       </w:r>
     </w:p>
     <w:p>
@@ -359,7 +360,8 @@
         <w:pStyle w:val="BodyText"/>
       </w:pPr>
       <w:r>
-        <w:t xml:space="preserve">Отсюда правило, которое понадобится во всей главе: «нет данных» и «безопасно» — не одно и то же, и «нет данных» встречается заметно чаще. Беременных почти не включают в исследования новых препаратов. Поэтому сведения о большинстве лекарств накапливаются уже после того, как препарат начали продавать, — из наблюдений за теми, кто его принимал.</w:t>
+        <w:rPr/>
+        <w:t xml:space="preserve">Главное правило для всей главы: «нет данных» и «безопасно» — не одно и то же, и «нет данных» встречается заметно чаще. Беременных почти не включают в исследования новых препаратов, поэтому сведения о большинстве лекарств накапливаются уже после начала продаж, из наблюдений за теми, кто их принимал.</w:t>
       </w:r>
     </w:p>
     <w:p>
@@ -374,10 +376,8 @@
         <w:t xml:space="preserve">Российская инструкция.</w:t>
       </w:r>
       <w:r>
-        <w:t xml:space="preserve"> </w:t>
-      </w:r>
-      <w:r>
-        <w:t xml:space="preserve">В российском вкладыше из коробки о беременности часто написано «противопоказано» или «применение не рекомендуется» — в том числе у препаратов, которые врачи постоянно назначают беременным. Чаще всего причина не в доказанном вреде, а в том, что у беременных препарат не изучали. Пример есть в этой главе — наружные ретиноиды (раздел 7.13 «Наружные средства и лечебная косметика: что проходит через кожу»): регуляторы советуют избегать их при беременности из предосторожности, хотя данных о вреде при таком применении мало.</w:t>
+        <w:rPr/>
+        <w:t xml:space="preserve"> В российском вкладыше о беременности часто написано «противопоказано» или «применение не рекомендуется», в том числе у препаратов, которые врачи постоянно назначают беременным. Чаще всего причина не в доказанном вреде, а в том, что у беременных препарат не изучали. Пример — наружные ретиноиды (раздел 7.13 «Наружные средства и лечебная косметика: что проходит через кожу»): регуляторы советуют избегать их из предосторожности, хотя данных о вреде при таком применении мало.</w:t>
       </w:r>
     </w:p>
     <w:p>
@@ -400,10 +400,8 @@
         <w:t xml:space="preserve">Где во вкладыше искать про беременность.</w:t>
       </w:r>
       <w:r>
-        <w:t xml:space="preserve"> </w:t>
-      </w:r>
-      <w:r>
-        <w:t xml:space="preserve">Американского деления на три части в российском вкладыше нет, но отдельный раздел о беременности в нём обязателен. По правилам Евразийского экономического союза вкладыш составляют по документу для врачей — общей характеристике лекарственного препарата. В ней беременности отведён раздел 4.6 «Фертильность, беременность и лактация», и то, что написано там, должно попасть и во вкладыш.</w:t>
+        <w:rPr/>
+        <w:t xml:space="preserve"> Американского деления на три части в российском вкладыше нет, но отдельный раздел о беременности в нём обязателен. По правилам Евразийского экономического союза вкладыш составляют по документу для врачей — общей характеристике лекарственного препарата. В ней для этого отведён раздел 4.6 «Фертильность, беременность и лактация», и то, что написано там, должно попасть и во вкладыш.</w:t>
       </w:r>
     </w:p>
     <w:p>
@@ -419,7 +417,8 @@
         <w:pStyle w:val="BodyText"/>
       </w:pPr>
       <w:r>
-        <w:t xml:space="preserve">Скорее всего, и в этом разделе вы прочтёте «противопоказано» или «применение не рекомендуется», а подробного объяснения там может не быть. Разговор с врачом раздел не заменяет, но помогает к нему подготовиться: вы приходите на приём, зная, что написано в инструкции, и можете спросить, почему препарат всё-таки назначен.</w:t>
+        <w:rPr/>
+        <w:t xml:space="preserve">Скорее всего, и там будет написано «противопоказано» или «применение не рекомендуется» без подробного объяснения. Разговор с врачом этот раздел не заменяет, но помогает к нему подготовиться: зная, что написано в инструкции, можно спросить, почему препарат всё-таки назначен.</w:t>
       </w:r>
     </w:p>
     <w:p>
@@ -434,10 +433,8 @@
         <w:t xml:space="preserve">Если рядом стоит буква.</w:t>
       </w:r>
       <w:r>
-        <w:t xml:space="preserve"> </w:t>
-      </w:r>
-      <w:r>
-        <w:t xml:space="preserve">В российских справочниках и в разговорах буквенные категории встречаются до сих пор. Например, бензоила пероксид — обычное вещество из аптечных средств от акне (о нём — в разделе 7.13 «Наружные средства и лечебная косметика: что проходит через кожу»). В российском справочнике лекарственных средств о беременности у него две строки: «При беременности назначают только в случае крайней необходимости» и «Категория действия на плод по FDA — C».</w:t>
+        <w:rPr/>
+        <w:t xml:space="preserve"> В российских справочниках и в разговорах буквенные категории встречаются до сих пор. Например, бензоила пероксид — обычное вещество из аптечных средств от акне (раздел 7.13 «Наружные средства и лечебная косметика: что проходит через кожу»). В российском справочнике лекарственных средств о беременности у него две строки: «При беременности назначают только в случае крайней необходимости» и «Категория действия на плод по FDA — C».</w:t>
       </w:r>
     </w:p>
     <w:p>
@@ -453,7 +450,8 @@
         <w:pStyle w:val="BodyText"/>
       </w:pPr>
       <w:r>
-        <w:t xml:space="preserve">Поэтому, где бы ни попалась буква, читайте слова рядом с ней: «только в случае крайней необходимости», «применение не рекомендуется», «противопоказано». Это и есть содержание записи, и именно эту формулировку стоит назвать врачу. Букву запоминать не нужно.</w:t>
+        <w:rPr/>
+        <w:t xml:space="preserve">Поэтому, где бы ни попалась буква, читайте слова рядом с ней: «только в случае крайней необходимости», «применение не рекомендуется», «противопоказано». Это и есть содержание записи, и именно эту формулировку называют врачу. Букву запоминать не нужно.</w:t>
       </w:r>
     </w:p>
     <w:bookmarkEnd w:id="22"/>
@@ -486,13 +484,8 @@
         <w:t xml:space="preserve">Как считают недели.</w:t>
       </w:r>
       <w:r>
-        <w:t xml:space="preserve"> </w:t>
-      </w:r>
-      <w:r>
-        <w:t xml:space="preserve">Врач, обменная карта и все медицинские документы считают срок в</w:t>
-      </w:r>
-      <w:r>
-        <w:t xml:space="preserve"> </w:t>
+        <w:rPr/>
+        <w:t xml:space="preserve"> Врач, обменная карта и все медицинские документы считают срок в </w:t>
       </w:r>
       <w:r>
         <w:rPr>
@@ -502,10 +495,8 @@
         <w:t xml:space="preserve">акушерских неделях</w:t>
       </w:r>
       <w:r>
-        <w:t xml:space="preserve"> </w:t>
-      </w:r>
-      <w:r>
-        <w:t xml:space="preserve">— от первого дня последней менструации, а не от зачатия. Зачатие происходит примерно на две недели позже. Поэтому четыре акушерские недели — это около двух недель от зачатия, как раз время задержки. Все сроки в этой главе даны в акушерских неделях — в тех же, что называет врач. Высчитывать свой срок не придётся: его называют на каждом приёме и записывают в обменную карту и в протокол ультразвукового исследования (УЗИ).</w:t>
+        <w:rPr/>
+        <w:t xml:space="preserve">: от первого дня последней менструации, а не от зачатия, которое происходит примерно на две недели позже. Поэтому четыре акушерские недели — это около двух недель от зачатия, как раз время задержки. Все сроки в главе даны в акушерских неделях, тех же, что называет врач. Высчитывать свой срок не придётся: его называют на каждом приёме и записывают в обменную карту и в протокол ультразвукового исследования (УЗИ).</w:t>
       </w:r>
     </w:p>
     <w:p>
@@ -520,10 +511,8 @@
         <w:t xml:space="preserve">Первые две недели после зачатия</w:t>
       </w:r>
       <w:r>
-        <w:t xml:space="preserve"> </w:t>
-      </w:r>
-      <w:r>
-        <w:t xml:space="preserve">— по акушерскому счёту примерно до четвёртой недели, то есть до задержки. В это время зародыш ещё не восприимчив к веществам, которые могут нарушить развитие органов. Такие вещества называют тератогенами, и это слово ещё не раз встретится в главе. Действует принцип «всё или ничего»: воздействие либо нарушает деление клеток и прикрепление зародыша, и тогда беременность прерывается очень рано, либо проходит бесследно. Промежуточного варианта — порока развития от воздействия на этом сроке — не бывает.</w:t>
+        <w:rPr/>
+        <w:t xml:space="preserve"> — по акушерскому счёту примерно до четвёртой недели, то есть до задержки. В это время зародыш ещё не восприимчив к веществам, которые могут нарушить развитие органов; такие вещества называют тератогенами. Действует принцип «всё или ничего»: воздействие либо нарушает деление клеток и прикрепление зародыша, и тогда беременность прерывается очень рано, либо проходит бесследно. Порока развития от воздействия на этом сроке не бывает.</w:t>
       </w:r>
     </w:p>
     <w:p>
@@ -572,7 +561,8 @@
         <w:pStyle w:val="BodyText"/>
       </w:pPr>
       <w:r>
-        <w:t xml:space="preserve">Когда спрашиваете о препарате врача или фармацевта, всегда называйте срок. Запоминать эти периоды для этого не нужно. Без срока на вопрос «можно ли это» не ответить, и добросовестный специалист спросит о нём сам.</w:t>
+        <w:rPr/>
+        <w:t xml:space="preserve">Спрашивая о препарате врача или фармацевта, всегда называйте срок; запоминать эти периоды не нужно. Без срока на вопрос «можно ли это» не ответить, и добросовестный специалист спросит о нём сам.</w:t>
       </w:r>
     </w:p>
     <w:bookmarkEnd w:id="23"/>
@@ -622,7 +612,8 @@
         <w:pStyle w:val="BodyText"/>
       </w:pPr>
       <w:r>
-        <w:t xml:space="preserve">Прежде чем что-то принять, найдите в составе действующее вещество и сравните его с тем, что вы уже принимаете. На этом же принципе построен список ваших лекарств и добавок в Приложении 1 книги — его удобно вести и показывать врачу.</w:t>
+        <w:rPr/>
+        <w:t xml:space="preserve">Прежде чем что-то принять, найдите в составе действующее вещество и сравните его с тем, что вы уже принимаете. Так же устроен список лекарств и добавок в Приложении 1, группа «Лекарства»: его удобно вести и показывать врачу.</w:t>
       </w:r>
     </w:p>
     <w:bookmarkEnd w:id="24"/>
@@ -664,15 +655,17 @@
         <w:pStyle w:val="BodyText"/>
       </w:pPr>
       <w:r>
-        <w:t xml:space="preserve">Отсюда два вывода. То, что средство наружное, ещё не значит, что его не нужно обсуждать с врачом, — особенно если обрабатывать нужно большую площадь или долго. Но и переносить на крем опасения, которые относятся к таблетке, неверно: в кровь из них поступает разное количество вещества.</w:t>
-      </w:r>
-    </w:p>
-    <w:p>
-      <w:pPr>
-        <w:pStyle w:val="BodyText"/>
-      </w:pPr>
-      <w:r>
-        <w:t xml:space="preserve">Что считать большой площадью, источники не определяют, и придумывать квадратные сантиметры не стоит. Ориентир проще: точечно мазать пару очагов — одно, а каждый день покрывать средством целую область тела — совсем другое. Пример такой разницы — в разделе 7.13 «Наружные средства и лечебная косметика: что проходит через кожу».</w:t>
+        <w:rPr/>
+        <w:t xml:space="preserve">Отсюда два вывода. То, что средство наружное, ещё не значит, что его не нужно обсуждать с врачом, особенно если обрабатывать предстоит большую площадь или долго. Но и переносить на крем опасения, которые относятся к таблетке, неверно: в кровь из них поступает разное количество вещества.</w:t>
+      </w:r>
+    </w:p>
+    <w:p>
+      <w:pPr>
+        <w:pStyle w:val="BodyText"/>
+      </w:pPr>
+      <w:r>
+        <w:rPr/>
+        <w:t xml:space="preserve">Что считать большой площадью, источники не определяют. Ориентир простой: точечно мазать пару очагов и каждый день покрывать средством целую область тела — совсем разные вещи. Пример такой разницы — в разделе 7.13 «Наружные средства и лечебная косметика: что проходит через кожу».</w:t>
       </w:r>
     </w:p>
     <w:bookmarkEnd w:id="25"/>
@@ -690,23 +683,26 @@
         <w:pStyle w:val="FirstParagraph"/>
       </w:pPr>
       <w:r>
-        <w:t xml:space="preserve">Узнав о беременности, многие откладывают постоянный препарат — от астмы, от повышенного давления, от болезни щитовидной железы — до консультации, «на всякий случай». Желание понятное, но такая отмена бывает опаснее, чем продолжение приёма.</w:t>
-      </w:r>
-    </w:p>
-    <w:p>
-      <w:pPr>
-        <w:pStyle w:val="BodyText"/>
-      </w:pPr>
-      <w:r>
-        <w:t xml:space="preserve">У отмены есть собственный риск. Болезнь, которую препарат держал под контролем, никуда не делась. Астма, вышедшая из-под контроля, судорожный приступ, скачок давления, болезнь щитовидной железы без лечения сами по себе угрожают и вам, и ребёнку. Поэтому врач, решая, менять ли лечение, сравнивает не лекарство с его отсутствием, а риск лекарства с риском болезни без лечения. В ряде случаев отказ от препарата или его отмена при беременности могут навредить больше, чем приём.</w:t>
-      </w:r>
-    </w:p>
-    <w:p>
-      <w:pPr>
-        <w:pStyle w:val="BodyText"/>
-      </w:pPr>
-      <w:r>
-        <w:t xml:space="preserve">Правило здесь одно, и работает оно в обе стороны — и когда препарат начинают, и когда прекращают: сначала разговор с врачом, потом решение.</w:t>
+        <w:rPr/>
+        <w:t xml:space="preserve">Узнав о беременности, многие «на всякий случай» откладывают до консультации постоянный препарат: от астмы, повышенного давления, болезни щитовидной железы. Но такая отмена бывает опаснее, чем продолжение приёма.</w:t>
+      </w:r>
+    </w:p>
+    <w:p>
+      <w:pPr>
+        <w:pStyle w:val="BodyText"/>
+      </w:pPr>
+      <w:r>
+        <w:rPr/>
+        <w:t xml:space="preserve">У отмены есть собственный риск: болезнь, которую препарат держал под контролем, никуда не делась. Неконтролируемая астма, судорожный приступ, скачок давления, болезнь щитовидной железы без лечения сами по себе угрожают и женщине, и ребёнку. Поэтому врач, решая, менять ли лечение, сравнивает риск лекарства с риском болезни без лечения. В ряде случаев отказ от препарата или его отмена могут навредить больше, чем приём.</w:t>
+      </w:r>
+    </w:p>
+    <w:p>
+      <w:pPr>
+        <w:pStyle w:val="BodyText"/>
+      </w:pPr>
+      <w:r>
+        <w:rPr/>
+        <w:t xml:space="preserve">Правило одно — и когда препарат начинают, и когда прекращают: сначала разговор с врачом, потом решение.</w:t>
       </w:r>
     </w:p>
     <w:p>
@@ -750,7 +746,8 @@
         <w:pStyle w:val="BodyText"/>
       </w:pPr>
       <w:r>
-        <w:t xml:space="preserve">Некоторые препараты при беременности действительно приходится менять, и какие именно — известно заранее. Поэтому разговор с врачом нужен как можно раньше: замену подбирают заблаговременно, а не в тот день, когда препарат вдруг оказался под вопросом.</w:t>
+        <w:rPr/>
+        <w:t xml:space="preserve">Некоторые препараты действительно приходится менять, и какие именно — известно заранее. Поэтому разговор с врачом нужен как можно раньше: замену подбирают заблаговременно, а не в тот день, когда препарат вдруг оказался под вопросом.</w:t>
       </w:r>
     </w:p>
     <w:bookmarkEnd w:id="26"/>
@@ -768,23 +765,26 @@
         <w:pStyle w:val="FirstParagraph"/>
       </w:pPr>
       <w:r>
-        <w:t xml:space="preserve">Домашнюю аптечку собирали годами, всё в ней куплено без рецепта, и кажется, что опасного там нет. Но рецепт определяет, как препарат отпускают в аптеке, а не то, безопасен ли он при беременности. Средство, которое годами не вызывало вопросов, при беременности может оказаться нежелательным, а рецептурный препарат — тем, который нужно продолжать.</w:t>
-      </w:r>
-    </w:p>
-    <w:p>
-      <w:pPr>
-        <w:pStyle w:val="BodyText"/>
-      </w:pPr>
-      <w:r>
-        <w:t xml:space="preserve">Перечень безрецептурных средств, которых при беременности стоит избегать, действительно есть. В него входят средства от расстройства желудка с висмута субсалицилатом, сосудосуживающие средства от насморка, средства от кашля с гвайфенезином и обезболивающие из группы нестероидных противовоспалительных — ибупрофен, напроксен, ацетилсалициловая кислота.</w:t>
-      </w:r>
-    </w:p>
-    <w:p>
-      <w:pPr>
-        <w:pStyle w:val="BodyText"/>
-      </w:pPr>
-      <w:r>
-        <w:t xml:space="preserve">Но составлен этот перечень для американской аптеки. Безрецептурные средства в России по составу другие, и какие именно коробки с наших полок в него попадают, по этому источнику не сказать. Перечень полезен как принцип, но не как список покупок.</w:t>
+        <w:rPr/>
+        <w:t xml:space="preserve">Домашнюю аптечку собирали годами, всё в ней куплено без рецепта, и кажется, что опасного там нет. Но рецепт определяет порядок отпуска в аптеке, а не безопасность при беременности. Средство, которое годами не вызывало вопросов, теперь может оказаться нежелательным, а рецептурный препарат — тем, который нужно продолжать.</w:t>
+      </w:r>
+    </w:p>
+    <w:p>
+      <w:pPr>
+        <w:pStyle w:val="BodyText"/>
+      </w:pPr>
+      <w:r>
+        <w:rPr/>
+        <w:t xml:space="preserve">Перечень безрецептурных средств, которых при беременности советуют избегать, действительно есть. В него входят средства от расстройства желудка с висмута субсалицилатом, сосудосуживающие средства от насморка, средства от кашля с гвайфенезином и обезболивающие из группы нестероидных противовоспалительных — ибупрофен, напроксен, ацетилсалициловая кислота.</w:t>
+      </w:r>
+    </w:p>
+    <w:p>
+      <w:pPr>
+        <w:pStyle w:val="BodyText"/>
+      </w:pPr>
+      <w:r>
+        <w:rPr/>
+        <w:t xml:space="preserve">Но составлен он для американской аптеки. Безрецептурные средства в России по составу другие, и какие именно российские препараты в него попадают, по этому источнику не сказать. Перечень полезен как принцип, а не как список покупок.</w:t>
       </w:r>
     </w:p>
     <w:p>
@@ -800,7 +800,8 @@
         <w:pStyle w:val="BodyText"/>
       </w:pPr>
       <w:r>
-        <w:t xml:space="preserve">Правило, которое работает и без списка: перед покупкой безрецептурного средства назовите фармацевту срок беременности и спросите, какое в нём действующее вещество. Врача аптека не заменит, но фармацевт видит состав и предупредит о явных несовместимостях.</w:t>
+        <w:rPr/>
+        <w:t xml:space="preserve">Правило, которое работает и без списка: перед покупкой безрецептурного средства назовите фармацевту срок и спросите, какое в нём действующее вещество. Врача аптека не заменит, но фармацевт видит состав и предупредит о явных несовместимостях.</w:t>
       </w:r>
     </w:p>
     <w:bookmarkEnd w:id="27"/>
@@ -818,7 +819,8 @@
         <w:pStyle w:val="FirstParagraph"/>
       </w:pPr>
       <w:r>
-        <w:t xml:space="preserve">Голова болит второй день подряд или к вечеру поднялась температура, а привычная упаковка, которая раньше помогала за двадцать минут, теперь под вопросом. Но и терпеть не выход: ни боль, ни температуру при беременности нельзя считать безобидным фоном, который достаточно переждать.</w:t>
+        <w:rPr/>
+        <w:t xml:space="preserve">Голова болит второй день подряд или к вечеру поднялась температура, а привычная таблетка, которая раньше помогала за двадцать минут, теперь под вопросом. Но и терпеть не выход: ни боль, ни температура не безобидный фон, который достаточно переждать.</w:t>
       </w:r>
     </w:p>
     <w:p>
@@ -857,26 +859,26 @@
         <w:pStyle w:val="BodyText"/>
       </w:pPr>
       <w:r>
-        <w:t xml:space="preserve">Тот же источник оговаривает, что есть исследования, которые этой связи не нашли. Но общий вывод от этого не меняется. Руководители Международной федерации акушеров-гинекологов (FIGO) формулируют его прямо: нелеченая лихорадка в ранние сроки связана с повышенным риском потери беременности, дефектов нервной трубки, расщелины нёба и пороков сердца, а в поздние сроки — преждевременных родов и задержки роста плода.</w:t>
-      </w:r>
-    </w:p>
-    <w:p>
-      <w:pPr>
-        <w:pStyle w:val="BodyText"/>
-      </w:pPr>
-      <w:r>
-        <w:t xml:space="preserve">Поэтому, вопреки расхожему «при беременности лучше без таблеток», высокую температуру при беременности сбивают, а не пережидают.</w:t>
-      </w:r>
-    </w:p>
-    <w:p>
-      <w:pPr>
-        <w:pStyle w:val="BodyText"/>
-      </w:pPr>
-      <w:r>
-        <w:t xml:space="preserve">Порог, с которого нужно звонить врачу, в России свой, и ориентироваться нужно на него: по российским рекомендациям работает ваша женская консультация. В памятке для пациенток из клинических рекомендаций «Нормальная беременность» поводом обратиться к врачу названа температура</w:t>
-      </w:r>
-      <w:r>
-        <w:t xml:space="preserve"> </w:t>
+        <w:rPr/>
+        <w:t xml:space="preserve">Тот же источник оговаривает, что часть исследований этой связи не нашла, но общий вывод от этого не меняется. Руководители Международной федерации акушеров-гинекологов (FIGO) формулируют его прямо: нелеченая лихорадка в ранние сроки связана с повышенным риском потери беременности, дефектов нервной трубки, расщелины нёба и пороков сердца, а в поздние сроки — преждевременных родов и задержки роста плода.</w:t>
+      </w:r>
+    </w:p>
+    <w:p>
+      <w:pPr>
+        <w:pStyle w:val="BodyText"/>
+      </w:pPr>
+      <w:r>
+        <w:rPr/>
+        <w:t xml:space="preserve">Поэтому, вопреки расхожему «при беременности лучше без таблеток», высокую температуру сбивают, а не пережидают.</w:t>
+      </w:r>
+    </w:p>
+    <w:p>
+      <w:pPr>
+        <w:pStyle w:val="BodyText"/>
+      </w:pPr>
+      <w:r>
+        <w:rPr/>
+        <w:t xml:space="preserve">Порог, с которого звонят врачу, в России свой, и ориентируются на него: по российским рекомендациям работает ваша женская консультация. В памятке для пациенток из клинических рекомендаций «Нормальная беременность» поводом обратиться к врачу названа температура </w:t>
       </w:r>
       <w:r>
         <w:rPr>
@@ -886,6 +888,7 @@
         <w:t xml:space="preserve">выше 37,5</w:t>
       </w:r>
       <w:r>
+        <w:rPr/>
         <w:t xml:space="preserve">. В международном листке лихорадкой называют температуру выше 38,3 °C, но это определение лихорадки, а не порог обращения.</w:t>
       </w:r>
     </w:p>
@@ -894,7 +897,8 @@
         <w:pStyle w:val="BodyText"/>
       </w:pPr>
       <w:r>
-        <w:t xml:space="preserve">Ваш ориентир — 37,5. Если температура выше, не решайте сами, чем её сбивать, — позвоните врачу.</w:t>
+        <w:rPr/>
+        <w:t xml:space="preserve">Ваш ориентир — 37,5. Если температура выше, не решайте сами, чем её сбивать, а позвоните врачу. Когда при температуре вызывают скорую, сказано в Разделе 0, строка «Температура».</w:t>
       </w:r>
     </w:p>
     <w:p>
@@ -917,18 +921,17 @@
         <w:t xml:space="preserve">Парацетамол.</w:t>
       </w:r>
       <w:r>
-        <w:t xml:space="preserve"> </w:t>
-      </w:r>
-      <w:r>
-        <w:t xml:space="preserve">При боли и температуре во время беременности первым обычно рассматривают парацетамол. Такова позиция Американской коллегии акушеров-гинекологов и справочных служб по тератологии; американский консенсусный документ о стоматологической помощи беременным его применение допускает.</w:t>
-      </w:r>
-    </w:p>
-    <w:p>
-      <w:pPr>
-        <w:pStyle w:val="BodyText"/>
-      </w:pPr>
-      <w:r>
-        <w:t xml:space="preserve">Принимают его так же, как любое лекарство в этой главе: в наименьшей действующей дозе и как можно короче. То же сказано и в инструкции к российскому препарату — той, что лежит в коробке: при беременности применять можно, в минимальных действующих дозах и максимально коротким курсом.</w:t>
+        <w:rPr/>
+        <w:t xml:space="preserve"> При боли и температуре первым обычно рассматривают парацетамол. Такова позиция Американской коллегии акушеров-гинекологов и справочных служб по тератологии; американский консенсусный документ о стоматологической помощи беременным его применение допускает.</w:t>
+      </w:r>
+    </w:p>
+    <w:p>
+      <w:pPr>
+        <w:pStyle w:val="BodyText"/>
+      </w:pPr>
+      <w:r>
+        <w:rPr/>
+        <w:t xml:space="preserve">Принимают его, как любое лекарство в этой главе, в наименьшей действующей дозе и как можно короче. То же сказано в российской инструкции из коробки: при беременности применять можно, в минимальных действующих дозах и максимально коротким курсом.</w:t>
       </w:r>
     </w:p>
     <w:p>
@@ -957,7 +960,8 @@
         <w:pStyle w:val="BodyText"/>
       </w:pPr>
       <w:r>
-        <w:t xml:space="preserve">Если парацетамол не снижает температуру или она возвращается через несколько часов, следующий шаг самой не выбирают: нестероидные противовоспалительные средства ограничены по срокам, а перебирать жаропонижающие наугад при беременности не нужно. Позвоните в консультацию. Порог 37,5 при этом остаётся в силе: такая температура и так была поводом позвонить.</w:t>
+        <w:rPr/>
+        <w:t xml:space="preserve">Если парацетамол не снижает температуру или она возвращается через несколько часов, следующий шаг самой не выбирают: нестероидные противовоспалительные средства ограничены по срокам, а перебирать жаропонижающие наугад не нужно. Позвоните в консультацию. Порог 37,5 при этом остаётся в силе: такая температура и так повод позвонить.</w:t>
       </w:r>
     </w:p>
     <w:p>
@@ -983,7 +987,8 @@
         <w:pStyle w:val="BodyText"/>
       </w:pPr>
       <w:r>
-        <w:t xml:space="preserve">Этот срок показывает, для чего нужен парацетамол: чтобы продержаться несколько дней, а не чтобы жить с болью, причину которой никто не выяснял. Если срок из инструкции прошёл, а боль или температура остались, вопрос уже не в том, что выпить, а в том, почему болит.</w:t>
+        <w:rPr/>
+        <w:t xml:space="preserve">Парацетамол нужен, чтобы продержаться несколько дней, а не чтобы жить с болью, причину которой никто не выяснял. Если срок из инструкции прошёл, а боль или температура остались, выяснять нужно причину, и с этим идут к врачу.</w:t>
       </w:r>
     </w:p>
     <w:p>
@@ -1006,18 +1011,17 @@
         <w:t xml:space="preserve">Парацетамол и аутизм.</w:t>
       </w:r>
       <w:r>
-        <w:t xml:space="preserve"> </w:t>
-      </w:r>
-      <w:r>
-        <w:t xml:space="preserve">В 2025 году публично прозвучало утверждение, что парацетамол при беременности связан с аутизмом у ребёнка. С тех пор это самый частый страх вокруг самого обычного жаропонижающего. Разобрать его важно, потому что ошибки здесь стоят по-разному: отказ от лекарства несёт свой риск.</w:t>
-      </w:r>
-    </w:p>
-    <w:p>
-      <w:pPr>
-        <w:pStyle w:val="BodyText"/>
-      </w:pPr>
-      <w:r>
-        <w:t xml:space="preserve">Главным в этом споре стало шведское исследование, в которое вошли два с половиной миллиона детей, родившихся с 1995 по 2019 год. В нём сравнивали не разных женщин, а родных братьев и сестёр: одну и ту же семью, где в одной беременности препарат принимали, а в другой нет. Такое сравнение снимает главное возражение к прежним работам — что дело не в лекарстве, а в самих семьях и в причинах, по которым женщина принимала таблетку.</w:t>
+        <w:rPr/>
+        <w:t xml:space="preserve"> В 2025 году публично прозвучало утверждение, что парацетамол при беременности связан с аутизмом у ребёнка. С тех пор это самый частый страх, связанный с самым обычным жаропонижающим. Разобрать его важно, потому что отказ от лекарства несёт свой риск.</w:t>
+      </w:r>
+    </w:p>
+    <w:p>
+      <w:pPr>
+        <w:pStyle w:val="BodyText"/>
+      </w:pPr>
+      <w:r>
+        <w:rPr/>
+        <w:t xml:space="preserve">Главным в этом споре стало шведское исследование, в которое вошли два с половиной миллиона детей, родившихся с 1995 по 2019 год. В нём сравнивали не разных женщин, а родных братьев и сестёр: одну и ту же семью, где в одной беременности препарат принимали, а в другой нет. Такое сравнение снимает главное возражение к прежним работам: что дело не в лекарстве, а в самих семьях и в причинах, по которым женщина принимала таблетку.</w:t>
       </w:r>
     </w:p>
     <w:p>
@@ -1033,15 +1037,17 @@
         <w:pStyle w:val="BodyText"/>
       </w:pPr>
       <w:r>
-        <w:t xml:space="preserve">Американская коллегия акушеров-гинекологов и британский регулятор лекарств сегодня говорят одно и то же: имеющиеся данные не подтверждают, что приём парацетамола при беременности вызывает нарушения развития. Его рекомендуют применять взвешенно — в наименьшей действующей дозе и столько, сколько нужно, — а не отказываться от него.</w:t>
-      </w:r>
-    </w:p>
-    <w:p>
-      <w:pPr>
-        <w:pStyle w:val="BodyText"/>
-      </w:pPr>
-      <w:r>
-        <w:t xml:space="preserve">Связь парацетамола с аутизмом при строгой проверке не подтвердилась, а данные о вреде нелеченой лихорадки собраны раньше и согласуются лучше. Отказываясь сбить температуру «на всякий случай», вы меняете подтверждённый риск на неподтверждённый. Взвешенно — значит по делу, в обычной дозе, не месяцами и не «для профилактики».</w:t>
+        <w:rPr/>
+        <w:t xml:space="preserve">Американская коллегия акушеров-гинекологов и британский регулятор лекарств сегодня говорят одно и то же: имеющиеся данные не подтверждают, что приём парацетамола при беременности вызывает нарушения развития. Его рекомендуют применять взвешенно, в наименьшей действующей дозе и столько, сколько нужно, а не отказываться от него.</w:t>
+      </w:r>
+    </w:p>
+    <w:p>
+      <w:pPr>
+        <w:pStyle w:val="BodyText"/>
+      </w:pPr>
+      <w:r>
+        <w:rPr/>
+        <w:t xml:space="preserve">Связь парацетамола с аутизмом при строгой проверке не подтвердилась, а данные о вреде нелеченой лихорадки собраны раньше и согласуются лучше. Отказаться сбить температуру «на всякий случай» значит принять подтверждённый риск ради того, чтобы избежать неподтверждённого. Взвешенно — значит по делу, в обычной дозе, не месяцами и не «для профилактики».</w:t>
       </w:r>
     </w:p>
     <w:p>
@@ -1056,18 +1062,17 @@
         <w:t xml:space="preserve">Нестероидные противовоспалительные средства.</w:t>
       </w:r>
       <w:r>
-        <w:t xml:space="preserve"> </w:t>
-      </w:r>
-      <w:r>
-        <w:t xml:space="preserve">С ибупрофеном, напроксеном и ацетилсалициловой кислотой в обезболивающей дозе правило строже, чем с парацетамолом. В российских инструкциях к ибупрофену беременность сроком больше 20 недель указана среди противопоказаний: после этого срока препараты этой группы могут вызвать маловодие и нарушение работы почек у новорождённого. До 20 недель их применения при беременности советуют избегать. Ту же границу в 20 недель с 2020 года называет и американское агентство FDA. Поэтому самостоятельно при беременности их не принимают ни на каком сроке. Если парацетамола недостаточно, препарат выбирает врач.</w:t>
-      </w:r>
-    </w:p>
-    <w:p>
-      <w:pPr>
-        <w:pStyle w:val="BodyText"/>
-      </w:pPr>
-      <w:r>
-        <w:t xml:space="preserve">Ацетилсалициловую кислоту в низкой дозе назначают не как обезболивающее, а по акушерским показаниям — например, после 12 недель женщинам с высоким риском преэклампсии. Преэклампсия — осложнение беременности, при котором повышается давление и страдают внутренние органы. Это решение акушера-гинеколога, и ни начинать, ни отменять такой приём самой нельзя.</w:t>
+        <w:rPr/>
+        <w:t xml:space="preserve"> С ибупрофеном, напроксеном и ацетилсалициловой кислотой в обезболивающей дозе правило строже, чем с парацетамолом. В российских инструкциях к ибупрофену беременность сроком больше 20 недель указана среди противопоказаний: после этого срока препараты этой группы могут вызвать маловодие и нарушение работы почек у новорождённого. До 20 недель их применения советуют избегать. Ту же границу в 20 недель с 2020 года называет американское агентство FDA. Поэтому самостоятельно их не принимают ни на каком сроке. Если парацетамола недостаточно, препарат выбирает врач.</w:t>
+      </w:r>
+    </w:p>
+    <w:p>
+      <w:pPr>
+        <w:pStyle w:val="BodyText"/>
+      </w:pPr>
+      <w:r>
+        <w:rPr/>
+        <w:t xml:space="preserve">Ацетилсалициловую кислоту в низкой дозе назначают не как обезболивающее, а по акушерским показаниям: например, после 12 недель женщинам с высоким риском преэклампсии. Преэклампсия — осложнение беременности, при котором повышается давление и страдают внутренние органы. Это решение акушера-гинеколога, и ни начинать, ни отменять такой приём самой нельзя.</w:t>
       </w:r>
     </w:p>
     <w:p>
@@ -1082,10 +1087,8 @@
         <w:t xml:space="preserve">Цитрамон.</w:t>
       </w:r>
       <w:r>
-        <w:t xml:space="preserve"> </w:t>
-      </w:r>
-      <w:r>
-        <w:t xml:space="preserve">В его составе — ацетилсалициловая кислота (240 мг), парацетамол (180 мг) и кофеин (30 мг). Из-за ацетилсалициловой кислоты на него распространяется правило для нестероидных противовоспалительных средств: в инструкции беременность в I и III триместре указана среди противопоказаний. Самостоятельно при беременности его не принимают.</w:t>
+        <w:rPr/>
+        <w:t xml:space="preserve"> В его составе — ацетилсалициловая кислота (240 мг), парацетамол (180 мг) и кофеин (30 мг). Из-за ацетилсалициловой кислоты на него распространяется правило для нестероидных противовоспалительных средств: в инструкции беременность в I и III триместре указана среди противопоказаний. Самостоятельно его не принимают.</w:t>
       </w:r>
     </w:p>
     <w:p>
@@ -1100,10 +1103,8 @@
         <w:t xml:space="preserve">Дротаверин («Но-шпа»).</w:t>
       </w:r>
       <w:r>
-        <w:t xml:space="preserve"> </w:t>
-      </w:r>
-      <w:r>
-        <w:t xml:space="preserve">В российской инструкции сказано, что в исследованиях не выявлено ни тератогенного действия дротаверина, ни неблагоприятного влияния на течение беременности. Беременность не указана среди противопоказаний, но препарат при ней назначают с осторожностью — только после оценки пользы для матери и возможного риска для плода. Поэтому решение о нём принимает врач. Если тянет низ живота, это повод позвонить врачу, а не выпить таблетку: как быстро обращаться, сказано в Разделе 0, строка «Тянет низ живота, боль в животе, схватки до 37 недель».</w:t>
+        <w:rPr/>
+        <w:t xml:space="preserve"> В российской инструкции сказано, что в исследованиях не выявлено ни тератогенного действия дротаверина, ни неблагоприятного влияния на течение беременности. Беременность не указана среди противопоказаний, но назначают его с осторожностью: только после оценки пользы для матери и возможного риска для плода. Поэтому решение о нём принимает врач. Если тянет низ живота, звоните врачу, а не пейте таблетку: как быстро обращаться, сказано в Разделе 0, строка «Тянет низ живота, боль в животе, схватки до 37 недель».</w:t>
       </w:r>
     </w:p>
     <w:p>
@@ -1189,23 +1190,35 @@
         <w:pStyle w:val="FirstParagraph"/>
       </w:pPr>
       <w:r>
-        <w:t xml:space="preserve">Здесь обезболивающее опасно именно тем, что помогает: голова перестаёт болеть, а причина остаётся. Во второй половине беременности сильная головная боль, нарушения зрения, внезапный отёк лица или кистей, боль под ложечкой могут быть признаками преэклампсии. Измерьте давление. Если оно 140/90 и выше или измерить его нечем, вызывайте скорую: 103 с мобильного, 112 в любой сети. Если давление ниже 140/90, поезжайте в приёмное отделение роддома сразу: осмотр нужен и при нормальном давлении. Давление выше 120/80 без этих жалоб — повод позвонить врачу, не дожидаясь планового приёма. Подробнее — в Разделе 0 «Быстрая помощь», строка «Головная боль, „мушки“ перед глазами, высокое давление». Если ничего опасного не найдут, обращение всё равно не было лишним: при таких жалобах это обычный исход.</w:t>
-      </w:r>
-    </w:p>
-    <w:p>
-      <w:pPr>
-        <w:pStyle w:val="BodyText"/>
-      </w:pPr>
-      <w:r>
-        <w:t xml:space="preserve">Цифра 120/80 в памятке — порог для звонка, а не диагноз. Повышенным давление при беременности по клиническим рекомендациям считают с 140/90 мм рт. ст., а памятка советует обратиться к врачу раньше — уже при давлении выше 120/80. Если быстрая прибавка веса сопровождается выраженными отёками лица и рук, стойкой головной болью, нарушениями зрения или давлением от 140/90, обращаться к врачу нужно немедленно — об этом в Теме 1 «Питание и питьевой режим во время беременности», раздел 1.1 «Вес во время беременности: сколько нужно есть и что означает прибавка».</w:t>
-      </w:r>
-    </w:p>
-    <w:p>
-      <w:pPr>
-        <w:pStyle w:val="BodyText"/>
-      </w:pPr>
-      <w:r>
-        <w:t xml:space="preserve">Обезболивание после лечения зуба разобрано в Теме 6 «Здоровье полости рта», раздел 6.7 «Рентген и обезболивание: чего можно не опасаться и что согласовать».</w:t>
+        <w:rPr/>
+        <w:t xml:space="preserve">Здесь обезболивающее опасно именно тем, что помогает: голова перестаёт болеть, а причина остаётся. Во второй половине беременности сильная головная боль, нарушения зрения, внезапный отёк лица или кистей, боль под ложечкой могут быть признаками преэклампсии.</w:t>
+      </w:r>
+    </w:p>
+    <w:p>
+      <w:pPr>
+        <w:pStyle w:val="FirstParagraph"/>
+      </w:pPr>
+      <w:r>
+        <w:rPr/>
+        <w:t xml:space="preserve">Измерьте давление. Если оно 140/90 и выше или измерить его нечем, вызывайте скорую: 103 с мобильного, 112 в любой сети. Если давление ниже 140/90, поезжайте в приёмное отделение роддома сразу: осмотр нужен и при нормальном давлении. Давление выше 120/80 без этих жалоб — повод позвонить врачу, не дожидаясь планового приёма. Подробнее — в Разделе 0 «Быстрая помощь», строка «Головная боль, „мушки“ перед глазами, высокое давление». Если ничего опасного не найдут, обращение всё равно не было лишним: при таких жалобах это обычный исход.</w:t>
+      </w:r>
+    </w:p>
+    <w:p>
+      <w:pPr>
+        <w:pStyle w:val="BodyText"/>
+      </w:pPr>
+      <w:r>
+        <w:rPr/>
+        <w:t xml:space="preserve">Цифра 120/80 в памятке — порог для звонка, а не диагноз. Повышенным давление по клиническим рекомендациям считают с 140/90 мм рт. ст., а памятка советует обратиться к врачу раньше, уже при давлении выше 120/80. Если быстрая прибавка веса сопровождается выраженными отёками лица и рук, стойкой головной болью, нарушениями зрения или давлением от 140/90, обращаться к врачу нужно немедленно (Тема 1 «Питание и питьевой режим во время беременности», раздел 1.1 «Вес во время беременности: сколько нужно есть и что означает прибавка»).</w:t>
+      </w:r>
+    </w:p>
+    <w:p>
+      <w:pPr>
+        <w:pStyle w:val="BodyText"/>
+      </w:pPr>
+      <w:r>
+        <w:rPr/>
+        <w:t xml:space="preserve">Обезболивание после лечения зуба разобрано в Теме 6 «Здоровье полости рта», раздел 6.7 «Рентген, обезболивание и антибиотики: чего можно не опасаться и что согласовать».</w:t>
       </w:r>
     </w:p>
     <w:bookmarkEnd w:id="28"/>
@@ -1230,26 +1243,26 @@
         <w:t xml:space="preserve">Заложенный нос.</w:t>
       </w:r>
       <w:r>
-        <w:t xml:space="preserve"> </w:t>
-      </w:r>
-      <w:r>
-        <w:t xml:space="preserve">При беременности слизистая носа может отекать сама по себе, без инфекции и без аллергии. Тянется это неделями, и флакон с каплями в конце концов переезжает в карман. Это состояние называют ринитом беременных.</w:t>
-      </w:r>
-    </w:p>
-    <w:p>
-      <w:pPr>
-        <w:pStyle w:val="BodyText"/>
-      </w:pPr>
-      <w:r>
-        <w:t xml:space="preserve">Встречается он часто: по разным оценкам — у каждой десятой–каждой третьей женщины. Начинается обычно во втором или третьем триместре и проходит сам, как правило в течение примерно двух недель после родов. Поэтому, если заложенность держится уже третью неделю, это обычно не значит, что лечение не работает: у ринита беременных свой ход и свой срок.</w:t>
-      </w:r>
-    </w:p>
-    <w:p>
-      <w:pPr>
-        <w:pStyle w:val="BodyText"/>
-      </w:pPr>
-      <w:r>
-        <w:t xml:space="preserve">Отличить его от простуды можно уже сейчас, не дожидаясь родов. У простуды есть начало и другие признаки — боль в горле, температура, ломота, кашель, — и основное обычно проходит за 5–10 дней. При рините беременных заложенность — единственный признак, и она не проходит: о нём говорят, когда нос заложен шесть недель и дольше без признаков инфекции.</w:t>
+        <w:rPr/>
+        <w:t xml:space="preserve"> При беременности слизистая носа может отекать сама по себе, без инфекции и без аллергии. Длится это неделями, и многие начинают постоянно пользоваться каплями. Это состояние называют ринитом беременных.</w:t>
+      </w:r>
+    </w:p>
+    <w:p>
+      <w:pPr>
+        <w:pStyle w:val="BodyText"/>
+      </w:pPr>
+      <w:r>
+        <w:rPr/>
+        <w:t xml:space="preserve">Встречается он часто, по разным оценкам у каждой десятой–каждой третьей женщины. Начинается обычно во втором или третьем триместре и проходит сам, как правило, примерно в течение двух недель после родов. Поэтому заложенность, которая держится третью неделю, обычно не значит, что лечение не работает: у ринита беременных свой ход и свой срок.</w:t>
+      </w:r>
+    </w:p>
+    <w:p>
+      <w:pPr>
+        <w:pStyle w:val="BodyText"/>
+      </w:pPr>
+      <w:r>
+        <w:rPr/>
+        <w:t xml:space="preserve">Отличить его от простуды можно, не дожидаясь родов. У простуды есть начало и другие признаки: боль в горле, температура, ломота, кашель, и основное обычно проходит за 5–10 дней. При рините беременных заложенность — единственный признак, и она не проходит: о нём говорят, когда нос заложен шесть недель и дольше без признаков инфекции.</w:t>
       </w:r>
     </w:p>
     <w:p>
@@ -1264,18 +1277,26 @@
         <w:t xml:space="preserve">Солевой раствор.</w:t>
       </w:r>
       <w:r>
-        <w:t xml:space="preserve"> </w:t>
-      </w:r>
-      <w:r>
-        <w:t xml:space="preserve">Первое средство при заложенности — промывание носа солевым раствором. Пользоваться им можно сколько нужно и сколько угодно долго. При рините беременных это рекомендация первой линии: раствор механически убирает слизь, уменьшает сухость и помогает слизистой восстановиться. Международная сеть Cochrane, которая сводит результаты всех исследований по одному вопросу в систематические обзоры, разбирала промывание при аллергическом рините: оно может уменьшать симптомы, нежелательных эффектов в исследованиях не описано, но достоверность этих данных низкая. В одном из исследований обзора участвовали только беременные — 44 женщины с сезонной аллергией на пыльцу, которые шесть недель промывали нос солевым раствором.</w:t>
-      </w:r>
-    </w:p>
-    <w:p>
-      <w:pPr>
-        <w:pStyle w:val="BodyText"/>
-      </w:pPr>
-      <w:r>
-        <w:t xml:space="preserve">Солевые растворы продаются без рецепта — в виде спрея, капель или раствора для промывания. Их основа — натрия хлорид: в обычной концентрации 0,9 %, как в тканях организма, или крепче, в том числе на морской воде. Если в составе есть что-то кроме соли и воды, это уже другое средство, и его стоит показать фармацевту. При простуде российские клинические рекомендации по острым респираторным вирусным инфекциям (ОРВИ — так в медицине называют простуду) у взрослых советуют вводить в нос физиологический раствор натрия хлорида 2–3 раза в день.</w:t>
+        <w:rPr/>
+        <w:t xml:space="preserve"> Первое средство при заложенности — промывание носа солевым раствором. Пользоваться им можно сколько нужно, без ограничения по сроку. При таком рините это рекомендация первой линии: раствор механически убирает слизь, уменьшает сухость и помогает слизистой восстановиться.</w:t>
+      </w:r>
+    </w:p>
+    <w:p>
+      <w:pPr>
+        <w:pStyle w:val="BodyText"/>
+      </w:pPr>
+      <w:r>
+        <w:rPr/>
+        <w:t xml:space="preserve">Международная сеть Cochrane, которая сводит результаты всех исследований по одному вопросу в систематические обзоры, разбирала промывание при аллергическом рините: оно может уменьшать симптомы, нежелательных эффектов в исследованиях не описано, но достоверность этих данных низкая. В одном из исследований обзора участвовали только беременные: 44 женщины с сезонной аллергией на пыльцу, которые шесть недель промывали нос солевым раствором.</w:t>
+      </w:r>
+    </w:p>
+    <w:p>
+      <w:pPr>
+        <w:pStyle w:val="BodyText"/>
+      </w:pPr>
+      <w:r>
+        <w:rPr/>
+        <w:t xml:space="preserve">Солевые растворы продаются без рецепта в виде спрея, капель или раствора для промывания. Их основа — натрия хлорид: в обычной концентрации 0,9 %, как в тканях организма, или крепче, в том числе на морской воде. Если в составе есть что-то кроме соли и воды, это уже другое средство, и его показывают фармацевту. При простуде российские клинические рекомендации по острым респираторным вирусным инфекциям (ОРВИ — так в медицине называют простуду) у взрослых советуют вводить в нос физиологический раствор натрия хлорида 2–3 раза в день.</w:t>
       </w:r>
     </w:p>
     <w:p>
@@ -1298,10 +1319,8 @@
         <w:t xml:space="preserve">Сосудосуживающие капли.</w:t>
       </w:r>
       <w:r>
-        <w:t xml:space="preserve"> </w:t>
-      </w:r>
-      <w:r>
-        <w:t xml:space="preserve">Американский перечень безрецептурных средств относит их при беременности к нежелательным — так же, как средства от кашля с гвайфенезином. Сам перечень и оговорка о том, что составлен он для американской аптеки, — в разделе 7.6 «Безрецептурные средства: почему „без рецепта” не значит „разрешено”».</w:t>
+        <w:rPr/>
+        <w:t xml:space="preserve"> Американский перечень безрецептурных средств относит их к нежелательным при беременности, как и средства от кашля с гвайфенезином. Сам перечень и оговорка о том, что составлен он для американской аптеки, — в разделе 7.6 «Безрецептурные средства: почему „без рецепта” не значит „разрешено”».</w:t>
       </w:r>
     </w:p>
     <w:p>
@@ -1353,18 +1372,17 @@
         <w:pStyle w:val="FirstParagraph"/>
       </w:pPr>
       <w:r>
-        <w:t xml:space="preserve">По оксиметазолину есть и данные: американская тератологическая служба MotherToBaby пишет, что исследования не указывают на повышение риска пороков развития при рекомендуемых дозах, а в организм попадает очень мало вещества. Британская служба информации о лекарствах при беременности (BUMPS) при сенной лихорадке советует по возможности не применять сосудосуживающие спреи на любом сроке: они могут уменьшать кровоток к плаценте. Поэтому, если солевого раствора не хватает, не выбирайте капли сами — спросите врача, можно ли вам оксиметазолин.</w:t>
-      </w:r>
-    </w:p>
-    <w:p>
-      <w:pPr>
-        <w:pStyle w:val="BodyText"/>
-      </w:pPr>
-      <w:r>
-        <w:t xml:space="preserve">Даже с согласия врача сосудосуживающие капли — средство на несколько дней. От самого лекарства слизистая начинает воспаляться, и нос закладывает уже от капель, а не от простуды. Это называют медикаментозным ринитом. Развивается он быстрее, чем принято думать: обычно</w:t>
-      </w:r>
-      <w:r>
-        <w:t xml:space="preserve"> </w:t>
+        <w:rPr/>
+        <w:t xml:space="preserve">По оксиметазолину есть и данные: американская тератологическая служба MotherToBaby пишет, что исследования не указывают на повышение риска пороков развития при рекомендуемых дозах, а в организм попадает очень мало вещества. Британская служба информации о лекарствах при беременности (BUMPS) при сенной лихорадке советует по возможности не применять сосудосуживающие спреи на любом сроке: они могут уменьшать кровоток к плаценте. Поэтому, если солевого раствора не хватает, не выбирайте капли сами, а спросите врача, можно ли вам оксиметазолин.</w:t>
+      </w:r>
+    </w:p>
+    <w:p>
+      <w:pPr>
+        <w:pStyle w:val="BodyText"/>
+      </w:pPr>
+      <w:r>
+        <w:rPr/>
+        <w:t xml:space="preserve">Даже с согласия врача сосудосуживающие капли применяют несколько дней. От самого лекарства слизистая начинает воспаляться, и нос закладывает уже от капель, а не от простуды; это называют медикаментозным ринитом. Развивается он быстрее, чем принято думать: обычно </w:t>
       </w:r>
       <w:r>
         <w:rPr>
@@ -1374,6 +1392,7 @@
         <w:t xml:space="preserve">после пяти–семи дней непрерывного применения</w:t>
       </w:r>
       <w:r>
+        <w:rPr/>
         <w:t xml:space="preserve">, а описаны случаи и на третий день. Поэтому дни считают с первого флакона, а не с того дня, когда стало понятно, что без капель уже не обойтись. Это правило верно и вне беременности.</w:t>
       </w:r>
     </w:p>
@@ -1638,7 +1657,8 @@
         <w:pStyle w:val="FirstParagraph"/>
       </w:pPr>
       <w:r>
-        <w:t xml:space="preserve">Если консультация уже закрыта — вечером, ночью, в выходной, — звоните в скорую: она выезжает не только при угрозе жизни, но и в неотложных случаях.</w:t>
+        <w:rPr/>
+        <w:t xml:space="preserve">Если консультация уже закрыта (вечером, ночью, в выходной), звоните в скорую: она выезжает не только при угрозе жизни, но и в неотложных случаях.</w:t>
       </w:r>
     </w:p>
     <w:p>
@@ -1682,15 +1702,17 @@
         <w:pStyle w:val="FirstParagraph"/>
       </w:pPr>
       <w:r>
-        <w:t xml:space="preserve">Пыльца появляется в свой сезон, беременны вы или нет, а кошка у подруги ведёт себя так же, как год назад. Меняется другое: таблетку, которую раньше принимали не задумываясь, теперь страшно выпить, а дышать нужно сейчас, а не после консультации.</w:t>
-      </w:r>
-    </w:p>
-    <w:p>
-      <w:pPr>
-        <w:pStyle w:val="BodyText"/>
-      </w:pPr>
-      <w:r>
-        <w:t xml:space="preserve">Антигистаминные препараты при беременности применяют. Первыми обычно рассматривают неседативные — те, что не вызывают сонливости: при беременности сонливость обходится дорого, от разбитости до риска оступиться. Из неседативных предпочитают лоратадин и цетиризин. Они не мягче других: просто по ним накоплено больше данных о применении у беременных.</w:t>
+        <w:rPr/>
+        <w:t xml:space="preserve">Аллергия на пыльцу или на кошку никуда не девается. Меняется другое: таблетку, которую раньше принимали не задумываясь, теперь страшно выпить, а дышать нужно сейчас, а не после консультации.</w:t>
+      </w:r>
+    </w:p>
+    <w:p>
+      <w:pPr>
+        <w:pStyle w:val="BodyText"/>
+      </w:pPr>
+      <w:r>
+        <w:rPr/>
+        <w:t xml:space="preserve">Антигистаминные препараты при беременности применяют. Первыми обычно рассматривают неседативные, то есть не вызывающие сонливости: сонливость сейчас обходится дорого, от разбитости до риска оступиться. Из неседативных предпочитают лоратадин и цетиризин — не потому, что они мягче других, а потому, что по ним накоплено больше данных о применении у беременных.</w:t>
       </w:r>
     </w:p>
     <w:p>
@@ -1714,7 +1736,8 @@
         <w:pStyle w:val="BodyText"/>
       </w:pPr>
       <w:r>
-        <w:t xml:space="preserve">Если аллергию лечили и раньше и препарат помогал, обсудите с врачом, продолжать ли его. Если лечение нужно впервые, назовите срок беременности, прежде чем в аптеке предложат «что-нибудь от аллергии»: здесь важно, какое именно вещество, а аптечная витрина этого не учитывает. Два названия, которые стоит произнести, вы уже знаете.</w:t>
+        <w:rPr/>
+        <w:t xml:space="preserve">Если аллергию лечили и раньше и препарат помогал, обсудите с врачом, продолжать ли его. Если лечение нужно впервые, назовите срок, прежде чем в аптеке предложат «что-нибудь от аллергии»: здесь важно, какое именно вещество, а аптечная витрина этого не учитывает. Два названия для такого разговора уже известны — лоратадин и цетиризин.</w:t>
       </w:r>
     </w:p>
     <w:p>
@@ -1730,7 +1753,8 @@
         <w:pStyle w:val="BodyText"/>
       </w:pPr>
       <w:r>
-        <w:t xml:space="preserve">Если при поллинозе — аллергии на пыльцу растений — заложен нос, помогает и промывание солевым раствором (раздел 7.8 «Простуда, кашель, насморк: что помогает и когда звонить врачу»); ограничений по длительности у него нет.</w:t>
+        <w:rPr/>
+        <w:t xml:space="preserve">Если при поллинозе (аллергии на пыльцу растений) заложен нос, помогает и промывание солевым раствором (раздел 7.8 «Простуда, кашель, насморк: что помогает и когда звонить врачу»); ограничений по длительности у него нет.</w:t>
       </w:r>
     </w:p>
     <w:p>
@@ -1808,7 +1832,8 @@
         <w:pStyle w:val="FirstParagraph"/>
       </w:pPr>
       <w:r>
-        <w:t xml:space="preserve">Вызывайте скорую — 103 с мобильного, 112 в любой сети — и скажите диспетчеру, что вы беременны и на каком сроке. Если бригада не найдёт ничего опасного, вызов всё равно был правильным: при таких признаках ждать, пока всё прояснится, нельзя.</w:t>
+        <w:rPr/>
+        <w:t xml:space="preserve">Вызывайте скорую (103 с мобильного, 112 в любой сети) и скажите диспетчеру, что вы беременны и на каком сроке. Если бригада не найдёт ничего опасного, вызов всё равно был правильным: при таких признаках ждать, пока всё прояснится, нельзя. Эта же ситуация есть в Разделе 0, строка «Аллергия, отекают губы, язык, горло».</w:t>
       </w:r>
     </w:p>
     <w:bookmarkEnd w:id="30"/>
@@ -1834,10 +1859,8 @@
         <w:pStyle w:val="BodyText"/>
       </w:pPr>
       <w:r>
-        <w:t xml:space="preserve">У каждого пункта российских рекомендаций стоит буква — уровень убедительности. По ней видно, насколько надёжно обоснован вывод:</w:t>
-      </w:r>
-      <w:r>
-        <w:t xml:space="preserve"> </w:t>
+        <w:rPr/>
+        <w:t xml:space="preserve">У каждого пункта российских рекомендаций есть буква — уровень убедительности. По ней видно, насколько надёжно обоснован вывод: </w:t>
       </w:r>
       <w:r>
         <w:rPr>
@@ -1847,13 +1870,8 @@
         <w:t xml:space="preserve">A</w:t>
       </w:r>
       <w:r>
-        <w:t xml:space="preserve"> </w:t>
-      </w:r>
-      <w:r>
-        <w:t xml:space="preserve">— сильная рекомендация,</w:t>
-      </w:r>
-      <w:r>
-        <w:t xml:space="preserve"> </w:t>
+        <w:rPr/>
+        <w:t xml:space="preserve"> — сильная рекомендация, </w:t>
       </w:r>
       <w:r>
         <w:rPr>
@@ -1863,10 +1881,8 @@
         <w:t xml:space="preserve">C</w:t>
       </w:r>
       <w:r>
-        <w:t xml:space="preserve"> </w:t>
-      </w:r>
-      <w:r>
-        <w:t xml:space="preserve">— слабая, за ней нет качественных исследований или их результаты не согласуются между собой. Это не та буквенная шкала FDA, о которой шла речь в разделе 7.1: та оценивала препараты, а эта — надёжность самой рекомендации.</w:t>
+        <w:rPr/>
+        <w:t xml:space="preserve"> — слабая, за ней нет качественных исследований или их результаты не согласуются между собой. Это не буквенная шкала FDA из раздела 7.1: та оценивала препараты, а эта — надёжность самой рекомендации.</w:t>
       </w:r>
     </w:p>
     <w:p>
@@ -1968,18 +1984,17 @@
         <w:pStyle w:val="FirstParagraph"/>
       </w:pPr>
       <w:r>
-        <w:t xml:space="preserve">Полка с комплексами «для беременных» тянется в аптеке на несколько метров. К ней добавляются подарок свекрови и список из чата для будущих мам. За всем этим стоит одна мысль: витамины — не лекарство, вреда не будет, и чем больше названий, тем надёжнее. Но именно о витаминах и добавках российские клинические рекомендации высказываются особенно жёстко.</w:t>
-      </w:r>
-    </w:p>
-    <w:p>
-      <w:pPr>
-        <w:pStyle w:val="BodyText"/>
-      </w:pPr>
-      <w:r>
-        <w:t xml:space="preserve">Список того, что в них</w:t>
-      </w:r>
-      <w:r>
-        <w:t xml:space="preserve"> </w:t>
+        <w:rPr/>
+        <w:t xml:space="preserve">Витаминные комплексы «для беременных» занимают в аптеке целые полки, их дарят родственники и советуют в чатах для будущих мам. Всё это держится на одной мысли: витамины — не лекарство, вреда не будет, и чем больше названий, тем надёжнее. Но именно о витаминах и добавках российские клинические рекомендации высказываются особенно жёстко.</w:t>
+      </w:r>
+    </w:p>
+    <w:p>
+      <w:pPr>
+        <w:pStyle w:val="BodyText"/>
+      </w:pPr>
+      <w:r>
+        <w:rPr/>
+        <w:t xml:space="preserve">Список того, что в них </w:t>
       </w:r>
       <w:r>
         <w:rPr>
@@ -1989,10 +2004,8 @@
         <w:t xml:space="preserve">не</w:t>
       </w:r>
       <w:r>
-        <w:t xml:space="preserve"> </w:t>
-      </w:r>
-      <w:r>
-        <w:t xml:space="preserve">рекомендовано, длинный, и у большинства пунктов высокий уровень убедительности — это те самые буквы из раздела 7.10: у железа, ретинола, витаминов E и C — A, у омега-3 — B, у поливитаминов — C.</w:t>
+        <w:rPr/>
+        <w:t xml:space="preserve"> рекомендовано, длинный, и у большинства пунктов высокий уровень убедительности (буквы из раздела 7.10): у железа, ретинола, витаминов E и C — A, у омега-3 — B, у поливитаминов — C.</w:t>
       </w:r>
     </w:p>
     <w:p>
@@ -2207,15 +2220,17 @@
         <w:pStyle w:val="BodyText"/>
       </w:pPr>
       <w:r>
-        <w:t xml:space="preserve">Повтор одного вещества — ещё одна причина смотреть состав. Комплекс для беременных, отдельный препарат железа и «витамины для волос» могут содержать одно и то же вещество, и суммарная доза окажется выше, чем рассчитано в каждом из них по отдельности. Для жирорастворимых витаминов — A, D, E — это важно: они накапливаются в организме, а избыток водорастворимых выводится с мочой. Складывайте состав, а не упаковки.</w:t>
-      </w:r>
-    </w:p>
-    <w:p>
-      <w:pPr>
-        <w:pStyle w:val="BodyText"/>
-      </w:pPr>
-      <w:r>
-        <w:t xml:space="preserve">Что, наоборот, рекомендовано принимать — фолиевая кислота, йод и витамин D, в каких дозах и в какие сроки, — разобрано в Теме 1 «Питание и питьевой режим во время беременности», раздел 1.2 «Витамины и нутриенты: что действительно нужно».</w:t>
+        <w:rPr/>
+        <w:t xml:space="preserve">Повтор одного вещества — ещё одна причина смотреть состав. Комплекс для беременных, отдельный препарат железа и «витамины для волос» могут содержать одно и то же вещество, и суммарная доза окажется выше, чем рассчитано в каждом из них по отдельности. Для жирорастворимых витаминов (A, D, E) это важно: они накапливаются в организме, а избыток водорастворимых выводится с мочой. Складывайте состав, а не упаковки.</w:t>
+      </w:r>
+    </w:p>
+    <w:p>
+      <w:pPr>
+        <w:pStyle w:val="BodyText"/>
+      </w:pPr>
+      <w:r>
+        <w:rPr/>
+        <w:t xml:space="preserve">Что, наоборот, рекомендовано принимать (фолиевая кислота, йод и витамин D), в каких дозах и в какие сроки, разобрано в Теме 1 «Питание и питьевой режим во время беременности», раздел 1.2 «Нутриенты и добавки: что действительно нужно».</w:t>
       </w:r>
     </w:p>
     <w:bookmarkEnd w:id="32"/>
@@ -2280,10 +2295,8 @@
         <w:t xml:space="preserve">Имбирь</w:t>
       </w:r>
       <w:r>
-        <w:t xml:space="preserve"> </w:t>
-      </w:r>
-      <w:r>
-        <w:t xml:space="preserve">при тошноте и рвоте изучен лучше всех других растений. В дозе меньше 1000 мг в сутки он может облегчать состояние и в таком количестве не увеличивал частоту нежелательных эффектов ни у женщины, ни у плода.</w:t>
+        <w:rPr/>
+        <w:t xml:space="preserve"> при тошноте и рвоте изучен лучше всех других растений. В дозе меньше 1000 мг в сутки он может облегчать состояние и в таком количестве не увеличивал частоту нежелательных эффектов ни у женщины, ни у плода. О тошноте и рвоте подробнее — в Теме 1, раздел 1.4 «Когда есть трудно: тошнота, изжога, запоры».</w:t>
       </w:r>
     </w:p>
     <w:p>
@@ -2324,10 +2337,8 @@
         <w:t xml:space="preserve">Чеснок</w:t>
       </w:r>
       <w:r>
-        <w:t xml:space="preserve"> </w:t>
-      </w:r>
-      <w:r>
-        <w:t xml:space="preserve">— есть данные, что его приём во время беременности снижает риск самопроизвольных преждевременных родов, и ранних, и поздних.</w:t>
+        <w:rPr/>
+        <w:t xml:space="preserve"> — есть данные, что его приём снижает риск самопроизвольных преждевременных родов, и ранних, и поздних.</w:t>
       </w:r>
     </w:p>
     <w:p>
@@ -2335,7 +2346,8 @@
         <w:pStyle w:val="FirstParagraph"/>
       </w:pPr>
       <w:r>
-        <w:t xml:space="preserve">С цифрой для имбиря есть сложность: 1000 мг относятся к препарату с известной дозой, а не к заварке. Сколько имбиря в вашей чашке, не знает никто — ни вы, ни тот, кто посоветовал чай. Обзор не переводит миллиграммы в ложки корня, и книга этого тоже не делает.</w:t>
+        <w:rPr/>
+        <w:t xml:space="preserve">С цифрой для имбиря есть сложность: 1000 мг относятся к препарату с известной дозой, а не к заварке. Сколько имбиря в чашке, не знает никто: ни вы, ни тот, кто посоветовал чай. Обзор не переводит миллиграммы в ложки корня, поэтому пересчёта в ложки здесь нет.</w:t>
       </w:r>
     </w:p>
     <w:p>
@@ -2418,10 +2430,8 @@
         <w:t xml:space="preserve">Ромашка</w:t>
       </w:r>
       <w:r>
-        <w:t xml:space="preserve"> </w:t>
-      </w:r>
-      <w:r>
-        <w:t xml:space="preserve">— у женщин, которые регулярно её пили, чаще наблюдали угрожающий выкидыш (состояние, при котором беременность может прерваться и нужно наблюдение) и преждевременные роды. Это наблюдение, доказанной причинной связи за ним нет. Но пить ромашку каждый вечер как безобидный чай после этого не стоит.</w:t>
+        <w:rPr/>
+        <w:t xml:space="preserve"> — у женщин, которые регулярно её пили, чаще наблюдали угрожающий выкидыш (состояние, при котором беременность может прерваться и нужно наблюдение) и преждевременные роды. Это наблюдение, доказанной причинной связи за ним нет. Но пить ромашку каждый вечер как безобидный чай после этого не нужно.</w:t>
       </w:r>
     </w:p>
     <w:p>
@@ -2477,7 +2487,8 @@
         <w:pStyle w:val="BodyText"/>
       </w:pPr>
       <w:r>
-        <w:t xml:space="preserve">И общее правило для всех трав: когда врач спрашивает, что вы принимаете, называйте и травяные сборы. Их пропускают чаще всего — не из скрытности, а потому что чай не кажется лекарством. Настороженно относитесь к средствам, у которых состав не указан или указан общими словами вроде «растительный комплекс».</w:t>
+        <w:rPr/>
+        <w:t xml:space="preserve">Общее правило для всех трав: когда врач спрашивает, что вы принимаете, называйте и травяные сборы. Их пропускают чаще всего, потому что чай не кажется лекарством. Настороженно относитесь к средствам, у которых состав не указан или указан общими словами вроде «растительный комплекс».</w:t>
       </w:r>
     </w:p>
     <w:bookmarkEnd w:id="33"/>
@@ -2495,7 +2506,8 @@
         <w:pStyle w:val="FirstParagraph"/>
       </w:pPr>
       <w:r>
-        <w:t xml:space="preserve">Кожа при беременности меняется почти у всех: у одних появляются высыпания, у других — пигментные пятна, у третьих — сухость и зуд, и полка в ванной пополняется быстрее обычного. Сами средства — что продаётся в аптеке при акне, под какими названиями и что смотреть в составе — разобраны в Теме 5 «Кожа, уход за телом и интимная гигиена», раздел 5.4 «Косметика и уход: как оценить средство до применения». Здесь — другая сторона вопроса. Наружное средство с действующим веществом ближе к лекарству, чем к крему для рук, и правила этой главы относятся к нему полностью: сколько вещества попадает в кровь через кожу, от чего это количество зависит и почему по одним средствам ответ однозначный, а по другим его нет.</w:t>
+        <w:rPr/>
+        <w:t xml:space="preserve">Кожа при беременности меняется почти у всех: у одних появляются высыпания, у других — пигментные пятна, у третьих — сухость и зуд. Какие средства от акне продаются в аптеке, под какими названиями и что смотреть в составе, разобрано в Теме 5 «Кожа, уход за телом и интимная гигиена», раздел 5.4 «Косметика и уход: как оценить средство до применения». Наружное средство с действующим веществом ближе к лекарству, чем к крему для рук, и правила этой главы относятся к нему полностью: сколько вещества попадает в кровь через кожу, от чего это зависит и почему по одним средствам ответ однозначный, а по другим его нет.</w:t>
       </w:r>
     </w:p>
     <w:p>
@@ -2521,23 +2533,26 @@
         <w:pStyle w:val="BodyText"/>
       </w:pPr>
       <w:r>
-        <w:t xml:space="preserve">Внутрь витамин А в больших дозах — доказанный тератоген (раздел 7.4 «Мазь или таблетка: сколько вещества попадает в кровь»). Регуляторы из предосторожности распространили ограничение и на наружные формы. Когда накопленные данные объединили в систематический обзор с метаанализом, повышения риска не нашли — ни крупных врождённых пороков, ни самопроизвольного прерывания беременности при применении в первом триместре.</w:t>
-      </w:r>
-    </w:p>
-    <w:p>
-      <w:pPr>
-        <w:pStyle w:val="BodyText"/>
-      </w:pPr>
-      <w:r>
-        <w:t xml:space="preserve">Но это не значит, что ими можно спокойно пользоваться. Регуляторы по-прежнему советуют воздержаться — из предосторожности, а не потому, что вред доказан, и авторы обзора прямо это оговаривают.</w:t>
-      </w:r>
-    </w:p>
-    <w:p>
-      <w:pPr>
-        <w:pStyle w:val="BodyText"/>
-      </w:pPr>
-      <w:r>
-        <w:t xml:space="preserve">Поэтому плановое применение ретиноидов на время беременности откладывают: потерять от этого почти нечего, а вопрос остаётся открытым. Если же вы пользовались кремом до того, как узнали о беременности, в объединённых данных повышения риска не видно — ни крупных пороков, ни прерывания беременности.</w:t>
+        <w:rPr/>
+        <w:t xml:space="preserve">Внутрь витамин А в больших дозах — доказанный тератоген (раздел 7.4 «Мазь или таблетка: сколько вещества попадает в кровь»). Регуляторы из предосторожности распространили ограничение и на наружные формы. Когда накопленные данные объединили в систематический обзор с метаанализом, повышения риска не нашли: ни крупных врождённых пороков, ни самопроизвольного прерывания беременности при применении в первом триместре.</w:t>
+      </w:r>
+    </w:p>
+    <w:p>
+      <w:pPr>
+        <w:pStyle w:val="BodyText"/>
+      </w:pPr>
+      <w:r>
+        <w:rPr/>
+        <w:t xml:space="preserve">Но спокойно пользоваться ими это не позволяет: регуляторы по-прежнему советуют воздержаться из предосторожности, а не потому, что вред доказан, и авторы обзора прямо это оговаривают.</w:t>
+      </w:r>
+    </w:p>
+    <w:p>
+      <w:pPr>
+        <w:pStyle w:val="BodyText"/>
+      </w:pPr>
+      <w:r>
+        <w:rPr/>
+        <w:t xml:space="preserve">Поэтому плановое применение ретиноидов откладывают до родов: потерять от этого почти нечего, а вопрос остаётся открытым. Если же вы пользовались кремом до того, как узнали о беременности, в объединённых данных повышения риска не видно: ни крупных пороков, ни прерывания беременности.</w:t>
       </w:r>
     </w:p>
     <w:p>
@@ -2579,7 +2594,8 @@
         <w:pStyle w:val="BodyText"/>
       </w:pPr>
       <w:r>
-        <w:t xml:space="preserve">Если мазь назначена, применяйте её так, как назначено. Если самой отменить гормональную мазь при обострении, площадь поражения обычно растёт, и мази в итоге уходит больше. Если препарат сильный и мазать нужно долго и много, обсудите это с врачом отдельно.</w:t>
+        <w:rPr/>
+        <w:t xml:space="preserve">Назначенную мазь применяют так, как назначено. Если самой отменить гормональную мазь при обострении, площадь поражения обычно растёт, и мази в итоге уходит больше. Если препарат сильный и мазать нужно долго и много, обсудите это с врачом отдельно. Если кожа чешется без сыпи, особенно на ладонях и подошвах, сначала прочитайте Тему 5, раздел 5.2 «Зуд кожи: когда достаточно ухода, а когда нужен врач»: такой зуд бывает признаком внутрипечёночного холестаза беременности, и с ним звонят акушеру-гинекологу в тот же день.</w:t>
       </w:r>
     </w:p>
     <w:p>
@@ -2594,10 +2610,8 @@
         <w:t xml:space="preserve">Средства от акне без рецепта.</w:t>
       </w:r>
       <w:r>
-        <w:t xml:space="preserve"> </w:t>
-      </w:r>
-      <w:r>
-        <w:t xml:space="preserve">Здесь действует то же различие, что и во всей главе: наружное средство — не таблетка. Кожа — неплохой барьер, и при нанесении на неё в кровь попадает лишь малая часть действующего вещества.</w:t>
+        <w:rPr/>
+        <w:t xml:space="preserve"> Здесь действует то же различие, что и во всей главе: наружное средство — не таблетка. Кожа служит неплохим барьером, и при нанесении на неё в кровь попадает лишь малая часть действующего вещества.</w:t>
       </w:r>
     </w:p>
     <w:p>
@@ -2621,7 +2635,8 @@
         <w:pStyle w:val="BodyText"/>
       </w:pPr>
       <w:r>
-        <w:t xml:space="preserve">Перечень этот американский, и с российской аптекой он совпадает не полностью. Три вещества из четырёх у нас продаются как лекарства — с названием, составом и инструкцией. Гликолевая кислота как лекарство в России не зарегистрирована: она встречается в косметике, и, кроме этого перечня, применительно к беременности её нигде не разбирают.</w:t>
+        <w:rPr/>
+        <w:t xml:space="preserve">Перечень американский и с российской аптекой совпадает не полностью. Три вещества из четырёх у нас продаются как лекарства — с названием, составом и инструкцией. Гликолевая кислота как лекарство в России не зарегистрирована: она встречается в косметике, и, кроме этого перечня, применительно к беременности её нигде не разбирают.</w:t>
       </w:r>
     </w:p>
     <w:p>
@@ -2637,15 +2652,17 @@
         <w:pStyle w:val="BodyText"/>
       </w:pPr>
       <w:r>
-        <w:t xml:space="preserve">С бензоила пероксидом сложнее, и об этом лучше знать до аптеки. Тот же российский документ относит его к схемам для тех, кто беременность только планирует, а не для беременных. Справочная запись о самом веществе ещё строже: при беременности назначают только в случае крайней необходимости. Американский перечень и российские документы говорят об одном веществе разное, и выбирать между ними у прилавка не нужно. Назовите врачу действующее вещество и спросите о нём отдельно — для этого и нужен навык из раздела 7.3 «Действующее вещество и торговое название: как не принять одно лекарство дважды».</w:t>
-      </w:r>
-    </w:p>
-    <w:p>
-      <w:pPr>
-        <w:pStyle w:val="BodyText"/>
-      </w:pPr>
-      <w:r>
-        <w:t xml:space="preserve">Что этот перечень означает и чего не означает. Связи между наружными безрецептурными средствами от акне и повышением частоты врождённых пороков не выявлено, и при применении по инструкции повышения риска осложнений беременности не ожидается. Но это не значит, что подходит любой крем с этими веществами: в готовом средстве их обычно несколько, и рядом может оказаться ретиноид или что-то ещё. Смотрите весь состав, как описано в разделе 7.3.</w:t>
+        <w:rPr/>
+        <w:t xml:space="preserve">С бензоила пероксидом сложнее, и об этом лучше знать до аптеки. Тот же российский документ относит его к схемам для тех, кто беременность только планирует, а не для беременных. Справочная запись о самом веществе ещё строже: при беременности назначают только в случае крайней необходимости. Американский перечень и российские документы говорят об одном веществе разное, и выбирать между ними у прилавка не нужно. Назовите врачу действующее вещество и спросите о нём отдельно; как найти его в составе, сказано в разделе 7.3 «Действующее вещество и торговое название: как не принять одно лекарство дважды».</w:t>
+      </w:r>
+    </w:p>
+    <w:p>
+      <w:pPr>
+        <w:pStyle w:val="BodyText"/>
+      </w:pPr>
+      <w:r>
+        <w:rPr/>
+        <w:t xml:space="preserve">Связи между наружными безрецептурными средствами от акне и повышением частоты врождённых пороков не выявлено, и при применении по инструкции повышения риска осложнений беременности не ожидается. Но это не значит, что подходит любой крем с этими веществами: в готовом средстве их обычно несколько, и рядом может оказаться ретиноид или что-то ещё. Смотрите весь состав, как описано в разделе 7.3.</w:t>
       </w:r>
     </w:p>
     <w:p>
@@ -2660,18 +2677,17 @@
         <w:t xml:space="preserve">Осветляющие средства.</w:t>
       </w:r>
       <w:r>
-        <w:t xml:space="preserve"> </w:t>
-      </w:r>
-      <w:r>
-        <w:t xml:space="preserve">Кремы «от пигментных пятен» покупают часто, потому что кожа при беременности нередко темнеет. Главное действующее вещество таких средств — гидрохинон, и с ним ответ другой, чем со средствами от акне.</w:t>
-      </w:r>
-    </w:p>
-    <w:p>
-      <w:pPr>
-        <w:pStyle w:val="BodyText"/>
-      </w:pPr>
-      <w:r>
-        <w:t xml:space="preserve">Данных о применении гидрохинона при беременности крайне мало, и оценить по ним тератогенный риск нельзя — не потому, что риск нашли, а потому, что изучать почти нечего. Британская тератологическая служба поэтому формулирует однозначно: осветляющие средства с гидрохиноном при беременности применять не рекомендуется.</w:t>
+        <w:rPr/>
+        <w:t xml:space="preserve"> Кремы «от пигментных пятен» покупают часто, потому что кожа сейчас нередко темнеет. Главное действующее вещество таких средств — гидрохинон, и с ним ответ другой, чем со средствами от акне.</w:t>
+      </w:r>
+    </w:p>
+    <w:p>
+      <w:pPr>
+        <w:pStyle w:val="BodyText"/>
+      </w:pPr>
+      <w:r>
+        <w:rPr/>
+        <w:t xml:space="preserve">Данных о применении гидрохинона при беременности крайне мало, и оценить по ним тератогенный риск нельзя: не потому, что риск нашли, а потому, что изучать почти нечего. Британская тератологическая служба поэтому формулирует однозначно: осветляющие средства с гидрохиноном при беременности применять не рекомендуется.</w:t>
       </w:r>
     </w:p>
     <w:p>
@@ -2687,7 +2703,8 @@
         <w:pStyle w:val="BodyText"/>
       </w:pPr>
       <w:r>
-        <w:t xml:space="preserve">Плановое осветление кожи можно спокойно отложить до после родов. Тем более что потемнение, связанное с беременностью, после неё часто бледнеет само.</w:t>
+        <w:rPr/>
+        <w:t xml:space="preserve">Плановое осветление кожи можно отложить на время после родов: потемнение, связанное с беременностью, после родов часто бледнеет само (Тема 5, раздел 5.1 «Кожа при беременности: почему она меняется и что с этим делать»).</w:t>
       </w:r>
     </w:p>
     <w:p>
@@ -2713,7 +2730,8 @@
         <w:pStyle w:val="FirstParagraph"/>
       </w:pPr>
       <w:r>
-        <w:t xml:space="preserve">Три часа ночи, сна нет вторую неделю, а в ящике лежит упаковка мелатонина, купленная ещё до беременности, — когда-то он помогал. Желание его принять понятно.</w:t>
+        <w:rPr/>
+        <w:t xml:space="preserve">Три часа ночи, сна нет вторую неделю, а в ящике лежит упаковка мелатонина, купленная ещё до беременности: когда-то он помогал.</w:t>
       </w:r>
     </w:p>
     <w:p>
@@ -2729,7 +2747,8 @@
         <w:pStyle w:val="BodyText"/>
       </w:pPr>
       <w:r>
-        <w:t xml:space="preserve">Но собственного мелатонина при беременности и так становится больше. Его уровень растёт по ходу беременности и достигает максимума в третьем триместре — как раз тогда, когда со сном обычно тяжелее всего.</w:t>
+        <w:rPr/>
+        <w:t xml:space="preserve">Но собственного мелатонина при беременности и так становится больше: его уровень растёт и достигает максимума в третьем триместре, как раз когда со сном обычно тяжелее всего.</w:t>
       </w:r>
     </w:p>
     <w:p>
@@ -2800,10 +2819,8 @@
         <w:t xml:space="preserve">Что делать.</w:t>
       </w:r>
       <w:r>
-        <w:t xml:space="preserve"> </w:t>
-      </w:r>
-      <w:r>
-        <w:t xml:space="preserve">При беременности мелатонин не начинают принимать самостоятельно — ни по совету подруги, ни потому, что он стоит на полке рядом с витаминами и продаётся без рецепта. Отсутствие рецепта говорит лишь о порядке продажи. Добавки регулируются иначе, чем лекарства, и требования к доказательствам у них другие.</w:t>
+        <w:rPr/>
+        <w:t xml:space="preserve"> Самостоятельно мелатонин не начинают: ни по совету подруги, ни потому, что он продаётся без рецепта рядом с витаминами. Отсутствие рецепта говорит лишь о порядке продажи. Добавки регулируются иначе, чем лекарства, и требования к доказательствам у них другие.</w:t>
       </w:r>
     </w:p>
     <w:p>
@@ -2819,15 +2836,17 @@
         <w:pStyle w:val="BodyText"/>
       </w:pPr>
       <w:r>
-        <w:t xml:space="preserve">Со снотворными по рецепту правило то же, без исключений: назначает их врач, который знает о беременности, и отменять уже назначенный препарат самой тоже нельзя без врача. Например, «Донормил» (доксиламин) отпускается по рецепту, хотя купить его без рецепта нетрудно. В его инструкции сказано, что по данным контролируемых исследований доксиламин можно применять на протяжении всей беременности. Но если его назначают на поздних сроках, у новорождённого учитывают возможное действие препарата — сонливость и другие его эффекты. Поэтому и «Донормил» самой начинать не стоит: о нём, как о любом снотворном, решает врач.</w:t>
-      </w:r>
-    </w:p>
-    <w:p>
-      <w:pPr>
-        <w:pStyle w:val="BodyText"/>
-      </w:pPr>
-      <w:r>
-        <w:t xml:space="preserve">Кроме препаратов, для сна важны режим, свет и вечерние привычки — о них в Теме 2 «Режим дня, сон и восстановление», раздел 2.3 «Режим дня: как настроить засыпание». Когда бессонница перестаёт быть просто неудобством — там же, в разделе 2.5 «Когда нужен врач: границы самопомощи при бессоннице».</w:t>
+        <w:rPr/>
+        <w:t xml:space="preserve">Со снотворными по рецепту правило то же, без исключений: назначает их врач, который знает о беременности, и отменять уже назначенный препарат без врача тоже нельзя. Например, «Донормил» (доксиламин) отпускается по рецепту, хотя купить его без рецепта нетрудно. В его инструкции сказано, что по данным контролируемых исследований доксиламин можно применять на протяжении всей беременности. Но если его назначают на поздних сроках, у новорождённого учитывают возможное действие препарата — сонливость и другие его эффекты. Поэтому и «Донормил» самостоятельно не начинают: о нём, как о любом снотворном, решает врач.</w:t>
+      </w:r>
+    </w:p>
+    <w:p>
+      <w:pPr>
+        <w:pStyle w:val="BodyText"/>
+      </w:pPr>
+      <w:r>
+        <w:rPr/>
+        <w:t xml:space="preserve">Кроме препаратов, для сна важны режим, свет и вечерние привычки (Тема 2 «Режим дня, сон и восстановление», раздел 2.3 «Организация дневного режима и подготовка ко сну»). Когда бессонница перестаёт быть просто неудобством, сказано там же, в разделе 2.5 «Когда нарушения сна требуют медицинской помощи».</w:t>
       </w:r>
     </w:p>
     <w:bookmarkEnd w:id="35"/>
@@ -2845,7 +2864,8 @@
         <w:pStyle w:val="FirstParagraph"/>
       </w:pPr>
       <w:r>
-        <w:t xml:space="preserve">Рецепт на антибиотик при беременности пугает сильнее любого другого назначения: кажется, что согласиться — уже навредить, а отказаться — всего лишь проявить осторожность. На деле всё наоборот, по той же причине, что разобрана в разделе 7.5: невылеченная инфекция угрожает и вам, и беременности, и у отказа от нужного препарата есть собственный риск. Выбор при этом действительно есть, и делает его врач.</w:t>
+        <w:rPr/>
+        <w:t xml:space="preserve">Рецепт на антибиотик при беременности пугает сильнее любого другого назначения: кажется, что согласиться — уже навредить, а отказаться — всего лишь проявить осторожность. Но, как и с постоянными лекарствами (раздел 7.5), у отказа от нужного препарата есть собственный риск: невылеченная инфекция угрожает и женщине, и беременности. Выбор при этом действительно есть, и делает его врач.</w:t>
       </w:r>
     </w:p>
     <w:p>
@@ -2892,18 +2912,17 @@
         <w:pStyle w:val="BodyText"/>
       </w:pPr>
       <w:r>
-        <w:t xml:space="preserve">Если посев показал рост бактерий, а вы ничего не чувствуете, лечение всё равно назначают, и это не перестраховка. Самочувствие здесь ни о чём не говорит: пиелонефрит начинается сразу с температуры и боли, и вылечить его заметно тяжелее, чем предотвратить.</w:t>
-      </w:r>
-    </w:p>
-    <w:p>
-      <w:pPr>
-        <w:pStyle w:val="BodyText"/>
-      </w:pPr>
-      <w:r>
-        <w:t xml:space="preserve">Второй — стрептококк группы В. Носительство этой бактерии обычно никак себя не проявляет, поэтому мазок берут у всех, а не только при жалобах. Делают его в 35–37 недель. Положительный результат означает не лечение сейчас, а</w:t>
-      </w:r>
-      <w:r>
-        <w:t xml:space="preserve"> </w:t>
+        <w:rPr/>
+        <w:t xml:space="preserve">Если посев показал рост бактерий, а вы ничего не чувствуете, лечение всё равно назначают. Самочувствие здесь ни о чём не говорит: пиелонефрит начинается сразу с температуры и боли, и вылечить его заметно тяжелее, чем предотвратить.</w:t>
+      </w:r>
+    </w:p>
+    <w:p>
+      <w:pPr>
+        <w:pStyle w:val="BodyText"/>
+      </w:pPr>
+      <w:r>
+        <w:rPr/>
+        <w:t xml:space="preserve">Второй — стрептококк группы В. Носительство этой бактерии обычно никак себя не проявляет, поэтому мазок берут у всех, а не только при жалобах. Делают его в 35–37 недель. Положительный результат означает не лечение сейчас, а </w:t>
       </w:r>
       <w:r>
         <w:rPr>
@@ -2913,15 +2932,17 @@
         <w:t xml:space="preserve">антибиотикопрофилактику в родах</w:t>
       </w:r>
       <w:r>
-        <w:t xml:space="preserve">. Знать об этом заранее важно: в родах о таком назначении сообщат в тот момент, когда разбираться уже некогда. Положительный мазок — не «упущенная инфекция», а заранее известный пункт плана родов.</w:t>
-      </w:r>
-    </w:p>
-    <w:p>
-      <w:pPr>
-        <w:pStyle w:val="BodyText"/>
-      </w:pPr>
-      <w:r>
-        <w:t xml:space="preserve">Выбирать препарат — не ваша задача. Часть антибиотиков при беременности не применяют. Один из них стоит запомнить, потому что он до сих пор лежит во многих домашних аптечках: тетрациклин при беременности не используют никогда. Доксициклин из той же группы американские стоматологические рекомендации тоже относят к препаратам, которые при беременности заменяют.</w:t>
+        <w:rPr/>
+        <w:t xml:space="preserve">. Знать об этом заранее важно: в родах о таком назначении сообщат в тот момент, когда разбираться уже некогда. Положительный мазок — не «упущенная инфекция», а заранее известный пункт плана родов. Подробнее об этих анализах — в Теме 9, раздел 9.16 «Анализы на инфекции, которые делают всем: что ищут и зачем».</w:t>
+      </w:r>
+    </w:p>
+    <w:p>
+      <w:pPr>
+        <w:pStyle w:val="BodyText"/>
+      </w:pPr>
+      <w:r>
+        <w:rPr/>
+        <w:t xml:space="preserve">Выбирает препарат врач. Часть антибиотиков при беременности не применяют. Один из них нужно запомнить, потому что он до сих пор лежит во многих домашних аптечках: тетрациклин при беременности не используют никогда. Доксициклин из той же группы американские стоматологические рекомендации тоже относят к препаратам, которые при беременности заменяют.</w:t>
       </w:r>
     </w:p>
     <w:p>
@@ -2992,10 +3013,8 @@
         <w:t xml:space="preserve">уточнить, сколько дней длится курс</w:t>
       </w:r>
       <w:r>
-        <w:t xml:space="preserve"> </w:t>
-      </w:r>
-      <w:r>
-        <w:t xml:space="preserve">— эту цифру называет врач, единой длительности нет, и записать её стоит сразу, а не вспоминать на пятый день;</w:t>
+        <w:rPr/>
+        <w:t xml:space="preserve"> — эту цифру называет врач, единой длительности нет, и записать её лучше сразу, а не вспоминать на пятый день;</w:t>
       </w:r>
     </w:p>
     <w:p>
@@ -3051,23 +3070,26 @@
         <w:pStyle w:val="FirstParagraph"/>
       </w:pPr>
       <w:r>
-        <w:t xml:space="preserve">Таблетка уже принята — до того, как вы узнали о беременности, или в момент, когда думать о ней было некогда. Дальше обычно начинается поиск в интернете, и находится там всё сразу: от «ничего страшного» до самого худшего, что можно вообразить. Разбираться в этой ситуации нужно спокойно, и начинать стоит не с препарата.</w:t>
-      </w:r>
-    </w:p>
-    <w:p>
-      <w:pPr>
-        <w:pStyle w:val="BodyText"/>
-      </w:pPr>
-      <w:r>
-        <w:t xml:space="preserve">Сначала — две вещи, которые помогут оценить случившееся.</w:t>
-      </w:r>
-    </w:p>
-    <w:p>
-      <w:pPr>
-        <w:pStyle w:val="BodyText"/>
-      </w:pPr>
-      <w:r>
-        <w:t xml:space="preserve">Первая: определённый риск есть у любой беременности, независимо от лекарств. По международным данным, примерно четыре ребёнка из ста, около четырёх процентов, рождаются с крупным пороком развития, а около шестнадцати процентов известных беременностей заканчиваются самопроизвольным прерыванием. Службы тератологической информации называют похожую величину: любая беременность начинается с вероятностью врождённого порока 3–5 % — принимала женщина что-нибудь или нет. Эти цифры нужны как точка отсчёта: без них любое совпадение по времени кажется причиной.</w:t>
+        <w:rPr/>
+        <w:t xml:space="preserve">Таблетка уже принята: до того, как стало известно о беременности, или в момент, когда думать о ней было некогда. Дальше обычно начинается поиск в интернете, где находится всё сразу, от «ничего страшного» до самого худшего. Начинать разбираться нужно не с препарата.</w:t>
+      </w:r>
+    </w:p>
+    <w:p>
+      <w:pPr>
+        <w:pStyle w:val="BodyText"/>
+      </w:pPr>
+      <w:r>
+        <w:rPr/>
+        <w:t xml:space="preserve">Оценить случившееся помогают две вещи.</w:t>
+      </w:r>
+    </w:p>
+    <w:p>
+      <w:pPr>
+        <w:pStyle w:val="BodyText"/>
+      </w:pPr>
+      <w:r>
+        <w:rPr/>
+        <w:t xml:space="preserve">Первая: определённый риск есть у любой беременности, независимо от лекарств. По международным данным, примерно четыре ребёнка из ста, около четырёх процентов, рождаются с крупным пороком развития, а около шестнадцати процентов известных беременностей заканчиваются самопроизвольным прерыванием. Службы тератологической информации называют похожую величину: любая беременность начинается с вероятностью врождённого порока 3–5 %, принимала женщина что-нибудь или нет. Эти цифры нужны как точка отсчёта: без них любое совпадение по времени кажется причиной.</w:t>
       </w:r>
     </w:p>
     <w:p>
@@ -3231,10 +3253,8 @@
         <w:t xml:space="preserve">Когда ждать нельзя.</w:t>
       </w:r>
       <w:r>
-        <w:t xml:space="preserve"> </w:t>
-      </w:r>
-      <w:r>
-        <w:t xml:space="preserve">Исключение одно, и связано оно не с препаратом, а с самочувствием. Если вместе с приёмом появились:</w:t>
+        <w:rPr/>
+        <w:t xml:space="preserve"> Исключение связано не с препаратом, а с самочувствием. Если после приёма появились:</w:t>
       </w:r>
     </w:p>
     <w:p>
@@ -3304,15 +3324,17 @@
         <w:pStyle w:val="FirstParagraph"/>
       </w:pPr>
       <w:r>
-        <w:t xml:space="preserve">На вопрос «а это можно при беременности?» почти всегда отвечают бесполезно, и дело не в том, что от вас отмахиваются. Без подробностей на него ответить нельзя, поэтому отвечающий говорит единственное, что для него безопасно: «лучше не надо» или «спросите у своего врача». Ни то ни другое вам не помогает.</w:t>
-      </w:r>
-    </w:p>
-    <w:p>
-      <w:pPr>
-        <w:pStyle w:val="BodyText"/>
-      </w:pPr>
-      <w:r>
-        <w:t xml:space="preserve">Полезный вопрос складывается из пяти деталей. Все они вам уже известны — нужно просто назвать их вместе.</w:t>
+        <w:rPr/>
+        <w:t xml:space="preserve">На вопрос «а это можно при беременности?» почти всегда отвечают бесполезно, и не потому, что от вас отмахиваются: без подробностей на него ответить нельзя. Поэтому отвечающий говорит единственное, что для него безопасно: «лучше не надо» или «спросите у своего врача». Ни то ни другое не помогает.</w:t>
+      </w:r>
+    </w:p>
+    <w:p>
+      <w:pPr>
+        <w:pStyle w:val="BodyText"/>
+      </w:pPr>
+      <w:r>
+        <w:rPr/>
+        <w:t xml:space="preserve">Полезный вопрос складывается из пяти деталей, и все они уже известны: их нужно назвать вместе.</w:t>
       </w:r>
     </w:p>
     <w:p>
@@ -3350,10 +3372,8 @@
         <w:t xml:space="preserve">Срок беременности</w:t>
       </w:r>
       <w:r>
-        <w:t xml:space="preserve"> </w:t>
-      </w:r>
-      <w:r>
-        <w:t xml:space="preserve">в неделях — не «второй триместр», а число. Почему от него зависит ответ — в разделе 7.2 «Срок беременности: почему от него зависит ответ».</w:t>
+        <w:rPr/>
+        <w:t xml:space="preserve"> в неделях: не «второй триместр», а число. Почему от него зависит ответ — в разделе 7.2 «Срок беременности: почему от него зависит ответ».</w:t>
       </w:r>
     </w:p>
     <w:p>
@@ -3534,7 +3554,8 @@
         <w:pStyle w:val="BodyText"/>
       </w:pPr>
       <w:r>
-        <w:t xml:space="preserve">Как проверить лекарство, как спросить о нём врача и что делать, если оно уже принято, — в Приложении 1 книги, группа «Лекарства». Здесь — общий принцип, чтобы вопрос сложился прямо в кабинете.</w:t>
+        <w:rPr/>
+        <w:t xml:space="preserve">Как проверить лекарство, как спросить о нём врача и что делать, если оно уже принято, — в Приложении 1, группа «Лекарства».</w:t>
       </w:r>
     </w:p>
     <w:bookmarkEnd w:id="38"/>
@@ -3604,7 +3625,8 @@
         <w:pStyle w:val="Compact"/>
       </w:pPr>
       <w:r>
-        <w:t xml:space="preserve">Высокую температуру при беременности сбивают, а не терпят: у нелеченой лихорадки в ранние сроки есть собственный риск. При боли и температуре первым рассматривают парацетамол; при температуре выше 37,5 звонят врачу. Нестероидные противовоспалительные средства — ибупрофен и другие — самостоятельно не принимают: с 20-й недели они противопоказаны, до 20-й их советуют избегать.</w:t>
+        <w:rPr/>
+        <w:t xml:space="preserve">Высокую температуру сбивают, а не терпят: у нелеченой лихорадки в ранние сроки есть собственный риск. При боли и температуре первым рассматривают парацетамол; при температуре выше 37,5 звонят врачу. Нестероидные противовоспалительные средства — ибупрофен и другие — самостоятельно не принимают: с 20-й недели они противопоказаны, до 20-й их советуют избегать.</w:t>
       </w:r>
     </w:p>
     <w:p>

--- a/themes/theme-7/Тема 7 — врачу 21.10.2026.docx
+++ b/themes/theme-7/Тема 7 — врачу 21.10.2026.docx
@@ -328,130 +328,48 @@
       </w:pPr>
       <w:r>
         <w:rPr/>
-        <w:t xml:space="preserve">При поиске в интернете, можно ли при беременности привычную таблетку, почти наверняка попадётся буквенная категория: A, B, C, D или X. Одни сайты подают её как шкалу безопасности, другие приводят без пояснений, а в инструкции из коробки её может не быть вовсе. Причина разнобоя в том, что шкалы, к которой отсылает буква, больше не существует.</w:t>
-      </w:r>
-    </w:p>
-    <w:p>
-      <w:pPr>
-        <w:pStyle w:val="BodyText"/>
-      </w:pPr>
-      <w:r>
-        <w:t xml:space="preserve">Буквенные категории отменило американское Управление по санитарному надзору за качеством пищевых продуктов и медикаментов (FDA). 30 июня 2015 года вступило в силу правило о маркировке лекарств при беременности и кормлении грудью, и буквы из американских инструкций убрали.</w:t>
-      </w:r>
-    </w:p>
-    <w:p>
-      <w:pPr>
-        <w:pStyle w:val="BodyText"/>
-      </w:pPr>
-      <w:r>
-        <w:t xml:space="preserve">Вместо буквы в американской инструкции теперь три части: краткое описание риска, клинические соображения и сами данные — что известно, из каких исследований и насколько это надёжно. Для читательницы важнее всего данные: по ним видно, изучали препарат у беременных или нет.</w:t>
-      </w:r>
-    </w:p>
-    <w:p>
-      <w:pPr>
-        <w:pStyle w:val="BodyText"/>
-      </w:pPr>
-      <w:r>
-        <w:t xml:space="preserve">Буква создавала впечатление упорядоченной шкалы, на которой достаточно выбрать препарат поближе к началу алфавита. Но категория не показывала, откуда взяты сведения — из опытов на животных или из наблюдений за людьми. В одну категорию могли попасть препараты, вред от которых различался и по тяжести, и по частоте.</w:t>
-      </w:r>
-    </w:p>
-    <w:p>
-      <w:pPr>
-        <w:pStyle w:val="BodyText"/>
-      </w:pPr>
-      <w:r>
-        <w:rPr/>
-        <w:t xml:space="preserve">Главное правило для всей главы: «нет данных» и «безопасно» — не одно и то же, и «нет данных» встречается заметно чаще. Беременных почти не включают в исследования новых препаратов, поэтому сведения о большинстве лекарств накапливаются уже после начала продаж, из наблюдений за теми, кто их принимал.</w:t>
-      </w:r>
-    </w:p>
-    <w:p>
-      <w:pPr>
-        <w:pStyle w:val="BodyText"/>
-      </w:pPr>
-      <w:r>
-        <w:rPr>
-          <w:bCs/>
-          <w:b/>
-        </w:rPr>
-        <w:t xml:space="preserve">Российская инструкция.</w:t>
-      </w:r>
-      <w:r>
-        <w:rPr/>
-        <w:t xml:space="preserve"> В российском вкладыше о беременности часто написано «противопоказано» или «применение не рекомендуется», в том числе у препаратов, которые врачи постоянно назначают беременным. Чаще всего причина не в доказанном вреде, а в том, что у беременных препарат не изучали. Пример — наружные ретиноиды (раздел 7.13 «Наружные средства и лечебная косметика: что проходит через кожу»): регуляторы советуют избегать их из предосторожности, хотя данных о вреде при таком применении мало.</w:t>
-      </w:r>
-    </w:p>
-    <w:p>
-      <w:pPr>
-        <w:pStyle w:val="BodyText"/>
-      </w:pPr>
-      <w:r>
-        <w:t xml:space="preserve">Поэтому «противопоказано» во вкладыше — повод задать вопрос врачу, а не основание отменить назначенное им лечение. Врач это ограничение видит и учитывает. Если он выписал препарат, зная о беременности, значит, он взвесил то, чего вкладыш взвесить не может.</w:t>
-      </w:r>
-    </w:p>
-    <w:p>
-      <w:pPr>
-        <w:pStyle w:val="BodyText"/>
-      </w:pPr>
-      <w:r>
-        <w:rPr>
-          <w:bCs/>
-          <w:b/>
-        </w:rPr>
-        <w:t xml:space="preserve">Где во вкладыше искать про беременность.</w:t>
-      </w:r>
-      <w:r>
-        <w:rPr/>
-        <w:t xml:space="preserve"> Американского деления на три части в российском вкладыше нет, но отдельный раздел о беременности в нём обязателен. По правилам Евразийского экономического союза вкладыш составляют по документу для врачей — общей характеристике лекарственного препарата. В ней для этого отведён раздел 4.6 «Фертильность, беременность и лактация», и то, что написано там, должно попасть и во вкладыш.</w:t>
-      </w:r>
-    </w:p>
-    <w:p>
-      <w:pPr>
-        <w:pStyle w:val="BodyText"/>
-      </w:pPr>
-      <w:r>
-        <w:t xml:space="preserve">Раздел ищут по названию. Он называется «Применение при беременности и в период грудного вскармливания» или «Применение при беременности и кормлении грудью»: название зависит от производителя, содержание — нет.</w:t>
-      </w:r>
-    </w:p>
-    <w:p>
-      <w:pPr>
-        <w:pStyle w:val="BodyText"/>
-      </w:pPr>
-      <w:r>
-        <w:rPr/>
-        <w:t xml:space="preserve">Скорее всего, и там будет написано «противопоказано» или «применение не рекомендуется» без подробного объяснения. Разговор с врачом этот раздел не заменяет, но помогает к нему подготовиться: зная, что написано в инструкции, можно спросить, почему препарат всё-таки назначен.</w:t>
-      </w:r>
-    </w:p>
-    <w:p>
-      <w:pPr>
-        <w:pStyle w:val="BodyText"/>
-      </w:pPr>
-      <w:r>
-        <w:rPr>
-          <w:bCs/>
-          <w:b/>
-        </w:rPr>
-        <w:t xml:space="preserve">Если рядом стоит буква.</w:t>
-      </w:r>
-      <w:r>
-        <w:rPr/>
-        <w:t xml:space="preserve"> В российских справочниках и в разговорах буквенные категории встречаются до сих пор. Например, бензоила пероксид — обычное вещество из аптечных средств от акне (раздел 7.13 «Наружные средства и лечебная косметика: что проходит через кожу»). В российском справочнике лекарственных средств о беременности у него две строки: «При беременности назначают только в случае крайней необходимости» и «Категория действия на плод по FDA — C».</w:t>
-      </w:r>
-    </w:p>
-    <w:p>
-      <w:pPr>
-        <w:pStyle w:val="BodyText"/>
-      </w:pPr>
-      <w:r>
-        <w:t xml:space="preserve">Вес у этих строк разный. Первая взята из инструкции производителя и говорит, как обращаться с веществом. Вторая — след отменённой шкалы: буква и раньше не сообщала, откуда взяты сведения и насколько тяжёл возможный вред, а после отмены шкалы отдельного смысла не имеет.</w:t>
-      </w:r>
-    </w:p>
-    <w:p>
-      <w:pPr>
-        <w:pStyle w:val="BodyText"/>
-      </w:pPr>
-      <w:r>
-        <w:rPr/>
-        <w:t xml:space="preserve">Поэтому, где бы ни попалась буква, читайте слова рядом с ней: «только в случае крайней необходимости», «применение не рекомендуется», «противопоказано». Это и есть содержание записи, и именно эту формулировку называют врачу. Букву запоминать не нужно.</w:t>
+        <w:t xml:space="preserve">В российской инструкции к лекарству о беременности есть отдельный раздел: «Применение при беременности и в период грудного вскармливания» или «Применение при беременности и кормлении грудью». Часто там написано «противопоказано» или «применение не рекомендуется», в том числе у препаратов, которые врачи постоянно назначают беременным.</w:t>
+      </w:r>
+    </w:p>
+    <w:p>
+      <w:pPr>
+        <w:pStyle w:val="BodyText"/>
+      </w:pPr>
+      <w:r>
+        <w:rPr/>
+        <w:t xml:space="preserve">Чаще всего причина не в доказанном вреде, а в том, что у беременных препарат не изучали: их почти не включают в исследования новых лекарств. Сведения накапливаются позже, из наблюдений за женщинами, которые препарат принимали. Поэтому запись «нет данных» не означает ни «опасно», ни «безопасно». Пример — наружные ретиноиды: их советуют избегать из предосторожности, хотя данных о вреде при таком применении мало (раздел 7.13 «Наружные средства и лечебная косметика: что проходит через кожу»).</w:t>
+      </w:r>
+    </w:p>
+    <w:p>
+      <w:pPr>
+        <w:pStyle w:val="BodyText"/>
+      </w:pPr>
+      <w:r>
+        <w:rPr>
+          <w:b w:val="1"/>
+          <w:bCs w:val="1"/>
+        </w:rPr>
+        <w:t xml:space="preserve">Если в инструкции к назначенному препарату написано «противопоказано»,</w:t>
+      </w:r>
+      <w:r>
+        <w:rPr/>
+        <w:t xml:space="preserve"> не отменяйте его сами, а спросите врача, почему он назначен. Врач видит это ограничение и, выписывая препарат беременной, сравнивает пользу с риском. Вкладыш этого сделать не может.</w:t>
+      </w:r>
+    </w:p>
+    <w:p>
+      <w:pPr>
+        <w:pStyle w:val="BodyText"/>
+      </w:pPr>
+      <w:r>
+        <w:rPr>
+          <w:b w:val="1"/>
+          <w:bCs w:val="1"/>
+        </w:rPr>
+        <w:t xml:space="preserve">Буквы A, B, C, D и X.</w:t>
+      </w:r>
+      <w:r>
+        <w:rPr/>
+        <w:t xml:space="preserve"> На сайтах и в справочниках до сих пор встречаются буквенные категории — американская шкала безопасности лекарств при беременности. Американское Управление по санитарному надзору за качеством пищевых продуктов и медикаментов (FDA) отменило её 30 июня 2015 года: буква не показывала, откуда взяты сведения и насколько тяжёл возможный вред. Если рядом с буквой есть слова — «только в случае крайней необходимости», «применение не рекомендуется», «противопоказано», — ориентируйтесь на них и называйте их врачу.</w:t>
       </w:r>
     </w:p>
     <w:bookmarkEnd w:id="22"/>
